--- a/backend/tools/Journal/CERiMRE_output.docx
+++ b/backend/tools/Journal/CERiMRE_output.docx
@@ -8,7 +8,12 @@
         <w:jc w:val="center"/>
       </w:pPr>
       <w:r>
-        <w:t>Arsitektur Keamanan End-to-End Transfer Data IoT: Sensor ke GUI Berbasis Cloud</w:t>
+        <w:rPr>
+          <w:rFonts w:ascii="Arial" w:hAnsi="Arial" w:cs="Arial"/>
+          <w:b/>
+          <w:sz w:val="28"/>
+        </w:rPr>
+        <w:t>Perancangan Sistem Kendali PID pada Lengan Robot Industri untuk Peningkatan Presisi Pengelasan Komponen Otomotif</w:t>
       </w:r>
     </w:p>
     <w:p>
@@ -17,6 +22,10 @@
         <w:jc w:val="center"/>
       </w:pPr>
       <w:r>
+        <w:rPr>
+          <w:rFonts w:ascii="Arial" w:hAnsi="Arial" w:cs="Arial"/>
+          <w:sz w:val="20"/>
+        </w:rPr>
         <w:t>Annabil Hisyam</w:t>
       </w:r>
     </w:p>
@@ -45,7 +54,7 @@
           <w:i/>
           <w:sz w:val="18"/>
         </w:rPr>
-        <w:t>annabil066@student.undip.ac.id</w:t>
+        <w:t>annabilhisyammuyassa@students.undip.ac.id</w:t>
       </w:r>
     </w:p>
     <w:p>
@@ -68,7 +77,11 @@
         <w:jc w:val="both"/>
       </w:pPr>
       <w:r>
-        <w:t>Pertumbuhan ekosistem Internet of Things (IoT) memunculkan risiko kebocoran data akibat transmisi plaintext dari sensor ke antarmuka pengguna berbasis cloud. Penelitian ini mengatasi celah keamanan yang belum tertangani secara holistik pada rantai data IoT, dari akuisisi hingga visualisasi. Metode yang diusulkan mengintegrasikan protokol TLS 1.3 pada lapisan transport, otentikasi token berbasis OAuth 2.0 pada broker MQTT, dan enkripsi AES-256 end-to-end dengan pembaruan kunci periodik. Arsitektur diimplementasikan pada mikrokontroler ESP32 dan platform cloud AWS IoT Core, sementara GUI web berbasis React.js menyajikan data hasil dekripsi. Simulasi dengan 100 sensor dummy menghasilkan metrik keamanan yang diukur melalui waktu enkripsi rata-rata 8.2 ms, latensi end-to-end 45.3 ms, dan skor keandalan 99.7%. Perbandingan dengan metode tanpa enkripsi menunjukkan penurunan risiko penyadapan sebesar 92% tanpa melampaui batas toleransi latensi aplikasi industri. Hasil ini menegaskan bahwa arsitektur keamanan ringan dapat diterapkan pada perangkat sumber daya terbatas dengan mempertahankan ketersediaan data real-time.</w:t>
+        <w:rPr>
+          <w:rFonts w:ascii="Arial" w:hAnsi="Arial" w:cs="Arial"/>
+          <w:sz w:val="20"/>
+        </w:rPr>
+        <w:t>Presisi pengelasan pada lengan robot industri menjadi faktor krusial dalam produksi komponen otomotif, namun gangguan eksternal dan non-linearitas aktuator sering menyebabkan deviasi lintasan. Penelitian ini merancang sistem kendali Proporsional-Integral-Derivatif (PID) yang dioptimalkan untuk meningkatkan akurasi posisi ujung lengan robot pada proses pengelasan titik. Metode meliputi pemodelan kinematik lengan robot enam derajat kebebasan menggunakan transformasi Denavit-Hartenberg, penentuan parameter PID melalui metode Ziegler-Nichols, serta simulasi menggunakan MATLAB/Simulink. Hasil simulasi menunjukkan bahwa sistem kendali PID mampu mengurangi kesalahan keadaan tunak hingga nilai $X_1$ mm dan waktu naik $X_2$ detik. dengan overshoot maksimum $X_3$ persen. Dibandingkan dengan kendali proporsional murni dan kendali on-off, PID memberikan perbaikan waktu penetapan sebesar $X_4$ persen dan penurunan overshoot sebesar $X_5$ persen. Temuan ini mengindikasikan bahwa kendali PID dapat diandalkan untuk aplikasi pengelasan robotik yang memerlukan presisi tinggi.</w:t>
       </w:r>
     </w:p>
     <w:p>
@@ -90,7 +103,7 @@
           <w:i/>
           <w:sz w:val="20"/>
         </w:rPr>
-        <w:t>IoT, keamanan end-to-end, enkripsi AES, MQTT, cloud computing, transfer data sensor</w:t>
+        <w:t>kendali PID, lengan robot, pengelasan otomotif, presisi, simulasi MATLAB, Ziegler-Nichols</w:t>
       </w:r>
     </w:p>
     <w:p>
@@ -99,6 +112,11 @@
         <w:jc w:val="left"/>
       </w:pPr>
       <w:r>
+        <w:rPr>
+          <w:rFonts w:ascii="Arial" w:hAnsi="Arial" w:cs="Arial"/>
+          <w:b/>
+          <w:sz w:val="20"/>
+        </w:rPr>
         <w:t>PENDAHULUAN</w:t>
       </w:r>
     </w:p>
@@ -109,11 +127,10 @@
       </w:pPr>
       <w:r>
         <w:rPr>
-          <w:b w:val="0"/>
-          <w:i w:val="0"/>
-          <w:u w:val="none"/>
-        </w:rPr>
-        <w:t>Ledakan perangkat IoT â diperkirakan mencapai 29 miliar unit pada 2030 â telah menyuntikkan ketersediaan data real-time ke dalam rantai pasok, manufaktur cerdas, dan pemantauan lingkungan [1]. Namun, setiap titik koneksi memperluas permukaan serangan: data yang berpindah dari sensor di lapangan ke dasbor operator di cloud melewati berbagai segmen jaringan yang tak terlindungi [2]. Serangan Man-in-the-Middle (MitM), spoofing, dan penyadapan fisik menjadi ancaman nyata bagi integritas dan kerahasiaan data [3]. Konsekuensi pelanggaran bukan sekadar kehilangan informasi, melainkan potensi sabotase kendali industri, seperti perubahan setpoint suhu yang memicu kerusakan mesin [2].</w:t>
+          <w:rFonts w:ascii="Arial" w:hAnsi="Arial" w:cs="Arial"/>
+          <w:sz w:val="20"/>
+        </w:rPr>
+        <w:t>Industri otomotif global terus mendorong peningkatan produktivitas dan kualitas melalui otomatisasi proses produksi. Salah satu proses yang menuntut presisi tinggi adalah pengelasan komponen bodi kendaraan, di mana deviasi posisi ujung lengan robot dapat menyebabkan cacat sambungan [1]. Lengan robot enam sumbu telah diadopsi secara luas karena fleksibilitasnya, tetapi ketidaklinearan aktuator dan gesekan sendi menimbulkan tantangan dalam kontrol lintasan. Oleh karena itu, diperlukan sistem kendali yang mampu mempertahankan akurasi posisi sepanjang lintasan pengelasan.</w:t>
       </w:r>
     </w:p>
     <w:p>
@@ -123,11 +140,10 @@
       </w:pPr>
       <w:r>
         <w:rPr>
-          <w:b w:val="0"/>
-          <w:i w:val="0"/>
-          <w:u w:val="none"/>
-        </w:rPr>
-        <w:t>Sebagian besar implementasi IoT saat ini mengandalkan komunikasi plaintext melalui protokol MQTT ringan dengan pertimbangan efisiensi daya [4]. Pendekatan ini kurang aman. Meski beberapa peneliti menambahkan lapisan TLS pada broker, enkripsi hanya terjadi antara perangkat dan broker, menyisakan celah dari broker ke aplikasi cloud dan GUI [5], [6]. Skema keamanan end-to-end yang sesungguhnya â dari mikrokontroler hingga layar pengguna â masih langka diterapkan di ranah node berkemampuan rendah. Di sinilah gap utama: belum adanya arsitektur vertikal yang menenun kriptografi ringan, manajemen kunci periodik, dan integritas data secara kontinu tanpa mengorbankan latensi kritis.</w:t>
+          <w:rFonts w:ascii="Arial" w:hAnsi="Arial" w:cs="Arial"/>
+          <w:sz w:val="20"/>
+        </w:rPr>
+        <w:t>Penelitian sebelumnya telah mengeksplorasi berbagai strategi kendali untuk lengan robot. Kendali Proporsional-Integral-Derivatif (PID) tetap menjadi pilihan utama karena kesederhanaan dan efektivitasnya dalam banyak aplikasi industri [2]. Namun, parameter tetap PID seringkali tidak mencukupi saat menghadapi beban variabel dan perubahan lingkungan [3]. Hal ini mendorong pengembangan metode adaptif dan penalaan otomatis, termasuk penggunaan algoritma optimasi seperti Particle Swarm Optimization (PSO) dan Genetic Algorithm (GA). Meskipun demikian, implementasi metode tersebut memerlukan sumber daya komputasi yang lebih besar dan belum tentu sesuai untuk sistem lengan robot skala kecil-menengah [4].</w:t>
       </w:r>
     </w:p>
     <w:p>
@@ -137,11 +153,10 @@
       </w:pPr>
       <w:r>
         <w:rPr>
-          <w:b w:val="0"/>
-          <w:i w:val="0"/>
-          <w:u w:val="none"/>
-        </w:rPr>
-        <w:t>Merespons kekosongan itu, paper ini mengusulkan arsitektur keamanan end-to-end yang menggabungkan tiga lapis pertahanan: (1) enkripsi sisi perangkat dengan AES-256 dan kunci sesi yang diperbarui setiap 60 detik; (2) autentikasi dua arah berbasis token OAuth 2.0 pada broker MQTT; dan (3) transmisi HTTPS/WebSocket aman ke antarmuka GUI cloud. Kontribusi utama mencakup:</w:t>
+          <w:rFonts w:ascii="Arial" w:hAnsi="Arial" w:cs="Arial"/>
+          <w:sz w:val="20"/>
+        </w:rPr>
+        <w:t>Kesenjangan penelitian yang teridentifikasi adalah belum adanya studi yang secara spesifik merancang dan menguji kendali PID untuk pengelasan titik pada komponen otomotif dengan mempertimbangkan karakteristik beban dinamis dan gangguan eksternal. Sebagian besar penelitian berfokus pada aplikasi robot bongkar muat atau perakitan yang memiliki tuntutan presisi lebih rendah [5]. Oleh karena itu, penelitian ini bertujuan merancang sistem kendali PID yang dituning dengan metode Ziegler-Nichols dan memvalidasi kinerjanya melalui simulasi yang merepresentasikan skenario pengelasan sebenarnya.</w:t>
       </w:r>
     </w:p>
     <w:p>
@@ -151,55 +166,10 @@
       </w:pPr>
       <w:r>
         <w:rPr>
-          <w:b w:val="0"/>
-          <w:i w:val="0"/>
-          <w:u w:val="none"/>
-        </w:rPr>
-        <w:t>â¢ Integrasi protokol keamanan pada ESP32 yang hanya menambah overhead komputasi kurang dari 5% dibanding mode tanpa enkripsi.</w:t>
-      </w:r>
-      <w:r>
-        <w:br/>
-      </w:r>
-      <w:r>
-        <w:rPr>
-          <w:b w:val="0"/>
-          <w:i w:val="0"/>
-          <w:u w:val="none"/>
-        </w:rPr>
-        <w:t>â¢ Perancangan antarmuka cloud-native yang mendekripsi data dari banyak sensor secara paralel tanpa membebani browser klien.</w:t>
-      </w:r>
-      <w:r>
-        <w:br/>
-      </w:r>
-      <w:r>
-        <w:rPr>
-          <w:b w:val="0"/>
-          <w:i w:val="0"/>
-          <w:u w:val="none"/>
-        </w:rPr>
-        <w:t>â¢ Pengujian eksperimental yang mengukur latensi, throughput, dan kemungkinan intersepsi dalam jaringan yang disimulasikan.</w:t>
-      </w:r>
-      <w:r>
-        <w:br/>
-      </w:r>
-      <w:r>
-        <w:rPr>
-          <w:b w:val="0"/>
-          <w:i w:val="0"/>
-          <w:u w:val="none"/>
-        </w:rPr>
-        <w:t>â¢ Formula matematis untuk memperkirakan waktu siklus enkripsi/dekripsi yang divalidasi lewat benchmark perangkat keras.</w:t>
-      </w:r>
-      <w:r>
-        <w:br/>
-      </w:r>
-      <w:r>
-        <w:rPr>
-          <w:b w:val="0"/>
-          <w:i w:val="0"/>
-          <w:u w:val="none"/>
-        </w:rPr>
-        <w:t>â¢ Analisis perbandingan kuantitatif terhadap dua skema keamanan IoT sebelumnya.</w:t>
+          <w:rFonts w:ascii="Arial" w:hAnsi="Arial" w:cs="Arial"/>
+          <w:sz w:val="20"/>
+        </w:rPr>
+        <w:t>Kontribusi spesifik penelitian ini meliputi:</w:t>
       </w:r>
     </w:p>
     <w:p>
@@ -209,11 +179,62 @@
       </w:pPr>
       <w:r>
         <w:rPr>
-          <w:b w:val="0"/>
-          <w:i w:val="0"/>
-          <w:u w:val="none"/>
-        </w:rPr>
-        <w:t>Struktur selanjutnya diatur sebagai berikut: Bagian 2 meninjau studi terkait keamanan IoT dan teknik kriptografi di perangkat terbatas. Bagian 3 memaparkan desain arsitektur dan implementasinya secara rinci. Bagian 4 menyajikan hasil pengujian, analisis, dan perbandingan. Bagian 5 menutup dengan simpulan dan arahan riset masa depan.</w:t>
+          <w:rFonts w:ascii="Arial" w:hAnsi="Arial" w:cs="Arial"/>
+          <w:sz w:val="20"/>
+        </w:rPr>
+        <w:t>• Perancangan model kinematik lengan robot enam derajat kebebasan untuk lintasan pengelasan komponen otomotif.</w:t>
+      </w:r>
+    </w:p>
+    <w:p>
+      <w:pPr>
+        <w:spacing w:before="0" w:after="0"/>
+        <w:jc w:val="both"/>
+      </w:pPr>
+      <w:r>
+        <w:rPr>
+          <w:rFonts w:ascii="Arial" w:hAnsi="Arial" w:cs="Arial"/>
+          <w:sz w:val="20"/>
+        </w:rPr>
+        <w:t>• Penentuan parameter PID optimal menggunakan metode Ziegler-Nichols kedua yang disesuaikan dengan respons loop tertutup.</w:t>
+      </w:r>
+    </w:p>
+    <w:p>
+      <w:pPr>
+        <w:spacing w:before="0" w:after="0"/>
+        <w:jc w:val="both"/>
+      </w:pPr>
+      <w:r>
+        <w:rPr>
+          <w:rFonts w:ascii="Arial" w:hAnsi="Arial" w:cs="Arial"/>
+          <w:sz w:val="20"/>
+        </w:rPr>
+        <w:t>• Analisis komparatif kinerja kendali PID terhadap kendali proporsional murni dan kendali on-off pada indikator overshoot, waktu naik, waktu penetapan, dan kesalahan keadaan tunak.</w:t>
+      </w:r>
+    </w:p>
+    <w:p>
+      <w:pPr>
+        <w:spacing w:before="0" w:after="0"/>
+        <w:jc w:val="both"/>
+      </w:pPr>
+      <w:r>
+        <w:rPr>
+          <w:rFonts w:ascii="Arial" w:hAnsi="Arial" w:cs="Arial"/>
+          <w:sz w:val="20"/>
+        </w:rPr>
+        <w:t>• Rekomendasi parameter awal untuk implementasi nyata pada pengontrol lengan robot berbasis mikrokontroler atau PLC.</w:t>
+      </w:r>
+    </w:p>
+    <w:p>
+      <w:pPr>
+        <w:spacing w:before="0" w:after="0"/>
+        <w:jc w:val="both"/>
+      </w:pPr>
+      <w:r>
+        <w:rPr>
+          <w:rFonts w:ascii="Arial" w:hAnsi="Arial" w:cs="Arial"/>
+          <w:sz w:val="20"/>
+        </w:rPr>
+        <w:t>Sistematika penulisan paper ini adalah sebagai berikut. Bagian 2 menyajikan tinjauan pustaka mencakup penelitian terdahulu dan kerangka teoritis kendali PID serta pemodelan robot. Bagian 3 menjelaskan metodologi perancangan, termasuk pemodelan kinematik, penalaan PID, dan prosedur simulasi. Bagian 4 memaparkan hasil simulasi serta pembahasan yang membandingkan dengan metode lain. Bagian 5 memberikan kesimpulan dan saran untuk penelitian selanjutnya.</w:t>
       </w:r>
     </w:p>
     <w:p>
@@ -222,6 +243,11 @@
         <w:jc w:val="left"/>
       </w:pPr>
       <w:r>
+        <w:rPr>
+          <w:rFonts w:ascii="Arial" w:hAnsi="Arial" w:cs="Arial"/>
+          <w:b/>
+          <w:sz w:val="20"/>
+        </w:rPr>
         <w:t>TINJAUAN PUSTAKA</w:t>
       </w:r>
     </w:p>
@@ -232,26 +258,1080 @@
       </w:pPr>
       <w:r>
         <w:rPr>
-          <w:b w:val="0"/>
-          <w:i w:val="0"/>
-          <w:u w:val="none"/>
-        </w:rPr>
-        <w:t>Subbagian berikut merangkum fondasi teoretis dan empiris yang mendukung perancangan arsitektur keamanan end-to-end. Pertama dibahas arsitektur IoT dan vektor ancamannya, lalu perkembangan protokol keamanan untuk perangkat berkemampuan rendah.</w:t>
+          <w:rFonts w:ascii="Arial" w:hAnsi="Arial" w:cs="Arial"/>
+          <w:sz w:val="20"/>
+        </w:rPr>
+        <w:t>Tinjauan pustaka ini mengkaji studi-studi terkait kendali posisi lengan robot serta kerangka teoritis yang mendasari perancangan sistem kendali PID untuk pengelasan.</w:t>
       </w:r>
     </w:p>
     <w:p>
       <w:pPr>
         <w:spacing w:before="60" w:after="60"/>
+        <w:jc w:val="left"/>
+      </w:pPr>
+      <w:r>
+        <w:rPr>
+          <w:rFonts w:ascii="Arial" w:hAnsi="Arial" w:cs="Arial"/>
+          <w:b/>
+          <w:sz w:val="20"/>
+        </w:rPr>
+        <w:t>Tinjauan Penelitian Terdahulu</w:t>
+      </w:r>
+    </w:p>
+    <w:p>
+      <w:pPr>
+        <w:spacing w:before="0" w:after="0"/>
+        <w:jc w:val="both"/>
+      </w:pPr>
+      <w:r>
+        <w:rPr>
+          <w:rFonts w:ascii="Arial" w:hAnsi="Arial" w:cs="Arial"/>
+          <w:sz w:val="20"/>
+        </w:rPr>
+        <w:t>Penelitian di bidang kendali lengan robot telah banyak dilakukan dengan berbagai pendekatan. Smith et al. [6] mengimplementasikan kendali PID adaptif menggunakan algoritma Recursive Least Squares (RLS) pada lengan robot 3-DOF. Hasil eksperimen menunjukkan pengurangan kesalahan jejak sebesar Y1 mm dibandingkan PID tetap. Namun, metode ini memerlukan pembaruan parameter secara online yang membebani prosesor.</w:t>
+      </w:r>
+    </w:p>
+    <w:p>
+      <w:pPr>
+        <w:spacing w:before="0" w:after="0"/>
+        <w:jc w:val="both"/>
+      </w:pPr>
+      <w:r>
+        <w:rPr>
+          <w:rFonts w:ascii="Arial" w:hAnsi="Arial" w:cs="Arial"/>
+          <w:sz w:val="20"/>
+        </w:rPr>
+        <w:t>Chen dan Li [7] mengusulkan kendali PID berbasis jaringan syaraf tiruan untuk kompensasi gesekan pada sendi robot. Skema ini berhasil menurunkan overshoot hingga Y2 persen tetapi memakan waktu pelatihan yang panjang. Sementara itu, Kumar et al. [8] membandingkan kinerja PID dengan kendali logika fuzzy pada lengan robot pengelasan. Mereka melaporkan bahwa kendali fuzzy unggul dalam menangani non-linearitas, namun implementasinya lebih kompleks.</w:t>
+      </w:r>
+    </w:p>
+    <w:p>
+      <w:pPr>
+        <w:spacing w:before="0" w:after="0"/>
+        <w:jc w:val="both"/>
+      </w:pPr>
+      <w:r>
+        <w:rPr>
+          <w:rFonts w:ascii="Arial" w:hAnsi="Arial" w:cs="Arial"/>
+          <w:sz w:val="20"/>
+        </w:rPr>
+        <w:t>Dalam domain pengelasan robotik, Gonzalez et al. [9] merancang kendali solid H_∞ untuk menjaga kualitas las meskipun ada gangguan. Pendekatan tersebut memberikan jaminan stabilitas tetapi menghasilkan pengontrol orde tinggi yang sulit direalisasikan pada pengontrol industri murah. Penelitian lain oleh Park dan Kim [10] berfokus pada penalaan PID otomatis menggunakan optimasi Particle Swarm (PSO) untuk robot SCARA. memperoleh waktu penetapan rata-rata Y3 detik.</w:t>
+      </w:r>
+    </w:p>
+    <w:p>
+      <w:pPr>
+        <w:spacing w:before="0" w:after="0"/>
+        <w:jc w:val="both"/>
+      </w:pPr>
+      <w:r>
+        <w:rPr>
+          <w:rFonts w:ascii="Arial" w:hAnsi="Arial" w:cs="Arial"/>
+          <w:sz w:val="20"/>
+        </w:rPr>
+        <w:t>Keterbatasan yang terlihat dari penelitian-penelitian tersebut adalah: (1) sebagian besar menggunakan lengan robot dengan jumlah sumbu terbatas (3 atau 4 DOF), (2) beban yang digunakan tidak mewakili kondisi pengelasan titik dengan massa elektroda dan gaya kontak, dan (3) tidak ada yang secara eksplisit mempertimbangkan gangguan dari pergerakan konveyor atau getaran mesin. Oleh karena itu, penelitian ini mengisi gap dengan merancang PID untuk lengan robot 6-DOF pada skenario pengelasan komponen otomotif yang mencakup beban variabel.</w:t>
+      </w:r>
+    </w:p>
+    <w:p>
+      <w:pPr>
+        <w:spacing w:before="0" w:after="0"/>
+        <w:jc w:val="both"/>
+      </w:pPr>
+      <w:r>
+        <w:rPr>
+          <w:rFonts w:ascii="Arial" w:hAnsi="Arial" w:cs="Arial"/>
+          <w:sz w:val="20"/>
+        </w:rPr>
+        <w:t>Selain itu, beberapa studi menggunakan data eksperimental nyata, namun penelitian ini memanfaatkan simulasi untuk menyediakan baseline perbandingan yang terkontrol. Hal ini penting karena variasi kondisi lapangan sulit direproduksi secara konsisten [11].</w:t>
+      </w:r>
+    </w:p>
+    <w:p>
+      <w:pPr>
+        <w:spacing w:before="60" w:after="60"/>
+        <w:jc w:val="left"/>
+      </w:pPr>
+      <w:r>
+        <w:rPr>
+          <w:rFonts w:ascii="Arial" w:hAnsi="Arial" w:cs="Arial"/>
+          <w:b/>
+          <w:sz w:val="20"/>
+        </w:rPr>
+        <w:t>Kerangka Teoritis</w:t>
+      </w:r>
+    </w:p>
+    <w:p>
+      <w:pPr>
+        <w:spacing w:before="0" w:after="0"/>
+        <w:jc w:val="both"/>
+      </w:pPr>
+      <w:r>
+        <w:rPr>
+          <w:rFonts w:ascii="Arial" w:hAnsi="Arial" w:cs="Arial"/>
+          <w:sz w:val="20"/>
+        </w:rPr>
+        <w:t>Sistem kendali PID terdiri dari tiga komponen: aksi proporsional (P), integral (I), dan derivatif (D). Persamaan kendali PID kontinu dinyatakan oleh</w:t>
+      </w:r>
+    </w:p>
+    <w:p>
+      <w:pPr>
         <w:jc w:val="center"/>
-      </w:pPr>
-      <w:r>
-        <w:rPr>
-          <w:rFonts w:ascii="Arial" w:hAnsi="Arial" w:cs="Arial"/>
-          <w:i/>
-          <w:color w:val="FF0000"/>
-          <w:sz w:val="16"/>
-        </w:rPr>
-        <w:t>[PROMPT UNTUK AI GAMBAR: Blok diagram umum arsitektur IoT tiga lapis dan titik serangan utama. (create an image "A detailed block diagram illustrating a typical three-layer IoT architecture: the perception layer with various sensors (temperature, humidity, motion) connected via Wi-Fi/Bluetooth to an ESP32 microcontroller; the network layer showing an MQTT broker in the cloud with arrows indicating data flow from sensor nodes through a Wi-Fi router and internet gateway; and the application layer displaying a cloud server and a web-based GUI dashboard. Red markers highlight vulnerability points: (1) radio frequency intercept between sensor and router, (2) man-in-the-middle on the wireless link, (3) unauthorized access to the MQTT broker due to weak authentication, (4) data tampering during internet transit, and (5) session hijacking on the web dashboard. Each layer is color-coded: perception layer in green, network in blue, application in orange. The diagram includes annotations like 'Plaintext MQTT', 'No encryption', and 'Weak token' near the respective vulnerabilities. At the bottom, a legend explains symbols for sensor node, cloud server, and red flash icons. White background. Clean academic paper figure style.")]</w:t>
+        <w:spacing w:before="80" w:after="80" w:line="240" w:lineRule="auto"/>
+      </w:pPr>
+      <m:oMathPara>
+        <m:oMath>
+          <m:box>
+            <m:e>
+              <m:r>
+                <m:rPr>
+                  <m:sty m:val="i"/>
+                </m:rPr>
+                <m:t>u</m:t>
+              </m:r>
+              <m:r>
+                <m:rPr>
+                  <m:sty m:val="p"/>
+                </m:rPr>
+                <m:t>(</m:t>
+              </m:r>
+              <m:r>
+                <m:rPr>
+                  <m:sty m:val="i"/>
+                </m:rPr>
+                <m:t>t</m:t>
+              </m:r>
+              <m:r>
+                <m:rPr>
+                  <m:sty m:val="p"/>
+                </m:rPr>
+                <m:t>)</m:t>
+              </m:r>
+              <m:r>
+                <m:rPr>
+                  <m:sty m:val="p"/>
+                </m:rPr>
+                <m:t>=</m:t>
+              </m:r>
+              <m:sSub>
+                <m:e>
+                  <m:r>
+                    <m:rPr>
+                      <m:sty m:val="i"/>
+                    </m:rPr>
+                    <m:t>K</m:t>
+                  </m:r>
+                </m:e>
+                <m:sub>
+                  <m:r>
+                    <m:rPr>
+                      <m:sty m:val="i"/>
+                    </m:rPr>
+                    <m:t>p</m:t>
+                  </m:r>
+                </m:sub>
+              </m:sSub>
+              <m:r>
+                <m:rPr>
+                  <m:sty m:val="i"/>
+                </m:rPr>
+                <m:t>e</m:t>
+              </m:r>
+              <m:r>
+                <m:rPr>
+                  <m:sty m:val="p"/>
+                </m:rPr>
+                <m:t>(</m:t>
+              </m:r>
+              <m:r>
+                <m:rPr>
+                  <m:sty m:val="i"/>
+                </m:rPr>
+                <m:t>t</m:t>
+              </m:r>
+              <m:r>
+                <m:rPr>
+                  <m:sty m:val="p"/>
+                </m:rPr>
+                <m:t>)</m:t>
+              </m:r>
+              <m:r>
+                <m:rPr>
+                  <m:sty m:val="p"/>
+                </m:rPr>
+                <m:t>+</m:t>
+              </m:r>
+              <m:sSub>
+                <m:e>
+                  <m:r>
+                    <m:rPr>
+                      <m:sty m:val="i"/>
+                    </m:rPr>
+                    <m:t>K</m:t>
+                  </m:r>
+                </m:e>
+                <m:sub>
+                  <m:r>
+                    <m:rPr>
+                      <m:sty m:val="i"/>
+                    </m:rPr>
+                    <m:t>i</m:t>
+                  </m:r>
+                </m:sub>
+              </m:sSub>
+              <m:nary>
+                <m:naryPr>
+                  <m:chr m:val="∫"/>
+                  <m:limLoc m:val="subSup"/>
+                </m:naryPr>
+                <m:sub>
+                  <m:r>
+                    <m:rPr>
+                      <m:sty m:val="p"/>
+                    </m:rPr>
+                    <m:t>0</m:t>
+                  </m:r>
+                </m:sub>
+                <m:sup>
+                  <m:r>
+                    <m:rPr>
+                      <m:sty m:val="i"/>
+                    </m:rPr>
+                    <m:t>t</m:t>
+                  </m:r>
+                </m:sup>
+                <m:e>
+                  <m:r>
+                    <m:rPr>
+                      <m:sty m:val="i"/>
+                    </m:rPr>
+                    <m:t>e</m:t>
+                  </m:r>
+                  <m:r>
+                    <m:rPr>
+                      <m:sty m:val="p"/>
+                    </m:rPr>
+                    <m:t>(</m:t>
+                  </m:r>
+                  <m:r>
+                    <m:rPr>
+                      <m:sty m:val="i"/>
+                    </m:rPr>
+                    <m:t>τ</m:t>
+                  </m:r>
+                  <m:r>
+                    <m:rPr>
+                      <m:sty m:val="p"/>
+                    </m:rPr>
+                    <m:t>)</m:t>
+                  </m:r>
+                  <m:r>
+                    <m:rPr>
+                      <m:sty m:val="i"/>
+                    </m:rPr>
+                    <m:t>d</m:t>
+                  </m:r>
+                  <m:r>
+                    <m:rPr>
+                      <m:sty m:val="i"/>
+                    </m:rPr>
+                    <m:t>τ</m:t>
+                  </m:r>
+                  <m:r>
+                    <m:rPr>
+                      <m:sty m:val="p"/>
+                    </m:rPr>
+                    <m:t>+</m:t>
+                  </m:r>
+                  <m:sSub>
+                    <m:e>
+                      <m:r>
+                        <m:rPr>
+                          <m:sty m:val="i"/>
+                        </m:rPr>
+                        <m:t>K</m:t>
+                      </m:r>
+                    </m:e>
+                    <m:sub>
+                      <m:r>
+                        <m:rPr>
+                          <m:sty m:val="i"/>
+                        </m:rPr>
+                        <m:t>d</m:t>
+                      </m:r>
+                    </m:sub>
+                  </m:sSub>
+                  <m:f>
+                    <m:num>
+                      <m:box>
+                        <m:e>
+                          <m:r>
+                            <m:rPr>
+                              <m:sty m:val="i"/>
+                            </m:rPr>
+                            <m:t>d</m:t>
+                          </m:r>
+                          <m:r>
+                            <m:rPr>
+                              <m:sty m:val="i"/>
+                            </m:rPr>
+                            <m:t>e</m:t>
+                          </m:r>
+                          <m:r>
+                            <m:rPr>
+                              <m:sty m:val="p"/>
+                            </m:rPr>
+                            <m:t>(</m:t>
+                          </m:r>
+                          <m:r>
+                            <m:rPr>
+                              <m:sty m:val="i"/>
+                            </m:rPr>
+                            <m:t>t</m:t>
+                          </m:r>
+                          <m:r>
+                            <m:rPr>
+                              <m:sty m:val="p"/>
+                            </m:rPr>
+                            <m:t>)</m:t>
+                          </m:r>
+                        </m:e>
+                      </m:box>
+                    </m:num>
+                    <m:den>
+                      <m:box>
+                        <m:e>
+                          <m:r>
+                            <m:rPr>
+                              <m:sty m:val="i"/>
+                            </m:rPr>
+                            <m:t>d</m:t>
+                          </m:r>
+                          <m:r>
+                            <m:rPr>
+                              <m:sty m:val="i"/>
+                            </m:rPr>
+                            <m:t>t</m:t>
+                          </m:r>
+                        </m:e>
+                      </m:box>
+                    </m:den>
+                  </m:f>
+                </m:e>
+              </m:nary>
+            </m:e>
+          </m:box>
+        </m:oMath>
+      </m:oMathPara>
+      <w:r>
+        <w:rPr>
+          <w:rFonts w:ascii="Arial" w:hAnsi="Arial"/>
+          <w:sz w:val="20"/>
+          <w:szCs w:val="20"/>
+        </w:rPr>
+        <w:t xml:space="preserve">    (1)</w:t>
+      </w:r>
+    </w:p>
+    <w:p>
+      <w:pPr>
+        <w:spacing w:before="0" w:after="0"/>
+        <w:jc w:val="both"/>
+      </w:pPr>
+      <w:r>
+        <w:rPr>
+          <w:rFonts w:ascii="Arial" w:hAnsi="Arial" w:cs="Arial"/>
+          <w:sz w:val="20"/>
+        </w:rPr>
+        <w:t>dengan u(t) adalah sinyal kontrol, e(t) adalah error posisi (selisih antara posisi referensi dan aktual), Kp adalah gain proporsional, Ki adalah gain integral, Kd adalah gain derivatif. Komponen P mengurangi error saat ini, komponen I menghilangkan offset keadaan tunak, dan komponen D memberikan efek antisipatif terhadap perubahan error. Penalaan parameter PID yang tepat sangat penting untuk mencapai trade-off antara respons cepat dan kestabilan.</w:t>
+      </w:r>
+    </w:p>
+    <w:p>
+      <w:pPr>
+        <w:spacing w:before="0" w:after="0"/>
+        <w:jc w:val="both"/>
+      </w:pPr>
+      <w:r>
+        <w:rPr>
+          <w:rFonts w:ascii="Arial" w:hAnsi="Arial" w:cs="Arial"/>
+          <w:sz w:val="20"/>
+        </w:rPr>
+        <w:t>Pemodelan kinematik lengan robot menggunakan parameter Denavit-Hartenberg (DH) menyediakan hubungan antara sudut sendi dengan posisi dan orientasi ujung lengan. Matriks transformasi homogen Tii-1 untuk sendi ke-i didefinisikan oleh parameter θi, di, ai, dan αi. Rantai kinematik total diperoleh dengan perkalian matriks: T60 = T10 T21  T65.</w:t>
+      </w:r>
+    </w:p>
+    <w:p>
+      <w:pPr>
+        <w:jc w:val="center"/>
+        <w:spacing w:before="80" w:after="80" w:line="240" w:lineRule="auto"/>
+      </w:pPr>
+      <m:oMathPara>
+        <m:oMath>
+          <m:box>
+            <m:e>
+              <m:sSub>
+                <m:e>
+                  <m:r>
+                    <m:rPr>
+                      <m:sty m:val="i"/>
+                    </m:rPr>
+                    <m:t>T</m:t>
+                  </m:r>
+                </m:e>
+                <m:sub>
+                  <m:r>
+                    <m:rPr>
+                      <m:sty m:val="i"/>
+                    </m:rPr>
+                    <m:t>i</m:t>
+                  </m:r>
+                </m:sub>
+              </m:sSub>
+              <m:r>
+                <m:rPr>
+                  <m:sty m:val="i"/>
+                </m:rPr>
+                <m:t>i</m:t>
+              </m:r>
+              <m:r>
+                <m:rPr>
+                  <m:sty m:val="p"/>
+                </m:rPr>
+                <m:t>−</m:t>
+              </m:r>
+              <m:r>
+                <m:rPr>
+                  <m:sty m:val="p"/>
+                </m:rPr>
+                <m:t>1</m:t>
+              </m:r>
+              <m:r>
+                <m:rPr>
+                  <m:sty m:val="p"/>
+                </m:rPr>
+                <m:t>=</m:t>
+              </m:r>
+              <m:d>
+                <m:dPr>
+                  <m:begChr m:val="["/>
+                  <m:endChr m:val="]"/>
+                </m:dPr>
+                <m:e>
+                  <m:box>
+                    <m:e>
+                      <m:m>
+                        <m:mr>
+                          <m:e>
+                            <m:box>
+                              <m:e>
+                                <m:r>
+                                  <m:rPr>
+                                    <m:sty m:val="p"/>
+                                  </m:rPr>
+                                  <m:t>cos</m:t>
+                                </m:r>
+                                <m:sSub>
+                                  <m:e>
+                                    <m:r>
+                                      <m:rPr>
+                                        <m:sty m:val="i"/>
+                                      </m:rPr>
+                                      <m:t>θ</m:t>
+                                    </m:r>
+                                  </m:e>
+                                  <m:sub>
+                                    <m:r>
+                                      <m:rPr>
+                                        <m:sty m:val="i"/>
+                                      </m:rPr>
+                                      <m:t>i</m:t>
+                                    </m:r>
+                                  </m:sub>
+                                </m:sSub>
+                              </m:e>
+                            </m:box>
+                          </m:e>
+                          <m:e>
+                            <m:box>
+                              <m:e>
+                                <m:r>
+                                  <m:rPr>
+                                    <m:sty m:val="p"/>
+                                  </m:rPr>
+                                  <m:t>−</m:t>
+                                </m:r>
+                                <m:r>
+                                  <m:rPr>
+                                    <m:sty m:val="p"/>
+                                  </m:rPr>
+                                  <m:t>sin</m:t>
+                                </m:r>
+                                <m:sSub>
+                                  <m:e>
+                                    <m:r>
+                                      <m:rPr>
+                                        <m:sty m:val="i"/>
+                                      </m:rPr>
+                                      <m:t>θ</m:t>
+                                    </m:r>
+                                  </m:e>
+                                  <m:sub>
+                                    <m:r>
+                                      <m:rPr>
+                                        <m:sty m:val="i"/>
+                                      </m:rPr>
+                                      <m:t>i</m:t>
+                                    </m:r>
+                                  </m:sub>
+                                </m:sSub>
+                                <m:r>
+                                  <m:rPr>
+                                    <m:sty m:val="p"/>
+                                  </m:rPr>
+                                  <m:t>cos</m:t>
+                                </m:r>
+                                <m:sSub>
+                                  <m:e>
+                                    <m:r>
+                                      <m:rPr>
+                                        <m:sty m:val="i"/>
+                                      </m:rPr>
+                                      <m:t>α</m:t>
+                                    </m:r>
+                                  </m:e>
+                                  <m:sub>
+                                    <m:r>
+                                      <m:rPr>
+                                        <m:sty m:val="i"/>
+                                      </m:rPr>
+                                      <m:t>i</m:t>
+                                    </m:r>
+                                  </m:sub>
+                                </m:sSub>
+                              </m:e>
+                            </m:box>
+                          </m:e>
+                          <m:e>
+                            <m:box>
+                              <m:e>
+                                <m:r>
+                                  <m:rPr>
+                                    <m:sty m:val="p"/>
+                                  </m:rPr>
+                                  <m:t>sin</m:t>
+                                </m:r>
+                                <m:sSub>
+                                  <m:e>
+                                    <m:r>
+                                      <m:rPr>
+                                        <m:sty m:val="i"/>
+                                      </m:rPr>
+                                      <m:t>θ</m:t>
+                                    </m:r>
+                                  </m:e>
+                                  <m:sub>
+                                    <m:r>
+                                      <m:rPr>
+                                        <m:sty m:val="i"/>
+                                      </m:rPr>
+                                      <m:t>i</m:t>
+                                    </m:r>
+                                  </m:sub>
+                                </m:sSub>
+                                <m:r>
+                                  <m:rPr>
+                                    <m:sty m:val="p"/>
+                                  </m:rPr>
+                                  <m:t>sin</m:t>
+                                </m:r>
+                                <m:sSub>
+                                  <m:e>
+                                    <m:r>
+                                      <m:rPr>
+                                        <m:sty m:val="i"/>
+                                      </m:rPr>
+                                      <m:t>α</m:t>
+                                    </m:r>
+                                  </m:e>
+                                  <m:sub>
+                                    <m:r>
+                                      <m:rPr>
+                                        <m:sty m:val="i"/>
+                                      </m:rPr>
+                                      <m:t>i</m:t>
+                                    </m:r>
+                                  </m:sub>
+                                </m:sSub>
+                              </m:e>
+                            </m:box>
+                          </m:e>
+                          <m:e>
+                            <m:box>
+                              <m:e>
+                                <m:sSub>
+                                  <m:e>
+                                    <m:r>
+                                      <m:rPr>
+                                        <m:sty m:val="i"/>
+                                      </m:rPr>
+                                      <m:t>a</m:t>
+                                    </m:r>
+                                  </m:e>
+                                  <m:sub>
+                                    <m:r>
+                                      <m:rPr>
+                                        <m:sty m:val="i"/>
+                                      </m:rPr>
+                                      <m:t>i</m:t>
+                                    </m:r>
+                                  </m:sub>
+                                </m:sSub>
+                                <m:r>
+                                  <m:rPr>
+                                    <m:sty m:val="p"/>
+                                  </m:rPr>
+                                  <m:t>cos</m:t>
+                                </m:r>
+                                <m:sSub>
+                                  <m:e>
+                                    <m:r>
+                                      <m:rPr>
+                                        <m:sty m:val="i"/>
+                                      </m:rPr>
+                                      <m:t>θ</m:t>
+                                    </m:r>
+                                  </m:e>
+                                  <m:sub>
+                                    <m:r>
+                                      <m:rPr>
+                                        <m:sty m:val="i"/>
+                                      </m:rPr>
+                                      <m:t>i</m:t>
+                                    </m:r>
+                                  </m:sub>
+                                </m:sSub>
+                              </m:e>
+                            </m:box>
+                          </m:e>
+                        </m:mr>
+                        <m:mr>
+                          <m:e>
+                            <m:box>
+                              <m:e>
+                                <m:r>
+                                  <m:rPr>
+                                    <m:sty m:val="p"/>
+                                  </m:rPr>
+                                  <m:t>sin</m:t>
+                                </m:r>
+                                <m:sSub>
+                                  <m:e>
+                                    <m:r>
+                                      <m:rPr>
+                                        <m:sty m:val="i"/>
+                                      </m:rPr>
+                                      <m:t>θ</m:t>
+                                    </m:r>
+                                  </m:e>
+                                  <m:sub>
+                                    <m:r>
+                                      <m:rPr>
+                                        <m:sty m:val="i"/>
+                                      </m:rPr>
+                                      <m:t>i</m:t>
+                                    </m:r>
+                                  </m:sub>
+                                </m:sSub>
+                              </m:e>
+                            </m:box>
+                          </m:e>
+                          <m:e>
+                            <m:box>
+                              <m:e>
+                                <m:r>
+                                  <m:rPr>
+                                    <m:sty m:val="p"/>
+                                  </m:rPr>
+                                  <m:t>cos</m:t>
+                                </m:r>
+                                <m:sSub>
+                                  <m:e>
+                                    <m:r>
+                                      <m:rPr>
+                                        <m:sty m:val="i"/>
+                                      </m:rPr>
+                                      <m:t>θ</m:t>
+                                    </m:r>
+                                  </m:e>
+                                  <m:sub>
+                                    <m:r>
+                                      <m:rPr>
+                                        <m:sty m:val="i"/>
+                                      </m:rPr>
+                                      <m:t>i</m:t>
+                                    </m:r>
+                                  </m:sub>
+                                </m:sSub>
+                                <m:r>
+                                  <m:rPr>
+                                    <m:sty m:val="p"/>
+                                  </m:rPr>
+                                  <m:t>cos</m:t>
+                                </m:r>
+                                <m:sSub>
+                                  <m:e>
+                                    <m:r>
+                                      <m:rPr>
+                                        <m:sty m:val="i"/>
+                                      </m:rPr>
+                                      <m:t>α</m:t>
+                                    </m:r>
+                                  </m:e>
+                                  <m:sub>
+                                    <m:r>
+                                      <m:rPr>
+                                        <m:sty m:val="i"/>
+                                      </m:rPr>
+                                      <m:t>i</m:t>
+                                    </m:r>
+                                  </m:sub>
+                                </m:sSub>
+                              </m:e>
+                            </m:box>
+                          </m:e>
+                          <m:e>
+                            <m:box>
+                              <m:e>
+                                <m:r>
+                                  <m:rPr>
+                                    <m:sty m:val="p"/>
+                                  </m:rPr>
+                                  <m:t>−</m:t>
+                                </m:r>
+                                <m:r>
+                                  <m:rPr>
+                                    <m:sty m:val="p"/>
+                                  </m:rPr>
+                                  <m:t>cos</m:t>
+                                </m:r>
+                                <m:sSub>
+                                  <m:e>
+                                    <m:r>
+                                      <m:rPr>
+                                        <m:sty m:val="i"/>
+                                      </m:rPr>
+                                      <m:t>θ</m:t>
+                                    </m:r>
+                                  </m:e>
+                                  <m:sub>
+                                    <m:r>
+                                      <m:rPr>
+                                        <m:sty m:val="i"/>
+                                      </m:rPr>
+                                      <m:t>i</m:t>
+                                    </m:r>
+                                  </m:sub>
+                                </m:sSub>
+                                <m:r>
+                                  <m:rPr>
+                                    <m:sty m:val="p"/>
+                                  </m:rPr>
+                                  <m:t>sin</m:t>
+                                </m:r>
+                                <m:sSub>
+                                  <m:e>
+                                    <m:r>
+                                      <m:rPr>
+                                        <m:sty m:val="i"/>
+                                      </m:rPr>
+                                      <m:t>α</m:t>
+                                    </m:r>
+                                  </m:e>
+                                  <m:sub>
+                                    <m:r>
+                                      <m:rPr>
+                                        <m:sty m:val="i"/>
+                                      </m:rPr>
+                                      <m:t>i</m:t>
+                                    </m:r>
+                                  </m:sub>
+                                </m:sSub>
+                              </m:e>
+                            </m:box>
+                          </m:e>
+                          <m:e>
+                            <m:box>
+                              <m:e>
+                                <m:sSub>
+                                  <m:e>
+                                    <m:r>
+                                      <m:rPr>
+                                        <m:sty m:val="i"/>
+                                      </m:rPr>
+                                      <m:t>a</m:t>
+                                    </m:r>
+                                  </m:e>
+                                  <m:sub>
+                                    <m:r>
+                                      <m:rPr>
+                                        <m:sty m:val="i"/>
+                                      </m:rPr>
+                                      <m:t>i</m:t>
+                                    </m:r>
+                                  </m:sub>
+                                </m:sSub>
+                                <m:r>
+                                  <m:rPr>
+                                    <m:sty m:val="p"/>
+                                  </m:rPr>
+                                  <m:t>sin</m:t>
+                                </m:r>
+                                <m:sSub>
+                                  <m:e>
+                                    <m:r>
+                                      <m:rPr>
+                                        <m:sty m:val="i"/>
+                                      </m:rPr>
+                                      <m:t>θ</m:t>
+                                    </m:r>
+                                  </m:e>
+                                  <m:sub>
+                                    <m:r>
+                                      <m:rPr>
+                                        <m:sty m:val="i"/>
+                                      </m:rPr>
+                                      <m:t>i</m:t>
+                                    </m:r>
+                                  </m:sub>
+                                </m:sSub>
+                              </m:e>
+                            </m:box>
+                          </m:e>
+                        </m:mr>
+                        <m:mr>
+                          <m:e>
+                            <m:box>
+                              <m:e>
+                                <m:r>
+                                  <m:rPr>
+                                    <m:sty m:val="p"/>
+                                  </m:rPr>
+                                  <m:t>0</m:t>
+                                </m:r>
+                              </m:e>
+                            </m:box>
+                          </m:e>
+                          <m:e>
+                            <m:box>
+                              <m:e>
+                                <m:r>
+                                  <m:rPr>
+                                    <m:sty m:val="p"/>
+                                  </m:rPr>
+                                  <m:t>sin</m:t>
+                                </m:r>
+                                <m:sSub>
+                                  <m:e>
+                                    <m:r>
+                                      <m:rPr>
+                                        <m:sty m:val="i"/>
+                                      </m:rPr>
+                                      <m:t>α</m:t>
+                                    </m:r>
+                                  </m:e>
+                                  <m:sub>
+                                    <m:r>
+                                      <m:rPr>
+                                        <m:sty m:val="i"/>
+                                      </m:rPr>
+                                      <m:t>i</m:t>
+                                    </m:r>
+                                  </m:sub>
+                                </m:sSub>
+                              </m:e>
+                            </m:box>
+                          </m:e>
+                          <m:e>
+                            <m:box>
+                              <m:e>
+                                <m:r>
+                                  <m:rPr>
+                                    <m:sty m:val="p"/>
+                                  </m:rPr>
+                                  <m:t>cos</m:t>
+                                </m:r>
+                                <m:sSub>
+                                  <m:e>
+                                    <m:r>
+                                      <m:rPr>
+                                        <m:sty m:val="i"/>
+                                      </m:rPr>
+                                      <m:t>α</m:t>
+                                    </m:r>
+                                  </m:e>
+                                  <m:sub>
+                                    <m:r>
+                                      <m:rPr>
+                                        <m:sty m:val="i"/>
+                                      </m:rPr>
+                                      <m:t>i</m:t>
+                                    </m:r>
+                                  </m:sub>
+                                </m:sSub>
+                              </m:e>
+                            </m:box>
+                          </m:e>
+                          <m:e>
+                            <m:box>
+                              <m:e>
+                                <m:sSub>
+                                  <m:e>
+                                    <m:r>
+                                      <m:rPr>
+                                        <m:sty m:val="i"/>
+                                      </m:rPr>
+                                      <m:t>d</m:t>
+                                    </m:r>
+                                  </m:e>
+                                  <m:sub>
+                                    <m:r>
+                                      <m:rPr>
+                                        <m:sty m:val="i"/>
+                                      </m:rPr>
+                                      <m:t>i</m:t>
+                                    </m:r>
+                                  </m:sub>
+                                </m:sSub>
+                              </m:e>
+                            </m:box>
+                          </m:e>
+                        </m:mr>
+                        <m:mr>
+                          <m:e>
+                            <m:box>
+                              <m:e>
+                                <m:r>
+                                  <m:rPr>
+                                    <m:sty m:val="p"/>
+                                  </m:rPr>
+                                  <m:t>0</m:t>
+                                </m:r>
+                              </m:e>
+                            </m:box>
+                          </m:e>
+                          <m:e>
+                            <m:box>
+                              <m:e>
+                                <m:r>
+                                  <m:rPr>
+                                    <m:sty m:val="p"/>
+                                  </m:rPr>
+                                  <m:t>0</m:t>
+                                </m:r>
+                              </m:e>
+                            </m:box>
+                          </m:e>
+                          <m:e>
+                            <m:box>
+                              <m:e>
+                                <m:r>
+                                  <m:rPr>
+                                    <m:sty m:val="p"/>
+                                  </m:rPr>
+                                  <m:t>0</m:t>
+                                </m:r>
+                              </m:e>
+                            </m:box>
+                          </m:e>
+                          <m:e>
+                            <m:box>
+                              <m:e>
+                                <m:r>
+                                  <m:rPr>
+                                    <m:sty m:val="p"/>
+                                  </m:rPr>
+                                  <m:t>1</m:t>
+                                </m:r>
+                              </m:e>
+                            </m:box>
+                          </m:e>
+                        </m:mr>
+                      </m:m>
+                    </m:e>
+                  </m:box>
+                </m:e>
+              </m:d>
+            </m:e>
+          </m:box>
+        </m:oMath>
+      </m:oMathPara>
+      <w:r>
+        <w:rPr>
+          <w:rFonts w:ascii="Arial" w:hAnsi="Arial"/>
+          <w:sz w:val="20"/>
+          <w:szCs w:val="20"/>
+        </w:rPr>
+        <w:t xml:space="preserve">    (2)</w:t>
+      </w:r>
+    </w:p>
+    <w:p>
+      <w:pPr>
+        <w:spacing w:before="0" w:after="0"/>
+        <w:jc w:val="both"/>
+      </w:pPr>
+      <w:r>
+        <w:rPr>
+          <w:rFonts w:ascii="Arial" w:hAnsi="Arial" w:cs="Arial"/>
+          <w:sz w:val="20"/>
+        </w:rPr>
+        <w:t>Persamaan (2) di atas digunakan untuk menghitung posisi ujung lengan dalam kerangka koordinat basis. Untuk lintasan pengelasan, diperlukan perencanaan jalur dalam ruang kerja yang menghasilkan trayektori posisi dan orientasi yang halus.</w:t>
+      </w:r>
+    </w:p>
+    <w:p>
+      <w:pPr>
+        <w:spacing w:before="0" w:after="0"/>
+        <w:jc w:val="both"/>
+      </w:pPr>
+      <w:r>
+        <w:rPr>
+          <w:rFonts w:ascii="Arial" w:hAnsi="Arial" w:cs="Arial"/>
+          <w:sz w:val="20"/>
+        </w:rPr>
+        <w:t>Metode penalaan Ziegler-Nichols kedua (closed-loop) dilakukan dengan mengatur Ki=0. Kd=0 lalu meningkatkan Kp hingga sistem berosilasi pada batas kestabilan, menghasilkan gain ultimat Ku dan periode ultimat Tu. Parameter PID kemudian ditentukan berdasarkan tabel Ziegler-Nichols klasik. Meskipun sederhana, metode ini memberikan parameter awal yang cukup baik untuk kebanyakan proses industri [12].</w:t>
+      </w:r>
+    </w:p>
+    <w:p>
+      <w:pPr>
+        <w:spacing w:before="240" w:after="160"/>
+        <w:jc w:val="center"/>
+      </w:pPr>
+      <w:r>
+        <w:drawing>
+          <wp:inline xmlns:a="http://schemas.openxmlformats.org/drawingml/2006/main" xmlns:pic="http://schemas.openxmlformats.org/drawingml/2006/picture">
+            <wp:extent cx="2988000" cy="2988000"/>
+            <wp:docPr id="1" name="Picture 1"/>
+            <wp:cNvGraphicFramePr>
+              <a:graphicFrameLocks noChangeAspect="1"/>
+            </wp:cNvGraphicFramePr>
+            <a:graphic>
+              <a:graphicData uri="http://schemas.openxmlformats.org/drawingml/2006/picture">
+                <pic:pic>
+                  <pic:nvPicPr>
+                    <pic:cNvPr id="0" name="flowchart_tuning.jpg"/>
+                    <pic:cNvPicPr/>
+                  </pic:nvPicPr>
+                  <pic:blipFill>
+                    <a:blip r:embed="rId20"/>
+                    <a:stretch>
+                      <a:fillRect/>
+                    </a:stretch>
+                  </pic:blipFill>
+                  <pic:spPr>
+                    <a:xfrm>
+                      <a:off x="0" y="0"/>
+                      <a:ext cx="2988000" cy="2988000"/>
+                    </a:xfrm>
+                    <a:prstGeom prst="rect"/>
+                  </pic:spPr>
+                </pic:pic>
+              </a:graphicData>
+            </a:graphic>
+          </wp:inline>
+        </w:drawing>
       </w:r>
     </w:p>
     <w:p>
@@ -272,7 +1352,7 @@
           <w:rFonts w:ascii="Arial" w:hAnsi="Arial" w:cs="Arial"/>
           <w:sz w:val="16"/>
         </w:rPr>
-        <w:t>Blok diagram umum arsitektur IoT tiga lapis dan titik serangan utama</w:t>
+        <w:t>Diagram blok sistem kendali posisi lengan robot dengan kendali PID</w:t>
       </w:r>
     </w:p>
     <w:p>
@@ -282,11 +1362,37 @@
       </w:pPr>
       <w:r>
         <w:rPr>
-          <w:b w:val="0"/>
-          <w:i w:val="0"/>
-          <w:u w:val="none"/>
-        </w:rPr>
-        <w:t>Fig. 1 memetakan arsitektur IoT konvensional beserta lima titik rawan serangan yang menjadi perhatian utama. Setiap titik tersebut menjadi dasar kebutuhan proteksi berlapis yang dibahas di bagian 3.</w:t>
+          <w:rFonts w:ascii="Arial" w:hAnsi="Arial" w:cs="Arial"/>
+          <w:sz w:val="20"/>
+        </w:rPr>
+        <w:t>Gambar 1 memperlihatkan diagram blok sistem kendali posisi yang digunakan. Sinyal referensi r berupa posisi sudut sendi yang direncanakan dari lintasan pengelasan. Error e = r - y diumpankan ke pengontrol PID, yang menghasilkan sinyal kontrol u setelah melalui penjenuhan (saturation) untuk membatasi torsi motor. Blok plant terdiri dari dinamika lengan robot termasuk inersia, gesekan, dan kopling antar sendi. Sensor encoder memberikan umpan balik posisi aktual y.</w:t>
+      </w:r>
+    </w:p>
+    <w:p>
+      <w:pPr>
+        <w:spacing w:before="120" w:after="60"/>
+        <w:jc w:val="left"/>
+      </w:pPr>
+      <w:r>
+        <w:rPr>
+          <w:rFonts w:ascii="Arial" w:hAnsi="Arial" w:cs="Arial"/>
+          <w:b/>
+          <w:sz w:val="20"/>
+        </w:rPr>
+        <w:t>METODOLOGI</w:t>
+      </w:r>
+    </w:p>
+    <w:p>
+      <w:pPr>
+        <w:spacing w:before="0" w:after="0"/>
+        <w:jc w:val="both"/>
+      </w:pPr>
+      <w:r>
+        <w:rPr>
+          <w:rFonts w:ascii="Arial" w:hAnsi="Arial" w:cs="Arial"/>
+          <w:sz w:val="20"/>
+        </w:rPr>
+        <w:t>Bab ini menjelaskan langkah-langkah perancangan sistem kendali PID pada lengan robot industri untuk pengelasan. Metode mencakup pemodelan kinematik, penentuan parameter PID, serta prosedur simulasi.</w:t>
       </w:r>
     </w:p>
     <w:p>
@@ -295,7 +1401,12 @@
         <w:jc w:val="left"/>
       </w:pPr>
       <w:r>
-        <w:t>Arsitektur IoT dan Vektor Ancaman</w:t>
+        <w:rPr>
+          <w:rFonts w:ascii="Arial" w:hAnsi="Arial" w:cs="Arial"/>
+          <w:b/>
+          <w:sz w:val="20"/>
+        </w:rPr>
+        <w:t>Desain dan Arsitektur Sistem</w:t>
       </w:r>
     </w:p>
     <w:p>
@@ -305,82 +1416,15 @@
       </w:pPr>
       <w:r>
         <w:rPr>
-          <w:b w:val="0"/>
-          <w:i w:val="0"/>
-          <w:u w:val="none"/>
-        </w:rPr>
-        <w:t>IoT lazim dipilah menjadi tiga lapis: persepsi, jaringan, dan aplikasi [7]. Lapisan persepsi mencakup sensor dan aktuator yang kerap kali mengirimkan data tanpa perlindungan kriptografis. Lapisan jaringan menggunakan MQTT, CoAP, atau HTTP sebagai protokol transport ringan. MQTT, karena efisiensinya, diadopsi secara luas tetapi secara default tidak menyediakan enkripsi selain kredensial teks biasa [4]. Akibatnya, data telemetri seperti suhu, tekanan, atau koordinat GPS dapat disadap dengan perangkat sederhana. Serangan MitM pada MQTT dapat memanipulasi payload tanpa terdeteksi, yang kemudian ditampilkan di GUI sebagai informasi benar [8]. Penelitian oleh Satria dan Permana (2020) menunjukkan bahwa 67% dari 50 gateway IoT yang diuji gagal menerapkan otentikasi broker yang kuat [9]. Faktor lain: kunci enkripsi yang hardcoded di firmware sensor dapat diekstrak melalui serangan side-channel pada chip ESP8266 [6]. Oleh karena itu, diperlukan mekanisme rotasi kunci dinamis yang hemat energi.</w:t>
-      </w:r>
-    </w:p>
-    <w:p>
-      <w:pPr>
-        <w:spacing w:before="0" w:after="0"/>
-        <w:jc w:val="both"/>
-      </w:pPr>
-      <w:r>
-        <w:rPr>
-          <w:b w:val="0"/>
-          <w:i w:val="0"/>
-          <w:u w:val="none"/>
-        </w:rPr>
-        <w:t>Dimensi kerahasiaan juga terancam pada antarmuka cloud. Sebagian besar platform IoT komersial, seperti ThingsBoard dan Blynk, meneruskan data ke dasbor melalui WebSocket tanpa enkripsi payload end-to-end [5]. Serangan cross-site scripting (XSS) pada GUI telah dilaporkan mampu mengakses token sesi yang tersimpan di local storage browser [10]. Karena pengguna operator sering kali mengakses dashboard melalui jaringan kantor yang sama dengan jaringan IoT, risiko insider threat meningkat. Kasus nyata terjadi pada instalasi pemantauan air limbah di Bandung pada 2021, di mana seorang operator tidak sah mengubah ambang batas pH melalui panel GUI yang tidak terproteksi [11]. Pokok permasalahannya: keamanan harus bersifat end-to-end, tidak berhenti di broker. Arsitektur yang kami usulkan mempertimbangkan rantai ancaman komplet ini.</w:t>
-      </w:r>
-    </w:p>
-    <w:p>
-      <w:pPr>
-        <w:spacing w:before="60" w:after="60"/>
-        <w:jc w:val="left"/>
-      </w:pPr>
-      <w:r>
-        <w:t>Protokol Keamanan Data pada IoT</w:t>
-      </w:r>
-    </w:p>
-    <w:p>
-      <w:pPr>
-        <w:spacing w:before="0" w:after="0"/>
-        <w:jc w:val="both"/>
-      </w:pPr>
-      <w:r>
-        <w:rPr>
-          <w:b w:val="0"/>
-          <w:i w:val="0"/>
-          <w:u w:val="none"/>
-        </w:rPr>
-        <w:t>Upaya mengamankan data IoT umumnya mengandalkan TLS/DTLS pada lapisan transport [12]. TLS 1.3 mengurangi handshake dari dua round-trip menjadi satu, cocok untuk perangkat dengan latensi rendah [13]. Namun, implementasi TLS di mikrokontroler 32-bit seperti ESP32 masih menyisakan konsumsi RAM sekitar 64 KB untuk session cache, yang bisa mengganggu fungsi sensor real-time [14]. Alternatif berbasis symmetric key lebih ringan: AES-CCM pada IEEE 802.15.4e menyediakan enkripsi dan otentikasi sekaligus dengan overhead hanya 10-15 byte per paket [15]. Skema ini populer di jaringan sensor nirkabel tetapi jarang diintegrasikan dengan MQTT dan sistem cloud publik. Kumar et al. (2022) mengkombinasikan AES-GCM dengan CoAP, menghasilkan latensi 35 ms pada node ARM Cortex-M0, namun tidak memperhitungkan interoperabilitas dengan GUI [16].</w:t>
-      </w:r>
-    </w:p>
-    <w:p>
-      <w:pPr>
-        <w:spacing w:before="0" w:after="0"/>
-        <w:jc w:val="both"/>
-      </w:pPr>
-      <w:r>
-        <w:rPr>
-          <w:b w:val="0"/>
-          <w:i w:val="0"/>
-          <w:u w:val="none"/>
-        </w:rPr>
-        <w:t>Sementara itu, pendekatan token-based authentication melalui OAuth 2.0 atau JWT semakin banyak diterapkan pada gateway IoT. Zhang dan rekan (2021) mendemonstrasikan bahwa penggunaan refresh token setiap 5 menit di broker MQTT dapat menurunkan kemungkinan replay attack hingga 82% [17]. Kelemahannya, waktu komputasi verifikasi token di server bisa mencapai 12 ms per request, yang jika digabungkan dengan latensi jaringan dapat mengakumulasi penundaan signifikan. Tak banyak riset yang merancang konfigurasi keamanan berlapis dengan benchmarking latensi dari ujung ke ujung â itulah celah yang akan diisi oleh paper ini. Penelitian kami memperkenalkan kombinasi AES-256-CBC untuk payload, ECDHE untuk pertukaran kunci, dan HMAC-SHA256 untuk integritas, yang secara kuantitatif dibandingkan dengan dua skema sebelumnya (plain MQTT dan TLS-only).</w:t>
-      </w:r>
-    </w:p>
-    <w:p>
-      <w:pPr>
-        <w:spacing w:before="60" w:after="60"/>
-        <w:jc w:val="center"/>
-      </w:pPr>
-      <w:r>
-        <w:rPr>
-          <w:rFonts w:ascii="Arial" w:hAnsi="Arial" w:cs="Arial"/>
-          <w:i/>
-          <w:color w:val="FF0000"/>
-          <w:sz w:val="16"/>
-        </w:rPr>
-        <w:t>[PROMPT UNTUK AI GAMBAR: Kerangka konseptual keamanan end-to-end pada IoT. (create an image "A conceptual framework diagram for end-to-end security in IoT data transfer. The diagram is divided into three horizontal sections: 'Sensor Layer', 'Cloud Layer', and 'GUI Layer', connected by vertical arrows representing secure data flow. At the sensor side, an ESP32 board is shown with modules: 'AES-256 Encrypt', 'HMAC Sign', and 'OAuth Token Generator', and a text box reads 'Rotating Session Key (60s)'. Data packets labeled 'Encrypted Payload + HMAC' travel upward to the cloud layer. The cloud section includes an AWS IoT Core MQTT broker with 'Token Verification' and 'Decryption Service' components. Packets are decrypted inside a secure enclave (symbolized by a lock icon) and then sent via HTTPS/WebSocket to the GUI layer. The GUI layer depicts a browser-based React.js dashboard with a padlock icon indicating 'End-to-End Decryption at Client'. Each layer is enclosed in a dashed border with a small text annotation explaining the security measure applied there. Arrows show bidirectional authentication between sensor and broker, and between broker and GUI. The color scheme uses blue for sensor, green for cloud, and orange for GUI, with white background and academic styling.")]</w:t>
-      </w:r>
-    </w:p>
-    <w:p>
-      <w:pPr>
-        <w:spacing w:before="60" w:after="120"/>
+          <w:rFonts w:ascii="Arial" w:hAnsi="Arial" w:cs="Arial"/>
+          <w:sz w:val="20"/>
+        </w:rPr>
+        <w:t>Sistem yang dirancang terdiri dari lengan robot 6-DOF dengan konfigurasi sendi rotasi. Parameter Denavit-Hartenberg untuk lengan robot ditetapkan berdasarkan spesifikasi robot industri umum (misal model Fanuc M-710iC). Tabel I menyajikan parameter DH yang digunakan.</w:t>
+      </w:r>
+    </w:p>
+    <w:p>
+      <w:pPr>
+        <w:spacing w:before="120" w:after="60"/>
         <w:jc w:val="center"/>
       </w:pPr>
       <w:r>
@@ -389,693 +1433,14 @@
           <w:b/>
           <w:sz w:val="16"/>
         </w:rPr>
-        <w:t xml:space="preserve">Fig. 2. </w:t>
+        <w:t xml:space="preserve">Table I. </w:t>
       </w:r>
       <w:r>
         <w:rPr>
           <w:rFonts w:ascii="Arial" w:hAnsi="Arial" w:cs="Arial"/>
           <w:sz w:val="16"/>
         </w:rPr>
-        <w:t>Kerangka konseptual keamanan end-to-end pada IoT</w:t>
-      </w:r>
-    </w:p>
-    <w:p>
-      <w:pPr>
-        <w:spacing w:before="0" w:after="0"/>
-        <w:jc w:val="both"/>
-      </w:pPr>
-      <w:r>
-        <w:rPr>
-          <w:b w:val="0"/>
-          <w:i w:val="0"/>
-          <w:u w:val="none"/>
-        </w:rPr>
-        <w:t>Fig. 2 meringkas kerangka kerja yang menjadi pedoman implementasi: setiap lapisan memiliki mekanisme keamanan spesifik yang saling terikat untuk menjamin integritas data dari pembangkitan hingga penyajian.</w:t>
-      </w:r>
-    </w:p>
-    <w:p>
-      <w:pPr>
-        <w:spacing w:before="120" w:after="60"/>
-        <w:jc w:val="left"/>
-      </w:pPr>
-      <w:r>
-        <w:t>METODOLOGI</w:t>
-      </w:r>
-    </w:p>
-    <w:p>
-      <w:pPr>
-        <w:spacing w:before="0" w:after="0"/>
-        <w:jc w:val="both"/>
-      </w:pPr>
-      <w:r>
-        <w:rPr>
-          <w:b w:val="0"/>
-          <w:i w:val="0"/>
-          <w:u w:val="none"/>
-        </w:rPr>
-        <w:t>Metodologi penelitian terdiri dari tiga tahap berurutan: perancangan arsitektur keamanan, implementasi protokol pada perangkat keras dan cloud, serta simulasi pengujian dengan metrik terukur. Setiap tahap diuraikan dalam subbagian berikut.</w:t>
-      </w:r>
-    </w:p>
-    <w:p>
-      <w:pPr>
-        <w:spacing w:before="60" w:after="60"/>
-        <w:jc w:val="left"/>
-      </w:pPr>
-      <w:r>
-        <w:t>Desain Arsitektur Sistem Keamanan</w:t>
-      </w:r>
-    </w:p>
-    <w:p>
-      <w:pPr>
-        <w:spacing w:before="0" w:after="0"/>
-        <w:jc w:val="both"/>
-      </w:pPr>
-      <w:r>
-        <w:rPr>
-          <w:b w:val="0"/>
-          <w:i w:val="0"/>
-          <w:u w:val="none"/>
-        </w:rPr>
-        <w:t>Arsitektur yang kami rancang mengusung prinsip defense in depth dengan tiga lapis pertahanan. Lapis pertama beroperasi di sisi sensor: data mentah dienkapsulasi dalam format JSON, kemudian dienkripsi menggunakan AES-256 dalam mode CBC. Inisialisasi vektor (IV) acak 128-bit dihasilkan untuk setiap sesi dan ikut dikirimkan di awal ciphertext. Kunci simetris sepanjang 256 bit diperbarui setiap 60 detik melalui protokol Diffie-Hellman berbasis kurva eliptik (ECDHE_P256) yang dijalankan saat koneksi MQTT pertama dibangun. Dengan cara ini, kunci sesi tidak pernah hardcoded maupun dikirimkan dalam bentuk plaintext. Setelah enkripsi, pesan ditambahkan HMAC-SHA256 untuk memverifikasi integritas di sisi penerima.</w:t>
-      </w:r>
-    </w:p>
-    <w:p>
-      <w:pPr>
-        <w:spacing w:before="60" w:after="60"/>
-        <w:jc w:val="center"/>
-      </w:pPr>
-      <w:r>
-        <w:rPr>
-          <w:rFonts w:ascii="Arial" w:hAnsi="Arial" w:cs="Arial"/>
-          <w:i/>
-          <w:color w:val="FF0000"/>
-          <w:sz w:val="16"/>
-        </w:rPr>
-        <w:t>[PROMPT UNTUK AI GAMBAR: Diagram alir proses keamanan dari sensor ke GUI. (create an image "A flowchart detailing the security process from an IoT sensor to a cloud-based GUI. The flowchart starts with 'Sensor Data Acquisition' and branches to a decision diamond: 'Data Sensitive?' If yes, proceed to a process box 'Generate Random IV &amp; Session Key (ECDHE)'. Next, 'Encrypt Payload with AES-256-CBC' and 'Append HMAC-SHA256'. The encrypted packet is then sent to an MQTT broker with a box 'Establish MQTT over TLS 1.3'. At the broker, a box 'Verify OAuth 2.0 Token' checks authentication; if invalid, the flow goes to a red 'Connection Refused' terminator. If valid, the packet is forwarded to a 'Cloud Decryption Service' which first verifies HMAC and then decrypts. The plaintext JSON is then pushed to a 'WebSocket Secure (WSS)' endpoint. On the GUI side, the browser receives the data and renders it on a dashboard with a box 'Display in React.js Charts'. Arrows connect all boxes with clear labels. The flowchart uses standard symbols (rectangle for process, diamond for decision, rounded rectangle for start/end, parallelogram for data I/O). The color scheme is black outlines with light gray fill for processes and light blue for data actions. White background, clean academic style.")]</w:t>
-      </w:r>
-    </w:p>
-    <w:p>
-      <w:pPr>
-        <w:spacing w:before="60" w:after="120"/>
-        <w:jc w:val="center"/>
-      </w:pPr>
-      <w:r>
-        <w:rPr>
-          <w:rFonts w:ascii="Arial" w:hAnsi="Arial" w:cs="Arial"/>
-          <w:b/>
-          <w:sz w:val="16"/>
-        </w:rPr>
-        <w:t xml:space="preserve">Fig. 3. </w:t>
-      </w:r>
-      <w:r>
-        <w:rPr>
-          <w:rFonts w:ascii="Arial" w:hAnsi="Arial" w:cs="Arial"/>
-          <w:sz w:val="16"/>
-        </w:rPr>
-        <w:t>Diagram alir proses keamanan dari sensor ke GUI</w:t>
-      </w:r>
-    </w:p>
-    <w:p>
-      <w:pPr>
-        <w:spacing w:before="0" w:after="0"/>
-        <w:jc w:val="both"/>
-      </w:pPr>
-      <w:r>
-        <w:rPr>
-          <w:b w:val="0"/>
-          <w:i w:val="0"/>
-          <w:u w:val="none"/>
-        </w:rPr>
-        <w:t>Fig. 3 memperlihatkan alur pemrosesan keamanan yang diikuti oleh setiap paket data, dari kemunculan di sensor hingga tampil di layar pengguna.</w:t>
-      </w:r>
-    </w:p>
-    <w:p>
-      <w:pPr>
-        <w:spacing w:before="0" w:after="0"/>
-        <w:jc w:val="both"/>
-      </w:pPr>
-      <w:r>
-        <w:rPr>
-          <w:b w:val="0"/>
-          <w:i w:val="0"/>
-          <w:u w:val="none"/>
-        </w:rPr>
-        <w:t>Waktu enkripsi di sisi sensor (</w:t>
-      </w:r>
-      <m:oMath xmlns:mml="http://www.w3.org/1998/Math/MathML">
-        <m:sSub>
-          <m:e>
-            <m:r>
-              <m:t>T</m:t>
-            </m:r>
-          </m:e>
-          <m:sub>
-            <m:r>
-              <m:t>enc</m:t>
-            </m:r>
-          </m:sub>
-        </m:sSub>
-      </m:oMath>
-      <w:r>
-        <w:t>​</w:t>
-      </w:r>
-      <w:r>
-        <w:rPr>
-          <w:b w:val="0"/>
-          <w:i w:val="0"/>
-          <w:u w:val="none"/>
-        </w:rPr>
-        <w:t>) dapat dimodelkan dengan persamaan (1). Kami mengasumsikan overhead siklus CPU linier terhadap panjang payload.</w:t>
-      </w:r>
-    </w:p>
-    <w:p>
-      <w:pPr>
-        <w:spacing w:before="60" w:after="60"/>
-        <w:jc w:val="center"/>
-      </w:pPr>
-      <w:r>
-        <w:t>Tenc = α · Lp + β    (1)</w:t>
-      </w:r>
-    </w:p>
-    <w:p>
-      <w:pPr>
-        <w:spacing w:before="0" w:after="0"/>
-        <w:jc w:val="both"/>
-      </w:pPr>
-      <w:r>
-        <w:rPr>
-          <w:b w:val="0"/>
-          <w:i w:val="0"/>
-          <w:u w:val="none"/>
-        </w:rPr>
-        <w:t xml:space="preserve">Di persamaan (1), </w:t>
-      </w:r>
-      <m:oMath xmlns:mml="http://www.w3.org/1998/Math/MathML">
-        <m:sSub>
-          <m:e>
-            <m:r>
-              <m:t>T</m:t>
-            </m:r>
-          </m:e>
-          <m:sub>
-            <m:r>
-              <m:t>enc</m:t>
-            </m:r>
-          </m:sub>
-        </m:sSub>
-      </m:oMath>
-      <w:r>
-        <w:t>​</w:t>
-      </w:r>
-      <w:r>
-        <w:rPr>
-          <w:b w:val="0"/>
-          <w:i w:val="0"/>
-          <w:u w:val="none"/>
-        </w:rPr>
-        <w:t xml:space="preserve"> adalah waktu enkripsi dalam milidetik, </w:t>
-      </w:r>
-      <m:oMath xmlns:mml="http://www.w3.org/1998/Math/MathML">
-        <m:sSub>
-          <m:e>
-            <m:r>
-              <m:t>L</m:t>
-            </m:r>
-          </m:e>
-          <m:sub>
-            <m:r>
-              <m:t>p</m:t>
-            </m:r>
-          </m:sub>
-        </m:sSub>
-      </m:oMath>
-      <w:r>
-        <w:t>​</w:t>
-      </w:r>
-      <w:r>
-        <w:rPr>
-          <w:b w:val="0"/>
-          <w:i w:val="0"/>
-          <w:u w:val="none"/>
-        </w:rPr>
-        <w:t xml:space="preserve"> panjang payload dalam byte, </w:t>
-      </w:r>
-      <m:oMath xmlns:mml="http://www.w3.org/1998/Math/MathML">
-        <m:r>
-          <m:t>α</m:t>
-        </m:r>
-      </m:oMath>
-      <w:r>
-        <w:t>​</w:t>
-      </w:r>
-      <w:r>
-        <w:rPr>
-          <w:b w:val="0"/>
-          <w:i w:val="0"/>
-          <w:u w:val="none"/>
-        </w:rPr>
-        <w:t xml:space="preserve"> koefisien kecepatan enkripsi per byte (diperoleh dari kalibrasi perangkat), dan </w:t>
-      </w:r>
-      <m:oMath xmlns:mml="http://www.w3.org/1998/Math/MathML">
-        <m:r>
-          <m:t>β</m:t>
-        </m:r>
-      </m:oMath>
-      <w:r>
-        <w:t>​</w:t>
-      </w:r>
-      <w:r>
-        <w:rPr>
-          <w:b w:val="0"/>
-          <w:i w:val="0"/>
-          <w:u w:val="none"/>
-        </w:rPr>
-        <w:t xml:space="preserve"> overhead tetap operasi kriptografi. Parameter ini digunakan untuk memperkirakan beban komputasi pada ESP32.</w:t>
-      </w:r>
-    </w:p>
-    <w:p>
-      <w:pPr>
-        <w:spacing w:before="60" w:after="60"/>
-        <w:jc w:val="left"/>
-      </w:pPr>
-      <w:r>
-        <w:t>Implementasi Protokol Keamanan</w:t>
-      </w:r>
-    </w:p>
-    <w:p>
-      <w:pPr>
-        <w:spacing w:before="0" w:after="0"/>
-        <w:jc w:val="both"/>
-      </w:pPr>
-      <w:r>
-        <w:rPr>
-          <w:b w:val="0"/>
-          <w:i w:val="0"/>
-          <w:u w:val="none"/>
-        </w:rPr>
-        <w:t>Implementasi dilakukan pada platform ESP32-DevKitC dengan framework ESP-IDF v4.4.1. Library wolfSSL digunakan untuk TLS 1.3 dan operasi ECDHE, sedangkan AES-256 diimplementasikan melalui akselerasi perangkat keras modul AES internal. Token OAuth 2.0 diperoleh dari AWS Cognito, kemudian disimpan di memori flash terenkripsi. Setiap kali sensor akan mengirim data, ia memeriksa validitas token lokal; jika masa pakainya kurang dari 10 detik, token disegarkan dengan mengirim permintaan ke endpoint token. Di sisi cloud, kami menggunakan AWS IoT Core sebagai broker MQTT yang telah dikonfigurasi untuk memverifikasi token yang masuk via custom authorizer berbasis AWS Lambda. Aturan topik MQTT memisahkan data terenkripsi ke dalam antrean SQS, lalu layanan dekripsi yang berjalan di kontainer ECS dengan akses eksklusif ke AWS KMS untuk kunci master. Data yang telah didekripsi kemudian dialirkan ke klien GUI melalui API Gateway WebSocket yang diamankan dengan sertifikat SSL.</w:t>
-      </w:r>
-    </w:p>
-    <w:p>
-      <w:pPr>
-        <w:spacing w:before="60" w:after="60"/>
-        <w:jc w:val="center"/>
-      </w:pPr>
-      <w:r>
-        <w:rPr>
-          <w:rFonts w:ascii="Arial" w:hAnsi="Arial" w:cs="Arial"/>
-          <w:i/>
-          <w:color w:val="FF0000"/>
-          <w:sz w:val="16"/>
-        </w:rPr>
-        <w:t>[PROMPT UNTUK AI GAMBAR: Arsitektur implementasi hardware-sensor hingga cloud. (create an image "An implementation architecture diagram showing hardware and cloud components. On the left, an ESP32 microcontroller is shown with breakout labels: 'DHT22 Sensor', 'GPIO pins', 'WiFi module', 'Flash Memory (encrypted token)'. A block diagram inside ESP32 shows functional modules: 'TLS 1.3 Stack (wolfSSL)', 'AES-256 HW Accelerator', 'OAuth Token Manager'. A wireless connection symbol links to a Wi-Fi router, then to the internet cloud. In the cloud section, AWS services are depicted as boxes: 'AWS IoT Core (MQTT Broker)', 'Custom Lambda Authorizer', 'SQS Queue', 'ECS Fargate Container (Decryption Service)', 'AWS KMS (Key Management)', 'API Gateway (WebSocket)'. Arrows indicate data flow: from ESP32 to IoT Core with label 'MQTT over TLS (encrypted payload)'; from IoT Core to Lambda for token validation; from IoT Core to SQS; from SQS to the decryption container; from container to API Gateway; and finally to a browser icon labeled 'React.js Dashboard (HTTPS/WSS)'. Security icons (small padlocks) appear at each transmission link. The background is white, and each component has a distinct color: orange for sensor, blue for AWS services, green for browser. This is an academic-style implementation diagram.")]</w:t>
-      </w:r>
-    </w:p>
-    <w:p>
-      <w:pPr>
-        <w:spacing w:before="60" w:after="120"/>
-        <w:jc w:val="center"/>
-      </w:pPr>
-      <w:r>
-        <w:rPr>
-          <w:rFonts w:ascii="Arial" w:hAnsi="Arial" w:cs="Arial"/>
-          <w:b/>
-          <w:sz w:val="16"/>
-        </w:rPr>
-        <w:t xml:space="preserve">Fig. 4. </w:t>
-      </w:r>
-      <w:r>
-        <w:rPr>
-          <w:rFonts w:ascii="Arial" w:hAnsi="Arial" w:cs="Arial"/>
-          <w:sz w:val="16"/>
-        </w:rPr>
-        <w:t>Arsitektur implementasi hardware-sensor hingga cloud</w:t>
-      </w:r>
-    </w:p>
-    <w:p>
-      <w:pPr>
-        <w:spacing w:before="0" w:after="0"/>
-        <w:jc w:val="both"/>
-      </w:pPr>
-      <w:r>
-        <w:rPr>
-          <w:b w:val="0"/>
-          <w:i w:val="0"/>
-          <w:u w:val="none"/>
-        </w:rPr>
-        <w:t>Fig. 4 menampilkan peta fisik dan virtual dari sistem. Komponen utama sensor dan cloud dihubungkan oleh saluran terenkripsi, memastikan bahwa baik data maupun token tidak pernah terekspos.</w:t>
-      </w:r>
-    </w:p>
-    <w:p>
-      <w:pPr>
-        <w:spacing w:before="0" w:after="0"/>
-        <w:jc w:val="both"/>
-      </w:pPr>
-      <w:r>
-        <w:rPr>
-          <w:b w:val="0"/>
-          <w:i w:val="0"/>
-          <w:u w:val="none"/>
-        </w:rPr>
-        <w:t>Kami mengukur latency enkripsi end-to-end (</w:t>
-      </w:r>
-      <m:oMath xmlns:mml="http://www.w3.org/1998/Math/MathML">
-        <m:sSub>
-          <m:e>
-            <m:r>
-              <m:t>L</m:t>
-            </m:r>
-          </m:e>
-          <m:sub>
-            <m:r>
-              <m:t>e2e</m:t>
-            </m:r>
-          </m:sub>
-        </m:sSub>
-      </m:oMath>
-      <w:r>
-        <w:t>​</w:t>
-      </w:r>
-      <w:r>
-        <w:rPr>
-          <w:b w:val="0"/>
-          <w:i w:val="0"/>
-          <w:u w:val="none"/>
-        </w:rPr>
-        <w:t>) sebagai jumlah dari komponen-komponen yang dirumuskan dalam (2).</w:t>
-      </w:r>
-    </w:p>
-    <w:p>
-      <w:pPr>
-        <w:spacing w:before="60" w:after="60"/>
-        <w:jc w:val="center"/>
-      </w:pPr>
-      <w:r>
-        <w:t>Le2e = Tenc + Tnet + Tdec + Trender    (2)</w:t>
-      </w:r>
-    </w:p>
-    <w:p>
-      <w:pPr>
-        <w:spacing w:before="0" w:after="0"/>
-        <w:jc w:val="both"/>
-      </w:pPr>
-      <w:r>
-        <w:rPr>
-          <w:b w:val="0"/>
-          <w:i w:val="0"/>
-          <w:u w:val="none"/>
-        </w:rPr>
-        <w:t xml:space="preserve">dengan </w:t>
-      </w:r>
-      <m:oMath xmlns:mml="http://www.w3.org/1998/Math/MathML">
-        <m:sSub>
-          <m:e>
-            <m:r>
-              <m:t>T</m:t>
-            </m:r>
-          </m:e>
-          <m:sub>
-            <m:r>
-              <m:t>net</m:t>
-            </m:r>
-          </m:sub>
-        </m:sSub>
-      </m:oMath>
-      <w:r>
-        <w:t>​</w:t>
-      </w:r>
-      <w:r>
-        <w:rPr>
-          <w:b w:val="0"/>
-          <w:i w:val="0"/>
-          <w:u w:val="none"/>
-        </w:rPr>
-        <w:t xml:space="preserve"> menyatakan penundaan transmisi dari ESP32 ke AWS IoT Core melalui Wi-Fi dan internet, </w:t>
-      </w:r>
-      <m:oMath xmlns:mml="http://www.w3.org/1998/Math/MathML">
-        <m:sSub>
-          <m:e>
-            <m:r>
-              <m:t>T</m:t>
-            </m:r>
-          </m:e>
-          <m:sub>
-            <m:r>
-              <m:t>dec</m:t>
-            </m:r>
-          </m:sub>
-        </m:sSub>
-      </m:oMath>
-      <w:r>
-        <w:t>​</w:t>
-      </w:r>
-      <w:r>
-        <w:rPr>
-          <w:b w:val="0"/>
-          <w:i w:val="0"/>
-          <w:u w:val="none"/>
-        </w:rPr>
-        <w:t xml:space="preserve"> waktu yang diperlukan layanan cloud untuk mendekripsi dan memverifikasi HMAC, dan </w:t>
-      </w:r>
-      <m:oMath xmlns:mml="http://www.w3.org/1998/Math/MathML">
-        <m:sSub>
-          <m:e>
-            <m:r>
-              <m:t>T</m:t>
-            </m:r>
-          </m:e>
-          <m:sub>
-            <m:r>
-              <m:t>render</m:t>
-            </m:r>
-          </m:sub>
-        </m:sSub>
-      </m:oMath>
-      <w:r>
-        <w:t>​</w:t>
-      </w:r>
-      <w:r>
-        <w:rPr>
-          <w:b w:val="0"/>
-          <w:i w:val="0"/>
-          <w:u w:val="none"/>
-        </w:rPr>
-        <w:t xml:space="preserve"> latensi pembaruan komponen React di browser. Setiap suku diukur menggunakan timestamp NTP tersinkronisasi.</w:t>
-      </w:r>
-    </w:p>
-    <w:p>
-      <w:pPr>
-        <w:spacing w:before="60" w:after="60"/>
-        <w:jc w:val="left"/>
-      </w:pPr>
-      <w:r>
-        <w:t>Simulasi dan Pengujian</w:t>
-      </w:r>
-    </w:p>
-    <w:p>
-      <w:pPr>
-        <w:spacing w:before="0" w:after="0"/>
-        <w:jc w:val="both"/>
-      </w:pPr>
-      <w:r>
-        <w:rPr>
-          <w:b w:val="0"/>
-          <w:i w:val="0"/>
-          <w:u w:val="none"/>
-        </w:rPr>
-        <w:t>Lingkungan pengujian terdiri dari 100 sensor tiruan yang memancarkan payload JSON acak berukuran 128 byte setiap 1 detik. Jaringan Wi-Fi lokal 2.4 GHz dengan latensi rata-rata 3 ms ke gateway internet digunakan. Pengukuran dilakukan dalam tiga skenario: (A) plain MQTT tanpa enkripsi, (B) MQTT over TLS tanpa enkripsi payload tambahan (seperti pada [5]), dan (C) arsitektur end-to-end yang diusulkan. Metrik yang dicatat meliputi latensi end-to-end (ms), overhead CPU di ESP32 (%), throughput payload yang berhasil didekripsi (paket/detik), dan keberhasilan verifikasi HMAC.</w:t>
-      </w:r>
-    </w:p>
-    <w:p>
-      <w:pPr>
-        <w:spacing w:before="60" w:after="60"/>
-        <w:jc w:val="center"/>
-      </w:pPr>
-      <w:r>
-        <w:rPr>
-          <w:rFonts w:ascii="Arial" w:hAnsi="Arial" w:cs="Arial"/>
-          <w:i/>
-          <w:color w:val="FF0000"/>
-          <w:sz w:val="16"/>
-        </w:rPr>
-        <w:t>[PROMPT UNTUK AI GAMBAR: Diagram alir proses pengujian dan benchmarking. (create an image "A flowchart of the testing and benchmarking procedure. It begins with 'Set up 100 virtual sensors', then a process box 'Generate 128-byte random JSON payloads'. Next, a decision lozenge: 'Scenario A, B, or C?' with three branches. Scenario A leads to 'Publish via MQTT plaintext'; Scenario B to 'Publish via MQTT over TLS'; Scenario C to 'Encrypt with AES-256 + HMAC + MQTT over TLS'. Each branch continues to 'AWS IoT Core Broker' and then 'Cloud Decryption (if applicable)'. After broker, a unified box 'Record timestamp at ingress and egress'. Then 'Compute latency', 'Measure CPU utilization on ESP32', 'Count successfully delivered payloads'. Multiple iterations loop with a counter (N=10,000 messages). Finally, a 'Statistical Analysis' box aggregates data and outputs CSV. Each process box is connected with arrows, and the scenario selection has distinct labels. The flowchart uses standard shapes and a clean, academic style on white background.")]</w:t>
-      </w:r>
-    </w:p>
-    <w:p>
-      <w:pPr>
-        <w:spacing w:before="60" w:after="120"/>
-        <w:jc w:val="center"/>
-      </w:pPr>
-      <w:r>
-        <w:rPr>
-          <w:rFonts w:ascii="Arial" w:hAnsi="Arial" w:cs="Arial"/>
-          <w:b/>
-          <w:sz w:val="16"/>
-        </w:rPr>
-        <w:t xml:space="preserve">Fig. 5. </w:t>
-      </w:r>
-      <w:r>
-        <w:rPr>
-          <w:rFonts w:ascii="Arial" w:hAnsi="Arial" w:cs="Arial"/>
-          <w:sz w:val="16"/>
-        </w:rPr>
-        <w:t>Diagram alir proses pengujian dan benchmarking</w:t>
-      </w:r>
-    </w:p>
-    <w:p>
-      <w:pPr>
-        <w:spacing w:before="0" w:after="0"/>
-        <w:jc w:val="both"/>
-      </w:pPr>
-      <w:r>
-        <w:rPr>
-          <w:b w:val="0"/>
-          <w:i w:val="0"/>
-          <w:u w:val="none"/>
-        </w:rPr>
-        <w:t>Fig. 5 menggambarkan prosedur benchmark yang menghasilkan dataset untuk perbandingan pada Bagian 4. Semua skenario dijalankan dengan waktu tunda antar-pesan yang sama.</w:t>
-      </w:r>
-    </w:p>
-    <w:p>
-      <w:pPr>
-        <w:spacing w:before="120" w:after="60"/>
-        <w:jc w:val="left"/>
-      </w:pPr>
-      <w:r>
-        <w:t>HASIL DAN PEMBAHASAN</w:t>
-      </w:r>
-    </w:p>
-    <w:p>
-      <w:pPr>
-        <w:spacing w:before="0" w:after="0"/>
-        <w:jc w:val="both"/>
-      </w:pPr>
-      <w:r>
-        <w:rPr>
-          <w:b w:val="0"/>
-          <w:i w:val="0"/>
-          <w:u w:val="none"/>
-        </w:rPr>
-        <w:t>Bagian ini menyajikan temuan empiris berdasarkan eksperimen yang diuraikan di Bab 3. Data disajikan dalam bentuk tabel dan grafik dengan analisis kuantitatif perbandingan terhadap dua baseline. Kami membahas empat aspek: kinerja enkripsi, latensi end-to-end, perbandingan keamanan, dan analisis kerentanan residual.</w:t>
-      </w:r>
-    </w:p>
-    <w:p>
-      <w:pPr>
-        <w:spacing w:before="60" w:after="60"/>
-        <w:jc w:val="left"/>
-      </w:pPr>
-      <w:r>
-        <w:t>Kinerja Enkripsi Data</w:t>
-      </w:r>
-    </w:p>
-    <w:p>
-      <w:pPr>
-        <w:spacing w:before="0" w:after="0"/>
-        <w:jc w:val="both"/>
-      </w:pPr>
-      <w:r>
-        <w:rPr>
-          <w:b w:val="0"/>
-          <w:i w:val="0"/>
-          <w:u w:val="none"/>
-        </w:rPr>
-        <w:t xml:space="preserve">Tabel I merangkum waktu enkripsi pada ESP32 untuk berbagai ukuran payload. Variabel </w:t>
-      </w:r>
-      <m:oMath xmlns:mml="http://www.w3.org/1998/Math/MathML">
-        <m:sSub>
-          <m:e>
-            <m:r>
-              <m:t>X</m:t>
-            </m:r>
-          </m:e>
-          <m:sub>
-            <m:r>
-              <m:t>1</m:t>
-            </m:r>
-          </m:sub>
-        </m:sSub>
-      </m:oMath>
-      <w:r>
-        <w:t>​</w:t>
-      </w:r>
-      <w:r>
-        <w:rPr>
-          <w:b w:val="0"/>
-          <w:i w:val="0"/>
-          <w:u w:val="none"/>
-        </w:rPr>
-        <w:t xml:space="preserve"> menyatakan panjang payload dalam byte, </w:t>
-      </w:r>
-      <m:oMath xmlns:mml="http://www.w3.org/1998/Math/MathML">
-        <m:sSub>
-          <m:e>
-            <m:r>
-              <m:t>X</m:t>
-            </m:r>
-          </m:e>
-          <m:sub>
-            <m:r>
-              <m:t>2</m:t>
-            </m:r>
-          </m:sub>
-        </m:sSub>
-      </m:oMath>
-      <w:r>
-        <w:t>​</w:t>
-      </w:r>
-      <w:r>
-        <w:rPr>
-          <w:b w:val="0"/>
-          <w:i w:val="0"/>
-          <w:u w:val="none"/>
-        </w:rPr>
-        <w:t xml:space="preserve"> adalah waktu enkripsi AES-256-CBC (ms), dan </w:t>
-      </w:r>
-      <m:oMath xmlns:mml="http://www.w3.org/1998/Math/MathML">
-        <m:sSub>
-          <m:e>
-            <m:r>
-              <m:t>X</m:t>
-            </m:r>
-          </m:e>
-          <m:sub>
-            <m:r>
-              <m:t>3</m:t>
-            </m:r>
-          </m:sub>
-        </m:sSub>
-      </m:oMath>
-      <w:r>
-        <w:t>​</w:t>
-      </w:r>
-      <w:r>
-        <w:rPr>
-          <w:b w:val="0"/>
-          <w:i w:val="0"/>
-          <w:u w:val="none"/>
-        </w:rPr>
-        <w:t xml:space="preserve"> adalah overhead CPU (%). Data dikumpulkan dari 10.000 sampel per ukuran.</w:t>
-      </w:r>
-    </w:p>
-    <w:p>
-      <w:pPr>
-        <w:spacing w:before="120" w:after="60"/>
-        <w:jc w:val="center"/>
-      </w:pPr>
-      <w:r>
-        <w:rPr>
-          <w:rFonts w:ascii="Arial" w:hAnsi="Arial" w:cs="Arial"/>
-          <w:b/>
-          <w:sz w:val="16"/>
-        </w:rPr>
-        <w:t xml:space="preserve">Table I. </w:t>
-      </w:r>
-      <w:r>
-        <w:rPr>
-          <w:rFonts w:ascii="Arial" w:hAnsi="Arial" w:cs="Arial"/>
-          <w:sz w:val="16"/>
-        </w:rPr>
-        <w:t>Waktu enkripsi dan overhead CPU untuk berbagai ukuran payload</w:t>
+        <w:t>Parameter Denavit-Hartenberg Lengan Robot 6-DOF</w:t>
       </w:r>
     </w:p>
     <w:tbl>
@@ -1093,14 +1458,16 @@
         </w:tblBorders>
       </w:tblPr>
       <w:tblGrid>
-        <w:gridCol w:w="3120"/>
-        <w:gridCol w:w="3120"/>
-        <w:gridCol w:w="3120"/>
+        <w:gridCol w:w="1872"/>
+        <w:gridCol w:w="1872"/>
+        <w:gridCol w:w="1872"/>
+        <w:gridCol w:w="1872"/>
+        <w:gridCol w:w="1872"/>
       </w:tblGrid>
       <w:tr>
         <w:tc>
           <w:tcPr>
-            <w:tcW w:type="dxa" w:w="3120"/>
+            <w:tcW w:type="dxa" w:w="1872"/>
           </w:tcPr>
           <w:p>
             <w:pPr>
@@ -1113,13 +1480,13 @@
                 <w:b/>
                 <w:sz w:val="16"/>
               </w:rPr>
-              <w:t>Panjang Payload (byte)</w:t>
-            </w:r>
-          </w:p>
-        </w:tc>
-        <w:tc>
-          <w:tcPr>
-            <w:tcW w:type="dxa" w:w="3120"/>
+              <w:t>Sendi</w:t>
+            </w:r>
+          </w:p>
+        </w:tc>
+        <w:tc>
+          <w:tcPr>
+            <w:tcW w:type="dxa" w:w="1872"/>
           </w:tcPr>
           <w:p>
             <w:pPr>
@@ -1132,13 +1499,13 @@
                 <w:b/>
                 <w:sz w:val="16"/>
               </w:rPr>
-              <w:t>Waktu Enkripsi (ms)</w:t>
-            </w:r>
-          </w:p>
-        </w:tc>
-        <w:tc>
-          <w:tcPr>
-            <w:tcW w:type="dxa" w:w="3120"/>
+              <w:t>θi (rad)</w:t>
+            </w:r>
+          </w:p>
+        </w:tc>
+        <w:tc>
+          <w:tcPr>
+            <w:tcW w:type="dxa" w:w="1872"/>
           </w:tcPr>
           <w:p>
             <w:pPr>
@@ -1151,7 +1518,45 @@
                 <w:b/>
                 <w:sz w:val="16"/>
               </w:rPr>
-              <w:t>Overhead CPU (%)</w:t>
+              <w:t>(mm)</w:t>
+            </w:r>
+          </w:p>
+        </w:tc>
+        <w:tc>
+          <w:tcPr>
+            <w:tcW w:type="dxa" w:w="1872"/>
+          </w:tcPr>
+          <w:p>
+            <w:pPr>
+              <w:jc w:val="center"/>
+            </w:pPr>
+            <w:r/>
+            <w:r>
+              <w:rPr>
+                <w:rFonts w:ascii="Arial" w:hAnsi="Arial" w:cs="Arial"/>
+                <w:b/>
+                <w:sz w:val="16"/>
+              </w:rPr>
+              <w:t>(mm)</w:t>
+            </w:r>
+          </w:p>
+        </w:tc>
+        <w:tc>
+          <w:tcPr>
+            <w:tcW w:type="dxa" w:w="1872"/>
+          </w:tcPr>
+          <w:p>
+            <w:pPr>
+              <w:jc w:val="center"/>
+            </w:pPr>
+            <w:r/>
+            <w:r>
+              <w:rPr>
+                <w:rFonts w:ascii="Arial" w:hAnsi="Arial" w:cs="Arial"/>
+                <w:b/>
+                <w:sz w:val="16"/>
+              </w:rPr>
+              <w:t>αi (rad)</w:t>
             </w:r>
           </w:p>
         </w:tc>
@@ -1159,55 +1564,91 @@
       <w:tr>
         <w:tc>
           <w:tcPr>
-            <w:tcW w:type="dxa" w:w="3120"/>
-          </w:tcPr>
-          <w:p>
-            <w:pPr>
-              <w:jc w:val="center"/>
-            </w:pPr>
-            <w:r/>
-            <w:r>
-              <w:rPr>
-                <w:rFonts w:ascii="Arial" w:hAnsi="Arial" w:cs="Arial"/>
-                <w:sz w:val="16"/>
-              </w:rPr>
-              <w:t>64</w:t>
-            </w:r>
-          </w:p>
-        </w:tc>
-        <w:tc>
-          <w:tcPr>
-            <w:tcW w:type="dxa" w:w="3120"/>
-          </w:tcPr>
-          <w:p>
-            <w:pPr>
-              <w:jc w:val="center"/>
-            </w:pPr>
-            <w:r/>
-            <w:r>
-              <w:rPr>
-                <w:rFonts w:ascii="Arial" w:hAnsi="Arial" w:cs="Arial"/>
-                <w:sz w:val="16"/>
-              </w:rPr>
-              <w:t>X2a</w:t>
-            </w:r>
-          </w:p>
-        </w:tc>
-        <w:tc>
-          <w:tcPr>
-            <w:tcW w:type="dxa" w:w="3120"/>
-          </w:tcPr>
-          <w:p>
-            <w:pPr>
-              <w:jc w:val="center"/>
-            </w:pPr>
-            <w:r/>
-            <w:r>
-              <w:rPr>
-                <w:rFonts w:ascii="Arial" w:hAnsi="Arial" w:cs="Arial"/>
-                <w:sz w:val="16"/>
-              </w:rPr>
-              <w:t>X3a</w:t>
+            <w:tcW w:type="dxa" w:w="1872"/>
+          </w:tcPr>
+          <w:p>
+            <w:pPr>
+              <w:jc w:val="center"/>
+            </w:pPr>
+            <w:r/>
+            <w:r>
+              <w:rPr>
+                <w:rFonts w:ascii="Arial" w:hAnsi="Arial" w:cs="Arial"/>
+                <w:sz w:val="16"/>
+              </w:rPr>
+              <w:t>1</w:t>
+            </w:r>
+          </w:p>
+        </w:tc>
+        <w:tc>
+          <w:tcPr>
+            <w:tcW w:type="dxa" w:w="1872"/>
+          </w:tcPr>
+          <w:p>
+            <w:pPr>
+              <w:jc w:val="center"/>
+            </w:pPr>
+            <w:r/>
+            <w:r>
+              <w:rPr>
+                <w:rFonts w:ascii="Arial" w:hAnsi="Arial" w:cs="Arial"/>
+                <w:sz w:val="16"/>
+              </w:rPr>
+              <w:t>q1</w:t>
+            </w:r>
+          </w:p>
+        </w:tc>
+        <w:tc>
+          <w:tcPr>
+            <w:tcW w:type="dxa" w:w="1872"/>
+          </w:tcPr>
+          <w:p>
+            <w:pPr>
+              <w:jc w:val="center"/>
+            </w:pPr>
+            <w:r/>
+            <w:r>
+              <w:rPr>
+                <w:rFonts w:ascii="Arial" w:hAnsi="Arial" w:cs="Arial"/>
+                <w:sz w:val="16"/>
+              </w:rPr>
+              <w:t>a1</w:t>
+            </w:r>
+          </w:p>
+        </w:tc>
+        <w:tc>
+          <w:tcPr>
+            <w:tcW w:type="dxa" w:w="1872"/>
+          </w:tcPr>
+          <w:p>
+            <w:pPr>
+              <w:jc w:val="center"/>
+            </w:pPr>
+            <w:r/>
+            <w:r>
+              <w:rPr>
+                <w:rFonts w:ascii="Arial" w:hAnsi="Arial" w:cs="Arial"/>
+                <w:sz w:val="16"/>
+              </w:rPr>
+              <w:t>a2</w:t>
+            </w:r>
+          </w:p>
+        </w:tc>
+        <w:tc>
+          <w:tcPr>
+            <w:tcW w:type="dxa" w:w="1872"/>
+          </w:tcPr>
+          <w:p>
+            <w:pPr>
+              <w:jc w:val="center"/>
+            </w:pPr>
+            <w:r/>
+            <w:r>
+              <w:rPr>
+                <w:rFonts w:ascii="Arial" w:hAnsi="Arial" w:cs="Arial"/>
+                <w:sz w:val="16"/>
+              </w:rPr>
+              <w:t>π/2</w:t>
             </w:r>
           </w:p>
         </w:tc>
@@ -1215,55 +1656,91 @@
       <w:tr>
         <w:tc>
           <w:tcPr>
-            <w:tcW w:type="dxa" w:w="3120"/>
-          </w:tcPr>
-          <w:p>
-            <w:pPr>
-              <w:jc w:val="center"/>
-            </w:pPr>
-            <w:r/>
-            <w:r>
-              <w:rPr>
-                <w:rFonts w:ascii="Arial" w:hAnsi="Arial" w:cs="Arial"/>
-                <w:sz w:val="16"/>
-              </w:rPr>
-              <w:t>128</w:t>
-            </w:r>
-          </w:p>
-        </w:tc>
-        <w:tc>
-          <w:tcPr>
-            <w:tcW w:type="dxa" w:w="3120"/>
-          </w:tcPr>
-          <w:p>
-            <w:pPr>
-              <w:jc w:val="center"/>
-            </w:pPr>
-            <w:r/>
-            <w:r>
-              <w:rPr>
-                <w:rFonts w:ascii="Arial" w:hAnsi="Arial" w:cs="Arial"/>
-                <w:sz w:val="16"/>
-              </w:rPr>
-              <w:t>X2b</w:t>
-            </w:r>
-          </w:p>
-        </w:tc>
-        <w:tc>
-          <w:tcPr>
-            <w:tcW w:type="dxa" w:w="3120"/>
-          </w:tcPr>
-          <w:p>
-            <w:pPr>
-              <w:jc w:val="center"/>
-            </w:pPr>
-            <w:r/>
-            <w:r>
-              <w:rPr>
-                <w:rFonts w:ascii="Arial" w:hAnsi="Arial" w:cs="Arial"/>
-                <w:sz w:val="16"/>
-              </w:rPr>
-              <w:t>X3b</w:t>
+            <w:tcW w:type="dxa" w:w="1872"/>
+          </w:tcPr>
+          <w:p>
+            <w:pPr>
+              <w:jc w:val="center"/>
+            </w:pPr>
+            <w:r/>
+            <w:r>
+              <w:rPr>
+                <w:rFonts w:ascii="Arial" w:hAnsi="Arial" w:cs="Arial"/>
+                <w:sz w:val="16"/>
+              </w:rPr>
+              <w:t>2</w:t>
+            </w:r>
+          </w:p>
+        </w:tc>
+        <w:tc>
+          <w:tcPr>
+            <w:tcW w:type="dxa" w:w="1872"/>
+          </w:tcPr>
+          <w:p>
+            <w:pPr>
+              <w:jc w:val="center"/>
+            </w:pPr>
+            <w:r/>
+            <w:r>
+              <w:rPr>
+                <w:rFonts w:ascii="Arial" w:hAnsi="Arial" w:cs="Arial"/>
+                <w:sz w:val="16"/>
+              </w:rPr>
+              <w:t>q2</w:t>
+            </w:r>
+          </w:p>
+        </w:tc>
+        <w:tc>
+          <w:tcPr>
+            <w:tcW w:type="dxa" w:w="1872"/>
+          </w:tcPr>
+          <w:p>
+            <w:pPr>
+              <w:jc w:val="center"/>
+            </w:pPr>
+            <w:r/>
+            <w:r>
+              <w:rPr>
+                <w:rFonts w:ascii="Arial" w:hAnsi="Arial" w:cs="Arial"/>
+                <w:sz w:val="16"/>
+              </w:rPr>
+              <w:t>0</w:t>
+            </w:r>
+          </w:p>
+        </w:tc>
+        <w:tc>
+          <w:tcPr>
+            <w:tcW w:type="dxa" w:w="1872"/>
+          </w:tcPr>
+          <w:p>
+            <w:pPr>
+              <w:jc w:val="center"/>
+            </w:pPr>
+            <w:r/>
+            <w:r>
+              <w:rPr>
+                <w:rFonts w:ascii="Arial" w:hAnsi="Arial" w:cs="Arial"/>
+                <w:sz w:val="16"/>
+              </w:rPr>
+              <w:t>a3</w:t>
+            </w:r>
+          </w:p>
+        </w:tc>
+        <w:tc>
+          <w:tcPr>
+            <w:tcW w:type="dxa" w:w="1872"/>
+          </w:tcPr>
+          <w:p>
+            <w:pPr>
+              <w:jc w:val="center"/>
+            </w:pPr>
+            <w:r/>
+            <w:r>
+              <w:rPr>
+                <w:rFonts w:ascii="Arial" w:hAnsi="Arial" w:cs="Arial"/>
+                <w:sz w:val="16"/>
+              </w:rPr>
+              <w:t>0</w:t>
             </w:r>
           </w:p>
         </w:tc>
@@ -1271,55 +1748,91 @@
       <w:tr>
         <w:tc>
           <w:tcPr>
-            <w:tcW w:type="dxa" w:w="3120"/>
-          </w:tcPr>
-          <w:p>
-            <w:pPr>
-              <w:jc w:val="center"/>
-            </w:pPr>
-            <w:r/>
-            <w:r>
-              <w:rPr>
-                <w:rFonts w:ascii="Arial" w:hAnsi="Arial" w:cs="Arial"/>
-                <w:sz w:val="16"/>
-              </w:rPr>
-              <w:t>256</w:t>
-            </w:r>
-          </w:p>
-        </w:tc>
-        <w:tc>
-          <w:tcPr>
-            <w:tcW w:type="dxa" w:w="3120"/>
-          </w:tcPr>
-          <w:p>
-            <w:pPr>
-              <w:jc w:val="center"/>
-            </w:pPr>
-            <w:r/>
-            <w:r>
-              <w:rPr>
-                <w:rFonts w:ascii="Arial" w:hAnsi="Arial" w:cs="Arial"/>
-                <w:sz w:val="16"/>
-              </w:rPr>
-              <w:t>X2c</w:t>
-            </w:r>
-          </w:p>
-        </w:tc>
-        <w:tc>
-          <w:tcPr>
-            <w:tcW w:type="dxa" w:w="3120"/>
-          </w:tcPr>
-          <w:p>
-            <w:pPr>
-              <w:jc w:val="center"/>
-            </w:pPr>
-            <w:r/>
-            <w:r>
-              <w:rPr>
-                <w:rFonts w:ascii="Arial" w:hAnsi="Arial" w:cs="Arial"/>
-                <w:sz w:val="16"/>
-              </w:rPr>
-              <w:t>X3c</w:t>
+            <w:tcW w:type="dxa" w:w="1872"/>
+          </w:tcPr>
+          <w:p>
+            <w:pPr>
+              <w:jc w:val="center"/>
+            </w:pPr>
+            <w:r/>
+            <w:r>
+              <w:rPr>
+                <w:rFonts w:ascii="Arial" w:hAnsi="Arial" w:cs="Arial"/>
+                <w:sz w:val="16"/>
+              </w:rPr>
+              <w:t>3</w:t>
+            </w:r>
+          </w:p>
+        </w:tc>
+        <w:tc>
+          <w:tcPr>
+            <w:tcW w:type="dxa" w:w="1872"/>
+          </w:tcPr>
+          <w:p>
+            <w:pPr>
+              <w:jc w:val="center"/>
+            </w:pPr>
+            <w:r/>
+            <w:r>
+              <w:rPr>
+                <w:rFonts w:ascii="Arial" w:hAnsi="Arial" w:cs="Arial"/>
+                <w:sz w:val="16"/>
+              </w:rPr>
+              <w:t>q3</w:t>
+            </w:r>
+          </w:p>
+        </w:tc>
+        <w:tc>
+          <w:tcPr>
+            <w:tcW w:type="dxa" w:w="1872"/>
+          </w:tcPr>
+          <w:p>
+            <w:pPr>
+              <w:jc w:val="center"/>
+            </w:pPr>
+            <w:r/>
+            <w:r>
+              <w:rPr>
+                <w:rFonts w:ascii="Arial" w:hAnsi="Arial" w:cs="Arial"/>
+                <w:sz w:val="16"/>
+              </w:rPr>
+              <w:t>0</w:t>
+            </w:r>
+          </w:p>
+        </w:tc>
+        <w:tc>
+          <w:tcPr>
+            <w:tcW w:type="dxa" w:w="1872"/>
+          </w:tcPr>
+          <w:p>
+            <w:pPr>
+              <w:jc w:val="center"/>
+            </w:pPr>
+            <w:r/>
+            <w:r>
+              <w:rPr>
+                <w:rFonts w:ascii="Arial" w:hAnsi="Arial" w:cs="Arial"/>
+                <w:sz w:val="16"/>
+              </w:rPr>
+              <w:t>a4</w:t>
+            </w:r>
+          </w:p>
+        </w:tc>
+        <w:tc>
+          <w:tcPr>
+            <w:tcW w:type="dxa" w:w="1872"/>
+          </w:tcPr>
+          <w:p>
+            <w:pPr>
+              <w:jc w:val="center"/>
+            </w:pPr>
+            <w:r/>
+            <w:r>
+              <w:rPr>
+                <w:rFonts w:ascii="Arial" w:hAnsi="Arial" w:cs="Arial"/>
+                <w:sz w:val="16"/>
+              </w:rPr>
+              <w:t>0</w:t>
             </w:r>
           </w:p>
         </w:tc>
@@ -1327,55 +1840,91 @@
       <w:tr>
         <w:tc>
           <w:tcPr>
-            <w:tcW w:type="dxa" w:w="3120"/>
-          </w:tcPr>
-          <w:p>
-            <w:pPr>
-              <w:jc w:val="center"/>
-            </w:pPr>
-            <w:r/>
-            <w:r>
-              <w:rPr>
-                <w:rFonts w:ascii="Arial" w:hAnsi="Arial" w:cs="Arial"/>
-                <w:sz w:val="16"/>
-              </w:rPr>
-              <w:t>512</w:t>
-            </w:r>
-          </w:p>
-        </w:tc>
-        <w:tc>
-          <w:tcPr>
-            <w:tcW w:type="dxa" w:w="3120"/>
-          </w:tcPr>
-          <w:p>
-            <w:pPr>
-              <w:jc w:val="center"/>
-            </w:pPr>
-            <w:r/>
-            <w:r>
-              <w:rPr>
-                <w:rFonts w:ascii="Arial" w:hAnsi="Arial" w:cs="Arial"/>
-                <w:sz w:val="16"/>
-              </w:rPr>
-              <w:t>X2d</w:t>
-            </w:r>
-          </w:p>
-        </w:tc>
-        <w:tc>
-          <w:tcPr>
-            <w:tcW w:type="dxa" w:w="3120"/>
-          </w:tcPr>
-          <w:p>
-            <w:pPr>
-              <w:jc w:val="center"/>
-            </w:pPr>
-            <w:r/>
-            <w:r>
-              <w:rPr>
-                <w:rFonts w:ascii="Arial" w:hAnsi="Arial" w:cs="Arial"/>
-                <w:sz w:val="16"/>
-              </w:rPr>
-              <w:t>X3d</w:t>
+            <w:tcW w:type="dxa" w:w="1872"/>
+          </w:tcPr>
+          <w:p>
+            <w:pPr>
+              <w:jc w:val="center"/>
+            </w:pPr>
+            <w:r/>
+            <w:r>
+              <w:rPr>
+                <w:rFonts w:ascii="Arial" w:hAnsi="Arial" w:cs="Arial"/>
+                <w:sz w:val="16"/>
+              </w:rPr>
+              <w:t>4</w:t>
+            </w:r>
+          </w:p>
+        </w:tc>
+        <w:tc>
+          <w:tcPr>
+            <w:tcW w:type="dxa" w:w="1872"/>
+          </w:tcPr>
+          <w:p>
+            <w:pPr>
+              <w:jc w:val="center"/>
+            </w:pPr>
+            <w:r/>
+            <w:r>
+              <w:rPr>
+                <w:rFonts w:ascii="Arial" w:hAnsi="Arial" w:cs="Arial"/>
+                <w:sz w:val="16"/>
+              </w:rPr>
+              <w:t>q4</w:t>
+            </w:r>
+          </w:p>
+        </w:tc>
+        <w:tc>
+          <w:tcPr>
+            <w:tcW w:type="dxa" w:w="1872"/>
+          </w:tcPr>
+          <w:p>
+            <w:pPr>
+              <w:jc w:val="center"/>
+            </w:pPr>
+            <w:r/>
+            <w:r>
+              <w:rPr>
+                <w:rFonts w:ascii="Arial" w:hAnsi="Arial" w:cs="Arial"/>
+                <w:sz w:val="16"/>
+              </w:rPr>
+              <w:t>a5</w:t>
+            </w:r>
+          </w:p>
+        </w:tc>
+        <w:tc>
+          <w:tcPr>
+            <w:tcW w:type="dxa" w:w="1872"/>
+          </w:tcPr>
+          <w:p>
+            <w:pPr>
+              <w:jc w:val="center"/>
+            </w:pPr>
+            <w:r/>
+            <w:r>
+              <w:rPr>
+                <w:rFonts w:ascii="Arial" w:hAnsi="Arial" w:cs="Arial"/>
+                <w:sz w:val="16"/>
+              </w:rPr>
+              <w:t>0</w:t>
+            </w:r>
+          </w:p>
+        </w:tc>
+        <w:tc>
+          <w:tcPr>
+            <w:tcW w:type="dxa" w:w="1872"/>
+          </w:tcPr>
+          <w:p>
+            <w:pPr>
+              <w:jc w:val="center"/>
+            </w:pPr>
+            <w:r/>
+            <w:r>
+              <w:rPr>
+                <w:rFonts w:ascii="Arial" w:hAnsi="Arial" w:cs="Arial"/>
+                <w:sz w:val="16"/>
+              </w:rPr>
+              <w:t>-π/2</w:t>
             </w:r>
           </w:p>
         </w:tc>
@@ -1383,55 +1932,183 @@
       <w:tr>
         <w:tc>
           <w:tcPr>
-            <w:tcW w:type="dxa" w:w="3120"/>
-          </w:tcPr>
-          <w:p>
-            <w:pPr>
-              <w:jc w:val="center"/>
-            </w:pPr>
-            <w:r/>
-            <w:r>
-              <w:rPr>
-                <w:rFonts w:ascii="Arial" w:hAnsi="Arial" w:cs="Arial"/>
-                <w:sz w:val="16"/>
-              </w:rPr>
-              <w:t>1024</w:t>
-            </w:r>
-          </w:p>
-        </w:tc>
-        <w:tc>
-          <w:tcPr>
-            <w:tcW w:type="dxa" w:w="3120"/>
-          </w:tcPr>
-          <w:p>
-            <w:pPr>
-              <w:jc w:val="center"/>
-            </w:pPr>
-            <w:r/>
-            <w:r>
-              <w:rPr>
-                <w:rFonts w:ascii="Arial" w:hAnsi="Arial" w:cs="Arial"/>
-                <w:sz w:val="16"/>
-              </w:rPr>
-              <w:t>X2e</w:t>
-            </w:r>
-          </w:p>
-        </w:tc>
-        <w:tc>
-          <w:tcPr>
-            <w:tcW w:type="dxa" w:w="3120"/>
-          </w:tcPr>
-          <w:p>
-            <w:pPr>
-              <w:jc w:val="center"/>
-            </w:pPr>
-            <w:r/>
-            <w:r>
-              <w:rPr>
-                <w:rFonts w:ascii="Arial" w:hAnsi="Arial" w:cs="Arial"/>
-                <w:sz w:val="16"/>
-              </w:rPr>
-              <w:t>X3e</w:t>
+            <w:tcW w:type="dxa" w:w="1872"/>
+          </w:tcPr>
+          <w:p>
+            <w:pPr>
+              <w:jc w:val="center"/>
+            </w:pPr>
+            <w:r/>
+            <w:r>
+              <w:rPr>
+                <w:rFonts w:ascii="Arial" w:hAnsi="Arial" w:cs="Arial"/>
+                <w:sz w:val="16"/>
+              </w:rPr>
+              <w:t>5</w:t>
+            </w:r>
+          </w:p>
+        </w:tc>
+        <w:tc>
+          <w:tcPr>
+            <w:tcW w:type="dxa" w:w="1872"/>
+          </w:tcPr>
+          <w:p>
+            <w:pPr>
+              <w:jc w:val="center"/>
+            </w:pPr>
+            <w:r/>
+            <w:r>
+              <w:rPr>
+                <w:rFonts w:ascii="Arial" w:hAnsi="Arial" w:cs="Arial"/>
+                <w:sz w:val="16"/>
+              </w:rPr>
+              <w:t>q5</w:t>
+            </w:r>
+          </w:p>
+        </w:tc>
+        <w:tc>
+          <w:tcPr>
+            <w:tcW w:type="dxa" w:w="1872"/>
+          </w:tcPr>
+          <w:p>
+            <w:pPr>
+              <w:jc w:val="center"/>
+            </w:pPr>
+            <w:r/>
+            <w:r>
+              <w:rPr>
+                <w:rFonts w:ascii="Arial" w:hAnsi="Arial" w:cs="Arial"/>
+                <w:sz w:val="16"/>
+              </w:rPr>
+              <w:t>0</w:t>
+            </w:r>
+          </w:p>
+        </w:tc>
+        <w:tc>
+          <w:tcPr>
+            <w:tcW w:type="dxa" w:w="1872"/>
+          </w:tcPr>
+          <w:p>
+            <w:pPr>
+              <w:jc w:val="center"/>
+            </w:pPr>
+            <w:r/>
+            <w:r>
+              <w:rPr>
+                <w:rFonts w:ascii="Arial" w:hAnsi="Arial" w:cs="Arial"/>
+                <w:sz w:val="16"/>
+              </w:rPr>
+              <w:t>0</w:t>
+            </w:r>
+          </w:p>
+        </w:tc>
+        <w:tc>
+          <w:tcPr>
+            <w:tcW w:type="dxa" w:w="1872"/>
+          </w:tcPr>
+          <w:p>
+            <w:pPr>
+              <w:jc w:val="center"/>
+            </w:pPr>
+            <w:r/>
+            <w:r>
+              <w:rPr>
+                <w:rFonts w:ascii="Arial" w:hAnsi="Arial" w:cs="Arial"/>
+                <w:sz w:val="16"/>
+              </w:rPr>
+              <w:t>π/2</w:t>
+            </w:r>
+          </w:p>
+        </w:tc>
+      </w:tr>
+      <w:tr>
+        <w:tc>
+          <w:tcPr>
+            <w:tcW w:type="dxa" w:w="1872"/>
+          </w:tcPr>
+          <w:p>
+            <w:pPr>
+              <w:jc w:val="center"/>
+            </w:pPr>
+            <w:r/>
+            <w:r>
+              <w:rPr>
+                <w:rFonts w:ascii="Arial" w:hAnsi="Arial" w:cs="Arial"/>
+                <w:sz w:val="16"/>
+              </w:rPr>
+              <w:t>6</w:t>
+            </w:r>
+          </w:p>
+        </w:tc>
+        <w:tc>
+          <w:tcPr>
+            <w:tcW w:type="dxa" w:w="1872"/>
+          </w:tcPr>
+          <w:p>
+            <w:pPr>
+              <w:jc w:val="center"/>
+            </w:pPr>
+            <w:r/>
+            <w:r>
+              <w:rPr>
+                <w:rFonts w:ascii="Arial" w:hAnsi="Arial" w:cs="Arial"/>
+                <w:sz w:val="16"/>
+              </w:rPr>
+              <w:t>q6</w:t>
+            </w:r>
+          </w:p>
+        </w:tc>
+        <w:tc>
+          <w:tcPr>
+            <w:tcW w:type="dxa" w:w="1872"/>
+          </w:tcPr>
+          <w:p>
+            <w:pPr>
+              <w:jc w:val="center"/>
+            </w:pPr>
+            <w:r/>
+            <w:r>
+              <w:rPr>
+                <w:rFonts w:ascii="Arial" w:hAnsi="Arial" w:cs="Arial"/>
+                <w:sz w:val="16"/>
+              </w:rPr>
+              <w:t>a6</w:t>
+            </w:r>
+          </w:p>
+        </w:tc>
+        <w:tc>
+          <w:tcPr>
+            <w:tcW w:type="dxa" w:w="1872"/>
+          </w:tcPr>
+          <w:p>
+            <w:pPr>
+              <w:jc w:val="center"/>
+            </w:pPr>
+            <w:r/>
+            <w:r>
+              <w:rPr>
+                <w:rFonts w:ascii="Arial" w:hAnsi="Arial" w:cs="Arial"/>
+                <w:sz w:val="16"/>
+              </w:rPr>
+              <w:t>0</w:t>
+            </w:r>
+          </w:p>
+        </w:tc>
+        <w:tc>
+          <w:tcPr>
+            <w:tcW w:type="dxa" w:w="1872"/>
+          </w:tcPr>
+          <w:p>
+            <w:pPr>
+              <w:jc w:val="center"/>
+            </w:pPr>
+            <w:r/>
+            <w:r>
+              <w:rPr>
+                <w:rFonts w:ascii="Arial" w:hAnsi="Arial" w:cs="Arial"/>
+                <w:sz w:val="16"/>
+              </w:rPr>
+              <w:t>0</w:t>
             </w:r>
           </w:p>
         </w:tc>
@@ -1444,76 +2121,50 @@
       </w:pPr>
       <w:r>
         <w:rPr>
-          <w:b w:val="0"/>
-          <w:i w:val="0"/>
-          <w:u w:val="none"/>
-        </w:rPr>
-        <w:t xml:space="preserve">Terlihat bahwa waktu enkripsi naik secara linier dengan panjang payload, sesuai prediksi persamaan (1). Pada payload 128 byte (tipikal data sensor), </w:t>
-      </w:r>
-      <m:oMath xmlns:mml="http://www.w3.org/1998/Math/MathML">
-        <m:sSub>
-          <m:e>
-            <m:r>
-              <m:t>X</m:t>
-            </m:r>
-          </m:e>
-          <m:sub>
-            <m:r>
-              <m:t>2b</m:t>
-            </m:r>
-          </m:sub>
-        </m:sSub>
-      </m:oMath>
-      <w:r>
-        <w:t>​</w:t>
-      </w:r>
-      <w:r>
-        <w:rPr>
-          <w:b w:val="0"/>
-          <w:i w:val="0"/>
-          <w:u w:val="none"/>
-        </w:rPr>
-        <w:t xml:space="preserve"> tercatat di bawah 10 ms, yang cukup rendah untuk aplikasi near real-time. Overhead CPU </w:t>
-      </w:r>
-      <m:oMath xmlns:mml="http://www.w3.org/1998/Math/MathML">
-        <m:sSub>
-          <m:e>
-            <m:r>
-              <m:t>X</m:t>
-            </m:r>
-          </m:e>
-          <m:sub>
-            <m:r>
-              <m:t>3b</m:t>
-            </m:r>
-          </m:sub>
-        </m:sSub>
-      </m:oMath>
-      <w:r>
-        <w:t>​</w:t>
-      </w:r>
-      <w:r>
-        <w:rPr>
-          <w:b w:val="0"/>
-          <w:i w:val="0"/>
-          <w:u w:val="none"/>
-        </w:rPr>
-        <w:t xml:space="preserve"> berkisar 3-4%, tidak mengganggu siklus pengambilan sampel sensor. Kinerja ini lebih baik dibandingkan skema referensi yang menggunakan perangkat lunak murni (tanpa akselerasi hardware) yang melaporkan overhead 12% [16].</w:t>
-      </w:r>
-    </w:p>
-    <w:p>
-      <w:pPr>
-        <w:spacing w:before="60" w:after="60"/>
+          <w:rFonts w:ascii="Arial" w:hAnsi="Arial" w:cs="Arial"/>
+          <w:sz w:val="20"/>
+        </w:rPr>
+        <w:t>Parameter a1 sampai a6 merupakan panjang lengan dan offset yang diperoleh dari lembar data robot industri. Sudut sendi q1 hingga q6 adalah variabel yang dikendalikan. Matriks transformasi total T60 dihitung menggunakan perkalian matriks dari Persamaan (2), kemudian digunakan untuk memperoleh posisi ujung lengan dalam kerangka basis.</w:t>
+      </w:r>
+    </w:p>
+    <w:p>
+      <w:pPr>
+        <w:spacing w:before="240" w:after="160"/>
         <w:jc w:val="center"/>
       </w:pPr>
       <w:r>
-        <w:rPr>
-          <w:rFonts w:ascii="Arial" w:hAnsi="Arial" w:cs="Arial"/>
-          <w:i/>
-          <w:color w:val="FF0000"/>
-          <w:sz w:val="16"/>
-        </w:rPr>
-        <w:t>[PROMPT UNTUK AI GAMBAR: Waktu enkripsi vs panjang payload pada ESP32. Bar chart comparing encryption time (ms) of AES-256-CBC on ESP32 for five payload lengths: 64, 128, 256, 512, 1024 bytes. Data: 64 bytes -&gt; X2a ms; 128 bytes -&gt; X2b ms; 256 bytes -&gt; X2c ms; 512 bytes -&gt; X2d ms; 1024 bytes -&gt; X2e ms. X-axis: Payload Length (bytes). Y-axis: Encryption Time (ms). Use light blue bars with black borders. Add a secondary bar set for theoretical model from equation (1) as dashed overlay. Include grid lines, axis labels, and a legend. Title: 'Encryption Time vs. Payload Length on ESP32'. Academic style, white background.]</w:t>
+        <w:drawing>
+          <wp:inline xmlns:a="http://schemas.openxmlformats.org/drawingml/2006/main" xmlns:pic="http://schemas.openxmlformats.org/drawingml/2006/picture">
+            <wp:extent cx="2988000" cy="2988000"/>
+            <wp:docPr id="2" name="Picture 2"/>
+            <wp:cNvGraphicFramePr>
+              <a:graphicFrameLocks noChangeAspect="1"/>
+            </wp:cNvGraphicFramePr>
+            <a:graphic>
+              <a:graphicData uri="http://schemas.openxmlformats.org/drawingml/2006/picture">
+                <pic:pic>
+                  <pic:nvPicPr>
+                    <pic:cNvPr id="0" name="control_block_diagram.jpg"/>
+                    <pic:cNvPicPr/>
+                  </pic:nvPicPr>
+                  <pic:blipFill>
+                    <a:blip r:embed="rId21"/>
+                    <a:stretch>
+                      <a:fillRect/>
+                    </a:stretch>
+                  </pic:blipFill>
+                  <pic:spPr>
+                    <a:xfrm>
+                      <a:off x="0" y="0"/>
+                      <a:ext cx="2988000" cy="2988000"/>
+                    </a:xfrm>
+                    <a:prstGeom prst="rect"/>
+                  </pic:spPr>
+                </pic:pic>
+              </a:graphicData>
+            </a:graphic>
+          </wp:inline>
+        </w:drawing>
       </w:r>
     </w:p>
     <w:p>
@@ -1527,14 +2178,14 @@
           <w:b/>
           <w:sz w:val="16"/>
         </w:rPr>
-        <w:t xml:space="preserve">Fig. 6. </w:t>
+        <w:t xml:space="preserve">Fig. 2. </w:t>
       </w:r>
       <w:r>
         <w:rPr>
           <w:rFonts w:ascii="Arial" w:hAnsi="Arial" w:cs="Arial"/>
           <w:sz w:val="16"/>
         </w:rPr>
-        <w:t>Waktu enkripsi vs panjang payload pada ESP32</w:t>
+        <w:t>Arsitektur sistem kendali PID pada lengan robot untuk pengelasan komponen otomotif</w:t>
       </w:r>
     </w:p>
     <w:p>
@@ -1544,127 +2195,10 @@
       </w:pPr>
       <w:r>
         <w:rPr>
-          <w:b w:val="0"/>
-          <w:i w:val="0"/>
-          <w:u w:val="none"/>
-        </w:rPr>
-        <w:t xml:space="preserve">Fig. 6 menunjukkan konsistensi peningkatan </w:t>
-      </w:r>
-      <m:oMath xmlns:mml="http://www.w3.org/1998/Math/MathML">
-        <m:sSub>
-          <m:e>
-            <m:r>
-              <m:t>X</m:t>
-            </m:r>
-          </m:e>
-          <m:sub>
-            <m:r>
-              <m:t>2</m:t>
-            </m:r>
-          </m:sub>
-        </m:sSub>
-      </m:oMath>
-      <w:r>
-        <w:t>​</w:t>
-      </w:r>
-      <w:r>
-        <w:rPr>
-          <w:b w:val="0"/>
-          <w:i w:val="0"/>
-          <w:u w:val="none"/>
-        </w:rPr>
-        <w:t xml:space="preserve"> terhadap </w:t>
-      </w:r>
-      <m:oMath xmlns:mml="http://www.w3.org/1998/Math/MathML">
-        <m:sSub>
-          <m:e>
-            <m:r>
-              <m:t>X</m:t>
-            </m:r>
-          </m:e>
-          <m:sub>
-            <m:r>
-              <m:t>1</m:t>
-            </m:r>
-          </m:sub>
-        </m:sSub>
-      </m:oMath>
-      <w:r>
-        <w:t>​</w:t>
-      </w:r>
-      <w:r>
-        <w:rPr>
-          <w:b w:val="0"/>
-          <w:i w:val="0"/>
-          <w:u w:val="none"/>
-        </w:rPr>
-        <w:t>. Bar kosong pada model teoretis (</w:t>
-      </w:r>
-      <m:oMath xmlns:mml="http://www.w3.org/1998/Math/MathML">
-        <m:sSub>
-          <m:e>
-            <m:r>
-              <m:t>a</m:t>
-            </m:r>
-          </m:e>
-          <m:sub>
-            <m:r>
-              <m:t>1</m:t>
-            </m:r>
-          </m:sub>
-        </m:sSub>
-      </m:oMath>
-      <w:r>
-        <w:t>​</w:t>
-      </w:r>
-      <w:r>
-        <w:rPr>
-          <w:b w:val="0"/>
-          <w:i w:val="0"/>
-          <w:u w:val="none"/>
-        </w:rPr>
-        <w:t xml:space="preserve"> hingga </w:t>
-      </w:r>
-      <m:oMath xmlns:mml="http://www.w3.org/1998/Math/MathML">
-        <m:sSub>
-          <m:e>
-            <m:r>
-              <m:t>a</m:t>
-            </m:r>
-          </m:e>
-          <m:sub>
-            <m:r>
-              <m:t>5</m:t>
-            </m:r>
-          </m:sub>
-        </m:sSub>
-      </m:oMath>
-      <w:r>
-        <w:t>​</w:t>
-      </w:r>
-      <w:r>
-        <w:rPr>
-          <w:b w:val="0"/>
-          <w:i w:val="0"/>
-          <w:u w:val="none"/>
-        </w:rPr>
-        <w:t xml:space="preserve">) memperlihatkan deviasi rata-rata hanya 0.4 ms, menandakan kalibrasi parameter </w:t>
-      </w:r>
-      <m:oMath xmlns:mml="http://www.w3.org/1998/Math/MathML">
-        <m:r>
-          <m:t>α</m:t>
-        </m:r>
-      </m:oMath>
-      <w:r>
-        <w:t>​</w:t>
-      </w:r>
-      <w:r>
-        <w:rPr>
-          <w:b w:val="0"/>
-          <w:i w:val="0"/>
-          <w:u w:val="none"/>
-        </w:rPr>
-        <w:t xml:space="preserve"> yang akurat.</w:t>
+          <w:rFonts w:ascii="Arial" w:hAnsi="Arial" w:cs="Arial"/>
+          <w:sz w:val="20"/>
+        </w:rPr>
+        <w:t>Gambar 2 menunjukkan arsitektur keseluruhan sistem. Trajektori pengelasan dihasilkan oleh perangkat lunak CAM offline, menghasilkan posisi referensi setiap sendi per interval waktu. Pengontrol PID pada masing-masing sendi menghitung sinyal torsi yang diperlukan untuk mencapai posisi tersebut. Umpan balik dari encoder resolusi tinggi memberikan informasi posisi aktual setiap sendi dengan presisi mikrometer.</w:t>
       </w:r>
     </w:p>
     <w:p>
@@ -1673,7 +2207,12 @@
         <w:jc w:val="left"/>
       </w:pPr>
       <w:r>
-        <w:t>Latency End-to-End dengan Keamanan</w:t>
+        <w:rPr>
+          <w:rFonts w:ascii="Arial" w:hAnsi="Arial" w:cs="Arial"/>
+          <w:b/>
+          <w:sz w:val="20"/>
+        </w:rPr>
+        <w:t>Implementasi dan Prosedur Eksperimen</w:t>
       </w:r>
     </w:p>
     <w:p>
@@ -1683,186 +2222,156 @@
       </w:pPr>
       <w:r>
         <w:rPr>
-          <w:b w:val="0"/>
-          <w:i w:val="0"/>
-          <w:u w:val="none"/>
-        </w:rPr>
-        <w:t xml:space="preserve">Tabel II menyajikan dekomposisi latensi end-to-end </w:t>
-      </w:r>
-      <m:oMath xmlns:mml="http://www.w3.org/1998/Math/MathML">
-        <m:sSub>
-          <m:e>
-            <m:r>
-              <m:t>L</m:t>
-            </m:r>
-          </m:e>
-          <m:sub>
-            <m:r>
-              <m:t>e2e</m:t>
-            </m:r>
-          </m:sub>
-        </m:sSub>
-      </m:oMath>
-      <w:r>
-        <w:t>​</w:t>
-      </w:r>
-      <w:r>
-        <w:rPr>
-          <w:b w:val="0"/>
-          <w:i w:val="0"/>
-          <w:u w:val="none"/>
-        </w:rPr>
-        <w:t xml:space="preserve"> untuk skenario C (usulan). Variabel </w:t>
-      </w:r>
-      <m:oMath xmlns:mml="http://www.w3.org/1998/Math/MathML">
-        <m:sSub>
-          <m:e>
-            <m:r>
-              <m:t>Y</m:t>
-            </m:r>
-          </m:e>
-          <m:sub>
-            <m:r>
-              <m:t>1</m:t>
-            </m:r>
-          </m:sub>
-        </m:sSub>
-      </m:oMath>
-      <w:r>
-        <w:t>​</w:t>
-      </w:r>
-      <w:r>
-        <w:rPr>
-          <w:b w:val="0"/>
-          <w:i w:val="0"/>
-          <w:u w:val="none"/>
-        </w:rPr>
-        <w:t xml:space="preserve"> hingga </w:t>
-      </w:r>
-      <m:oMath xmlns:mml="http://www.w3.org/1998/Math/MathML">
-        <m:sSub>
-          <m:e>
-            <m:r>
-              <m:t>Y</m:t>
-            </m:r>
-          </m:e>
-          <m:sub>
-            <m:r>
-              <m:t>4</m:t>
-            </m:r>
-          </m:sub>
-        </m:sSub>
-      </m:oMath>
-      <w:r>
-        <w:t>​</w:t>
-      </w:r>
-      <w:r>
-        <w:rPr>
-          <w:b w:val="0"/>
-          <w:i w:val="0"/>
-          <w:u w:val="none"/>
-        </w:rPr>
-        <w:t xml:space="preserve"> masing-masing mewakili </w:t>
-      </w:r>
-      <m:oMath xmlns:mml="http://www.w3.org/1998/Math/MathML">
-        <m:sSub>
-          <m:e>
-            <m:r>
-              <m:t>T</m:t>
-            </m:r>
-          </m:e>
-          <m:sub>
-            <m:r>
-              <m:t>enc</m:t>
-            </m:r>
-          </m:sub>
-        </m:sSub>
-      </m:oMath>
-      <w:r>
-        <w:t>​</w:t>
-      </w:r>
-      <w:r>
-        <w:rPr>
-          <w:b w:val="0"/>
-          <w:i w:val="0"/>
-          <w:u w:val="none"/>
-        </w:rPr>
-        <w:t xml:space="preserve">, </w:t>
-      </w:r>
-      <m:oMath xmlns:mml="http://www.w3.org/1998/Math/MathML">
-        <m:sSub>
-          <m:e>
-            <m:r>
-              <m:t>T</m:t>
-            </m:r>
-          </m:e>
-          <m:sub>
-            <m:r>
-              <m:t>net</m:t>
-            </m:r>
-          </m:sub>
-        </m:sSub>
-      </m:oMath>
-      <w:r>
-        <w:t>​</w:t>
-      </w:r>
-      <w:r>
-        <w:rPr>
-          <w:b w:val="0"/>
-          <w:i w:val="0"/>
-          <w:u w:val="none"/>
-        </w:rPr>
-        <w:t xml:space="preserve">, </w:t>
-      </w:r>
-      <m:oMath xmlns:mml="http://www.w3.org/1998/Math/MathML">
-        <m:sSub>
-          <m:e>
-            <m:r>
-              <m:t>T</m:t>
-            </m:r>
-          </m:e>
-          <m:sub>
-            <m:r>
-              <m:t>dec</m:t>
-            </m:r>
-          </m:sub>
-        </m:sSub>
-      </m:oMath>
-      <w:r>
-        <w:t>​</w:t>
-      </w:r>
-      <w:r>
-        <w:rPr>
-          <w:b w:val="0"/>
-          <w:i w:val="0"/>
-          <w:u w:val="none"/>
-        </w:rPr>
-        <w:t xml:space="preserve">, dan </w:t>
-      </w:r>
-      <m:oMath xmlns:mml="http://www.w3.org/1998/Math/MathML">
-        <m:sSub>
-          <m:e>
-            <m:r>
-              <m:t>T</m:t>
-            </m:r>
-          </m:e>
-          <m:sub>
-            <m:r>
-              <m:t>render</m:t>
-            </m:r>
-          </m:sub>
-        </m:sSub>
-      </m:oMath>
-      <w:r>
-        <w:t>​</w:t>
-      </w:r>
-      <w:r>
-        <w:rPr>
-          <w:b w:val="0"/>
-          <w:i w:val="0"/>
-          <w:u w:val="none"/>
-        </w:rPr>
-        <w:t>.</w:t>
+          <w:rFonts w:ascii="Arial" w:hAnsi="Arial" w:cs="Arial"/>
+          <w:sz w:val="20"/>
+        </w:rPr>
+        <w:t>Simulasi dilakukan menggunakan MATLAB/Simulink R2023a. Pemodelan plant menggunakan fungsi alih orde dua plus waktu tunda untuk merepresentasikan dinamika satu sendi dengan beban elektroda las. Fungsi alih yang digunakan adalah</w:t>
+      </w:r>
+    </w:p>
+    <w:p>
+      <w:pPr>
+        <w:jc w:val="center"/>
+        <w:spacing w:before="80" w:after="80" w:line="240" w:lineRule="auto"/>
+      </w:pPr>
+      <m:oMathPara>
+        <m:oMath>
+          <m:box>
+            <m:e>
+              <m:r>
+                <m:rPr>
+                  <m:sty m:val="i"/>
+                </m:rPr>
+                <m:t>G</m:t>
+              </m:r>
+              <m:r>
+                <m:rPr>
+                  <m:sty m:val="p"/>
+                </m:rPr>
+                <m:t>(</m:t>
+              </m:r>
+              <m:r>
+                <m:rPr>
+                  <m:sty m:val="i"/>
+                </m:rPr>
+                <m:t>s</m:t>
+              </m:r>
+              <m:r>
+                <m:rPr>
+                  <m:sty m:val="p"/>
+                </m:rPr>
+                <m:t>)</m:t>
+              </m:r>
+              <m:r>
+                <m:rPr>
+                  <m:sty m:val="p"/>
+                </m:rPr>
+                <m:t>=</m:t>
+              </m:r>
+              <m:f>
+                <m:num>
+                  <m:box>
+                    <m:e>
+                      <m:r>
+                        <m:rPr>
+                          <m:sty m:val="i"/>
+                        </m:rPr>
+                        <m:t>K</m:t>
+                      </m:r>
+                    </m:e>
+                  </m:box>
+                </m:num>
+                <m:den>
+                  <m:box>
+                    <m:e>
+                      <m:r>
+                        <m:rPr>
+                          <m:sty m:val="i"/>
+                        </m:rPr>
+                        <m:t>τ</m:t>
+                      </m:r>
+                      <m:r>
+                        <m:rPr>
+                          <m:sty m:val="i"/>
+                        </m:rPr>
+                        <m:t>s</m:t>
+                      </m:r>
+                      <m:r>
+                        <m:rPr>
+                          <m:sty m:val="p"/>
+                        </m:rPr>
+                        <m:t>+</m:t>
+                      </m:r>
+                      <m:r>
+                        <m:rPr>
+                          <m:sty m:val="p"/>
+                        </m:rPr>
+                        <m:t>1</m:t>
+                      </m:r>
+                    </m:e>
+                  </m:box>
+                </m:den>
+              </m:f>
+              <m:r>
+                <m:rPr>
+                  <m:sty m:val="i"/>
+                </m:rPr>
+                <m:t>e</m:t>
+              </m:r>
+              <m:r>
+                <m:rPr>
+                  <m:sty m:val="p"/>
+                </m:rPr>
+                <m:t>−</m:t>
+              </m:r>
+              <m:r>
+                <m:rPr>
+                  <m:sty m:val="i"/>
+                </m:rPr>
+                <m:t>L</m:t>
+              </m:r>
+              <m:r>
+                <m:rPr>
+                  <m:sty m:val="i"/>
+                </m:rPr>
+                <m:t>s</m:t>
+              </m:r>
+            </m:e>
+          </m:box>
+        </m:oMath>
+      </m:oMathPara>
+      <w:r>
+        <w:rPr>
+          <w:rFonts w:ascii="Arial" w:hAnsi="Arial"/>
+          <w:sz w:val="20"/>
+          <w:szCs w:val="20"/>
+        </w:rPr>
+        <w:t xml:space="preserve">    (4)</w:t>
+      </w:r>
+    </w:p>
+    <w:p>
+      <w:pPr>
+        <w:spacing w:before="0" w:after="0"/>
+        <w:jc w:val="both"/>
+      </w:pPr>
+      <w:r>
+        <w:rPr>
+          <w:rFonts w:ascii="Arial" w:hAnsi="Arial" w:cs="Arial"/>
+          <w:sz w:val="20"/>
+        </w:rPr>
+        <w:t>dengan K adalah gain statis,  konstanta waktu, dan L waktu tunda. Parameter K, , dan L diperoleh dari identifikasi respons step hasil eksperimen pada lengan robot nyata (nilai placeholder: K = a1,  = a2, L = a3).</w:t>
+      </w:r>
+    </w:p>
+    <w:p>
+      <w:pPr>
+        <w:spacing w:before="0" w:after="0"/>
+        <w:jc w:val="both"/>
+      </w:pPr>
+      <w:r>
+        <w:rPr>
+          <w:rFonts w:ascii="Arial" w:hAnsi="Arial" w:cs="Arial"/>
+          <w:sz w:val="20"/>
+        </w:rPr>
+        <w:t>Penalaan PID dilakukan menggunakan metode Ziegler-Nichols closed-loop. Langkah-langkah: (1) set Ki=0, Kd=0, (2) tingkatkan Kp hingga sistem berosilasi pada frekuensi ultimat ωu, catat Ku dan periode ultimat Tu, (3) hitung parameter PID berdasarkan Tabel II.</w:t>
       </w:r>
     </w:p>
     <w:p>
@@ -1883,724 +2392,7 @@
           <w:rFonts w:ascii="Arial" w:hAnsi="Arial" w:cs="Arial"/>
           <w:sz w:val="16"/>
         </w:rPr>
-        <w:t>Pembagian latensi end-to-end pada arsitektur diusulkan</w:t>
-      </w:r>
-    </w:p>
-    <w:tbl>
-      <w:tblPr>
-        <w:tblW w:type="auto" w:w="0"/>
-        <w:jc w:val="center"/>
-        <w:tblLook w:firstColumn="1" w:firstRow="1" w:lastColumn="0" w:lastRow="0" w:noHBand="0" w:noVBand="1" w:val="04A0"/>
-        <w:tblBorders>
-          <w:top w:val="single" w:sz="4" w:space="0" w:color="000000"/>
-          <w:left w:val="single" w:sz="4" w:space="0" w:color="000000"/>
-          <w:bottom w:val="single" w:sz="4" w:space="0" w:color="000000"/>
-          <w:right w:val="single" w:sz="4" w:space="0" w:color="000000"/>
-          <w:insideH w:val="single" w:sz="4" w:space="0" w:color="000000"/>
-          <w:insideV w:val="single" w:sz="4" w:space="0" w:color="000000"/>
-        </w:tblBorders>
-      </w:tblPr>
-      <w:tblGrid>
-        <w:gridCol w:w="3120"/>
-        <w:gridCol w:w="3120"/>
-        <w:gridCol w:w="3120"/>
-      </w:tblGrid>
-      <w:tr>
-        <w:tc>
-          <w:tcPr>
-            <w:tcW w:type="dxa" w:w="3120"/>
-          </w:tcPr>
-          <w:p>
-            <w:pPr>
-              <w:jc w:val="center"/>
-            </w:pPr>
-            <w:r/>
-            <w:r>
-              <w:rPr>
-                <w:rFonts w:ascii="Arial" w:hAnsi="Arial" w:cs="Arial"/>
-                <w:b/>
-                <w:sz w:val="16"/>
-              </w:rPr>
-              <w:t>Komponen Latensi</w:t>
-            </w:r>
-          </w:p>
-        </w:tc>
-        <w:tc>
-          <w:tcPr>
-            <w:tcW w:type="dxa" w:w="3120"/>
-          </w:tcPr>
-          <w:p>
-            <w:pPr>
-              <w:jc w:val="center"/>
-            </w:pPr>
-            <w:r/>
-            <w:r>
-              <w:rPr>
-                <w:rFonts w:ascii="Arial" w:hAnsi="Arial" w:cs="Arial"/>
-                <w:b/>
-                <w:sz w:val="16"/>
-              </w:rPr>
-              <w:t>Rata-rata (ms)</w:t>
-            </w:r>
-          </w:p>
-        </w:tc>
-        <w:tc>
-          <w:tcPr>
-            <w:tcW w:type="dxa" w:w="3120"/>
-          </w:tcPr>
-          <w:p>
-            <w:pPr>
-              <w:jc w:val="center"/>
-            </w:pPr>
-            <w:r/>
-            <w:r>
-              <w:rPr>
-                <w:rFonts w:ascii="Arial" w:hAnsi="Arial" w:cs="Arial"/>
-                <w:b/>
-                <w:sz w:val="16"/>
-              </w:rPr>
-              <w:t>Simpangan Baku (ms)</w:t>
-            </w:r>
-          </w:p>
-        </w:tc>
-      </w:tr>
-      <w:tr>
-        <w:tc>
-          <w:tcPr>
-            <w:tcW w:type="dxa" w:w="3120"/>
-          </w:tcPr>
-          <w:p>
-            <w:pPr>
-              <w:jc w:val="center"/>
-            </w:pPr>
-            <w:r/>
-            <w:r>
-              <w:rPr>
-                <w:rFonts w:ascii="Arial" w:hAnsi="Arial" w:cs="Arial"/>
-                <w:sz w:val="16"/>
-              </w:rPr>
-              <w:t>Tenc</w:t>
-            </w:r>
-          </w:p>
-        </w:tc>
-        <w:tc>
-          <w:tcPr>
-            <w:tcW w:type="dxa" w:w="3120"/>
-          </w:tcPr>
-          <w:p>
-            <w:pPr>
-              <w:jc w:val="center"/>
-            </w:pPr>
-            <w:r/>
-            <w:r>
-              <w:rPr>
-                <w:rFonts w:ascii="Arial" w:hAnsi="Arial" w:cs="Arial"/>
-                <w:sz w:val="16"/>
-              </w:rPr>
-              <w:t>Y1</w:t>
-            </w:r>
-          </w:p>
-        </w:tc>
-        <w:tc>
-          <w:tcPr>
-            <w:tcW w:type="dxa" w:w="3120"/>
-          </w:tcPr>
-          <w:p>
-            <w:pPr>
-              <w:jc w:val="center"/>
-            </w:pPr>
-            <w:r/>
-            <w:r>
-              <w:rPr>
-                <w:rFonts w:ascii="Arial" w:hAnsi="Arial" w:cs="Arial"/>
-                <w:sz w:val="16"/>
-              </w:rPr>
-              <w:t>s1</w:t>
-            </w:r>
-          </w:p>
-        </w:tc>
-      </w:tr>
-      <w:tr>
-        <w:tc>
-          <w:tcPr>
-            <w:tcW w:type="dxa" w:w="3120"/>
-          </w:tcPr>
-          <w:p>
-            <w:pPr>
-              <w:jc w:val="center"/>
-            </w:pPr>
-            <w:r/>
-            <w:r>
-              <w:rPr>
-                <w:rFonts w:ascii="Arial" w:hAnsi="Arial" w:cs="Arial"/>
-                <w:sz w:val="16"/>
-              </w:rPr>
-              <w:t>Tnet</w:t>
-            </w:r>
-          </w:p>
-        </w:tc>
-        <w:tc>
-          <w:tcPr>
-            <w:tcW w:type="dxa" w:w="3120"/>
-          </w:tcPr>
-          <w:p>
-            <w:pPr>
-              <w:jc w:val="center"/>
-            </w:pPr>
-            <w:r/>
-            <w:r>
-              <w:rPr>
-                <w:rFonts w:ascii="Arial" w:hAnsi="Arial" w:cs="Arial"/>
-                <w:sz w:val="16"/>
-              </w:rPr>
-              <w:t>Y2</w:t>
-            </w:r>
-          </w:p>
-        </w:tc>
-        <w:tc>
-          <w:tcPr>
-            <w:tcW w:type="dxa" w:w="3120"/>
-          </w:tcPr>
-          <w:p>
-            <w:pPr>
-              <w:jc w:val="center"/>
-            </w:pPr>
-            <w:r/>
-            <w:r>
-              <w:rPr>
-                <w:rFonts w:ascii="Arial" w:hAnsi="Arial" w:cs="Arial"/>
-                <w:sz w:val="16"/>
-              </w:rPr>
-              <w:t>s2</w:t>
-            </w:r>
-          </w:p>
-        </w:tc>
-      </w:tr>
-      <w:tr>
-        <w:tc>
-          <w:tcPr>
-            <w:tcW w:type="dxa" w:w="3120"/>
-          </w:tcPr>
-          <w:p>
-            <w:pPr>
-              <w:jc w:val="center"/>
-            </w:pPr>
-            <w:r/>
-            <w:r>
-              <w:rPr>
-                <w:rFonts w:ascii="Arial" w:hAnsi="Arial" w:cs="Arial"/>
-                <w:sz w:val="16"/>
-              </w:rPr>
-              <w:t>Tdec</w:t>
-            </w:r>
-          </w:p>
-        </w:tc>
-        <w:tc>
-          <w:tcPr>
-            <w:tcW w:type="dxa" w:w="3120"/>
-          </w:tcPr>
-          <w:p>
-            <w:pPr>
-              <w:jc w:val="center"/>
-            </w:pPr>
-            <w:r/>
-            <w:r>
-              <w:rPr>
-                <w:rFonts w:ascii="Arial" w:hAnsi="Arial" w:cs="Arial"/>
-                <w:sz w:val="16"/>
-              </w:rPr>
-              <w:t>Y3</w:t>
-            </w:r>
-          </w:p>
-        </w:tc>
-        <w:tc>
-          <w:tcPr>
-            <w:tcW w:type="dxa" w:w="3120"/>
-          </w:tcPr>
-          <w:p>
-            <w:pPr>
-              <w:jc w:val="center"/>
-            </w:pPr>
-            <w:r/>
-            <w:r>
-              <w:rPr>
-                <w:rFonts w:ascii="Arial" w:hAnsi="Arial" w:cs="Arial"/>
-                <w:sz w:val="16"/>
-              </w:rPr>
-              <w:t>s3</w:t>
-            </w:r>
-          </w:p>
-        </w:tc>
-      </w:tr>
-      <w:tr>
-        <w:tc>
-          <w:tcPr>
-            <w:tcW w:type="dxa" w:w="3120"/>
-          </w:tcPr>
-          <w:p>
-            <w:pPr>
-              <w:jc w:val="center"/>
-            </w:pPr>
-            <w:r/>
-            <w:r>
-              <w:rPr>
-                <w:rFonts w:ascii="Arial" w:hAnsi="Arial" w:cs="Arial"/>
-                <w:sz w:val="16"/>
-              </w:rPr>
-              <w:t>Trender</w:t>
-            </w:r>
-          </w:p>
-        </w:tc>
-        <w:tc>
-          <w:tcPr>
-            <w:tcW w:type="dxa" w:w="3120"/>
-          </w:tcPr>
-          <w:p>
-            <w:pPr>
-              <w:jc w:val="center"/>
-            </w:pPr>
-            <w:r/>
-            <w:r>
-              <w:rPr>
-                <w:rFonts w:ascii="Arial" w:hAnsi="Arial" w:cs="Arial"/>
-                <w:sz w:val="16"/>
-              </w:rPr>
-              <w:t>Y4</w:t>
-            </w:r>
-          </w:p>
-        </w:tc>
-        <w:tc>
-          <w:tcPr>
-            <w:tcW w:type="dxa" w:w="3120"/>
-          </w:tcPr>
-          <w:p>
-            <w:pPr>
-              <w:jc w:val="center"/>
-            </w:pPr>
-            <w:r/>
-            <w:r>
-              <w:rPr>
-                <w:rFonts w:ascii="Arial" w:hAnsi="Arial" w:cs="Arial"/>
-                <w:sz w:val="16"/>
-              </w:rPr>
-              <w:t>s4</w:t>
-            </w:r>
-          </w:p>
-        </w:tc>
-      </w:tr>
-      <w:tr>
-        <w:tc>
-          <w:tcPr>
-            <w:tcW w:type="dxa" w:w="3120"/>
-          </w:tcPr>
-          <w:p>
-            <w:pPr>
-              <w:jc w:val="center"/>
-            </w:pPr>
-            <w:r/>
-            <w:r>
-              <w:rPr>
-                <w:rFonts w:ascii="Arial" w:hAnsi="Arial" w:cs="Arial"/>
-                <w:sz w:val="16"/>
-              </w:rPr>
-              <w:t>Total Le2e</w:t>
-            </w:r>
-          </w:p>
-        </w:tc>
-        <w:tc>
-          <w:tcPr>
-            <w:tcW w:type="dxa" w:w="3120"/>
-          </w:tcPr>
-          <w:p>
-            <w:pPr>
-              <w:jc w:val="center"/>
-            </w:pPr>
-            <w:r/>
-            <w:r>
-              <w:rPr>
-                <w:rFonts w:ascii="Arial" w:hAnsi="Arial" w:cs="Arial"/>
-                <w:sz w:val="16"/>
-              </w:rPr>
-              <w:t>Ytotal</w:t>
-            </w:r>
-          </w:p>
-        </w:tc>
-        <w:tc>
-          <w:tcPr>
-            <w:tcW w:type="dxa" w:w="3120"/>
-          </w:tcPr>
-          <w:p>
-            <w:pPr>
-              <w:jc w:val="center"/>
-            </w:pPr>
-            <w:r/>
-            <w:r>
-              <w:rPr>
-                <w:rFonts w:ascii="Arial" w:hAnsi="Arial" w:cs="Arial"/>
-                <w:sz w:val="16"/>
-              </w:rPr>
-              <w:t>stotal</w:t>
-            </w:r>
-          </w:p>
-        </w:tc>
-      </w:tr>
-    </w:tbl>
-    <w:p>
-      <w:pPr>
-        <w:spacing w:before="0" w:after="0"/>
-        <w:jc w:val="both"/>
-      </w:pPr>
-      <w:r>
-        <w:rPr>
-          <w:b w:val="0"/>
-          <w:i w:val="0"/>
-          <w:u w:val="none"/>
-        </w:rPr>
-        <w:t xml:space="preserve">Hasil di Tabel II mengindikasikan bahwa latensi total </w:t>
-      </w:r>
-      <m:oMath xmlns:mml="http://www.w3.org/1998/Math/MathML">
-        <m:sSub>
-          <m:e>
-            <m:r>
-              <m:t>Y</m:t>
-            </m:r>
-          </m:e>
-          <m:sub>
-            <m:r>
-              <m:t>total</m:t>
-            </m:r>
-          </m:sub>
-        </m:sSub>
-      </m:oMath>
-      <w:r>
-        <w:t>​</w:t>
-      </w:r>
-      <w:r>
-        <w:rPr>
-          <w:b w:val="0"/>
-          <w:i w:val="0"/>
-          <w:u w:val="none"/>
-        </w:rPr>
-        <w:t xml:space="preserve"> masih di bawah ambang batas 100 ms yang umum digunakan untuk sistem kontrol industri ringan. Komponen terbesar adalah </w:t>
-      </w:r>
-      <m:oMath xmlns:mml="http://www.w3.org/1998/Math/MathML">
-        <m:sSub>
-          <m:e>
-            <m:r>
-              <m:t>Y</m:t>
-            </m:r>
-          </m:e>
-          <m:sub>
-            <m:r>
-              <m:t>2</m:t>
-            </m:r>
-          </m:sub>
-        </m:sSub>
-      </m:oMath>
-      <w:r>
-        <w:t>​</w:t>
-      </w:r>
-      <w:r>
-        <w:rPr>
-          <w:b w:val="0"/>
-          <w:i w:val="0"/>
-          <w:u w:val="none"/>
-        </w:rPr>
-        <w:t xml:space="preserve">, yang sebagian besar ditentukan oleh kualitas koneksi internet. Berbekal angka ini, kami dapat merekomendasikan penggunaan jaringan seluler 4G sebagai redundansi untuk mengurangi </w:t>
-      </w:r>
-      <m:oMath xmlns:mml="http://www.w3.org/1998/Math/MathML">
-        <m:sSub>
-          <m:e>
-            <m:r>
-              <m:t>T</m:t>
-            </m:r>
-          </m:e>
-          <m:sub>
-            <m:r>
-              <m:t>net</m:t>
-            </m:r>
-          </m:sub>
-        </m:sSub>
-      </m:oMath>
-      <w:r>
-        <w:t>​</w:t>
-      </w:r>
-      <w:r>
-        <w:rPr>
-          <w:b w:val="0"/>
-          <w:i w:val="0"/>
-          <w:u w:val="none"/>
-        </w:rPr>
-        <w:t>.</w:t>
-      </w:r>
-    </w:p>
-    <w:p>
-      <w:pPr>
-        <w:spacing w:before="60" w:after="60"/>
-        <w:jc w:val="center"/>
-      </w:pPr>
-      <w:r>
-        <w:rPr>
-          <w:rFonts w:ascii="Arial" w:hAnsi="Arial" w:cs="Arial"/>
-          <w:i/>
-          <w:color w:val="FF0000"/>
-          <w:sz w:val="16"/>
-        </w:rPr>
-        <w:t>[PROMPT UNTUK AI GAMBAR: Proporsi latensi end-to-end per komponen. Pie chart showing the proportion of end-to-end latency components. Data: Tenc = Y1 ms, Tnet = Y2 ms, Tdec = Y3 ms, Trender = Y4 ms. Each slice is labeled with component name and percentage. Use distinct colors: light blue for Tenc, dark blue for Tnet, light orange for Tdec, green for Trender. Title: 'Latency Breakdown of End-to-End Secure IoT'. Include legend. Academic style, white background.]</w:t>
-      </w:r>
-    </w:p>
-    <w:p>
-      <w:pPr>
-        <w:spacing w:before="60" w:after="120"/>
-        <w:jc w:val="center"/>
-      </w:pPr>
-      <w:r>
-        <w:rPr>
-          <w:rFonts w:ascii="Arial" w:hAnsi="Arial" w:cs="Arial"/>
-          <w:b/>
-          <w:sz w:val="16"/>
-        </w:rPr>
-        <w:t xml:space="preserve">Fig. 7. </w:t>
-      </w:r>
-      <w:r>
-        <w:rPr>
-          <w:rFonts w:ascii="Arial" w:hAnsi="Arial" w:cs="Arial"/>
-          <w:sz w:val="16"/>
-        </w:rPr>
-        <w:t>Proporsi latensi end-to-end per komponen</w:t>
-      </w:r>
-    </w:p>
-    <w:p>
-      <w:pPr>
-        <w:spacing w:before="0" w:after="0"/>
-        <w:jc w:val="both"/>
-      </w:pPr>
-      <w:r>
-        <w:rPr>
-          <w:b w:val="0"/>
-          <w:i w:val="0"/>
-          <w:u w:val="none"/>
-        </w:rPr>
-        <w:t xml:space="preserve">Fig. 7 memperjelas dominasi </w:t>
-      </w:r>
-      <m:oMath xmlns:mml="http://www.w3.org/1998/Math/MathML">
-        <m:sSub>
-          <m:e>
-            <m:r>
-              <m:t>T</m:t>
-            </m:r>
-          </m:e>
-          <m:sub>
-            <m:r>
-              <m:t>net</m:t>
-            </m:r>
-          </m:sub>
-        </m:sSub>
-      </m:oMath>
-      <w:r>
-        <w:t>​</w:t>
-      </w:r>
-      <w:r>
-        <w:rPr>
-          <w:b w:val="0"/>
-          <w:i w:val="0"/>
-          <w:u w:val="none"/>
-        </w:rPr>
-        <w:t>; optimasi di sisi jaringan akan memberikan dampak terbesar pada pengalaman pengguna akhir.</w:t>
-      </w:r>
-    </w:p>
-    <w:p>
-      <w:pPr>
-        <w:spacing w:before="60" w:after="60"/>
-        <w:jc w:val="left"/>
-      </w:pPr>
-      <w:r>
-        <w:t>Perbandingan Metode Keamanan</w:t>
-      </w:r>
-    </w:p>
-    <w:p>
-      <w:pPr>
-        <w:spacing w:before="0" w:after="0"/>
-        <w:jc w:val="both"/>
-      </w:pPr>
-      <w:r>
-        <w:rPr>
-          <w:b w:val="0"/>
-          <w:i w:val="0"/>
-          <w:u w:val="none"/>
-        </w:rPr>
-        <w:t xml:space="preserve">Tabel III membandingkan tiga skenario dalam hal latensi rata-rata, throughput, dan probabilitas penyadapan payload. Variabel </w:t>
-      </w:r>
-      <m:oMath xmlns:mml="http://www.w3.org/1998/Math/MathML">
-        <m:sSub>
-          <m:e>
-            <m:r>
-              <m:t>Z</m:t>
-            </m:r>
-          </m:e>
-          <m:sub>
-            <m:r>
-              <m:t>1</m:t>
-            </m:r>
-          </m:sub>
-        </m:sSub>
-      </m:oMath>
-      <w:r>
-        <w:t>​</w:t>
-      </w:r>
-      <w:r>
-        <w:rPr>
-          <w:b w:val="0"/>
-          <w:i w:val="0"/>
-          <w:u w:val="none"/>
-        </w:rPr>
-        <w:t xml:space="preserve"> hingga </w:t>
-      </w:r>
-      <m:oMath xmlns:mml="http://www.w3.org/1998/Math/MathML">
-        <m:sSub>
-          <m:e>
-            <m:r>
-              <m:t>Z</m:t>
-            </m:r>
-          </m:e>
-          <m:sub>
-            <m:r>
-              <m:t>3</m:t>
-            </m:r>
-          </m:sub>
-        </m:sSub>
-      </m:oMath>
-      <w:r>
-        <w:t>​</w:t>
-      </w:r>
-      <w:r>
-        <w:rPr>
-          <w:b w:val="0"/>
-          <w:i w:val="0"/>
-          <w:u w:val="none"/>
-        </w:rPr>
-        <w:t xml:space="preserve"> adalah latensi untuk masing-masing skenario, </w:t>
-      </w:r>
-      <m:oMath xmlns:mml="http://www.w3.org/1998/Math/MathML">
-        <m:sSub>
-          <m:e>
-            <m:r>
-              <m:t>U</m:t>
-            </m:r>
-          </m:e>
-          <m:sub>
-            <m:r>
-              <m:t>1</m:t>
-            </m:r>
-          </m:sub>
-        </m:sSub>
-      </m:oMath>
-      <w:r>
-        <w:t>​</w:t>
-      </w:r>
-      <w:r>
-        <w:rPr>
-          <w:b w:val="0"/>
-          <w:i w:val="0"/>
-          <w:u w:val="none"/>
-        </w:rPr>
-        <w:t xml:space="preserve"> hingga </w:t>
-      </w:r>
-      <m:oMath xmlns:mml="http://www.w3.org/1998/Math/MathML">
-        <m:sSub>
-          <m:e>
-            <m:r>
-              <m:t>U</m:t>
-            </m:r>
-          </m:e>
-          <m:sub>
-            <m:r>
-              <m:t>3</m:t>
-            </m:r>
-          </m:sub>
-        </m:sSub>
-      </m:oMath>
-      <w:r>
-        <w:t>​</w:t>
-      </w:r>
-      <w:r>
-        <w:rPr>
-          <w:b w:val="0"/>
-          <w:i w:val="0"/>
-          <w:u w:val="none"/>
-        </w:rPr>
-        <w:t xml:space="preserve"> throughput, dan </w:t>
-      </w:r>
-      <m:oMath xmlns:mml="http://www.w3.org/1998/Math/MathML">
-        <m:sSub>
-          <m:e>
-            <m:r>
-              <m:t>V</m:t>
-            </m:r>
-          </m:e>
-          <m:sub>
-            <m:r>
-              <m:t>1</m:t>
-            </m:r>
-          </m:sub>
-        </m:sSub>
-      </m:oMath>
-      <w:r>
-        <w:t>​</w:t>
-      </w:r>
-      <w:r>
-        <w:rPr>
-          <w:b w:val="0"/>
-          <w:i w:val="0"/>
-          <w:u w:val="none"/>
-        </w:rPr>
-        <w:t xml:space="preserve"> hingga </w:t>
-      </w:r>
-      <m:oMath xmlns:mml="http://www.w3.org/1998/Math/MathML">
-        <m:sSub>
-          <m:e>
-            <m:r>
-              <m:t>V</m:t>
-            </m:r>
-          </m:e>
-          <m:sub>
-            <m:r>
-              <m:t>3</m:t>
-            </m:r>
-          </m:sub>
-        </m:sSub>
-      </m:oMath>
-      <w:r>
-        <w:t>​</w:t>
-      </w:r>
-      <w:r>
-        <w:rPr>
-          <w:b w:val="0"/>
-          <w:i w:val="0"/>
-          <w:u w:val="none"/>
-        </w:rPr>
-        <w:t xml:space="preserve"> probabilitas penyadapan.</w:t>
-      </w:r>
-    </w:p>
-    <w:p>
-      <w:pPr>
-        <w:spacing w:before="120" w:after="60"/>
-        <w:jc w:val="center"/>
-      </w:pPr>
-      <w:r>
-        <w:rPr>
-          <w:rFonts w:ascii="Arial" w:hAnsi="Arial" w:cs="Arial"/>
-          <w:b/>
-          <w:sz w:val="16"/>
-        </w:rPr>
-        <w:t xml:space="preserve">Table III. </w:t>
-      </w:r>
-      <w:r>
-        <w:rPr>
-          <w:rFonts w:ascii="Arial" w:hAnsi="Arial" w:cs="Arial"/>
-          <w:sz w:val="16"/>
-        </w:rPr>
-        <w:t>Perbandingan kinerja dan keamanan antar skenario</w:t>
+        <w:t>Parameter PID dari Metode Ziegler-Nichols Closed-Loop</w:t>
       </w:r>
     </w:p>
     <w:tbl>
@@ -2639,7 +2431,7 @@
                 <w:b/>
                 <w:sz w:val="16"/>
               </w:rPr>
-              <w:t>Skenario</w:t>
+              <w:t>Tipe Kontrol</w:t>
             </w:r>
           </w:p>
         </w:tc>
@@ -2658,7 +2450,6 @@
                 <w:b/>
                 <w:sz w:val="16"/>
               </w:rPr>
-              <w:t>Latensi (ms)</w:t>
             </w:r>
           </w:p>
         </w:tc>
@@ -2677,7 +2468,6 @@
                 <w:b/>
                 <w:sz w:val="16"/>
               </w:rPr>
-              <w:t>Throughput (pkt/s)</w:t>
             </w:r>
           </w:p>
         </w:tc>
@@ -2696,7 +2486,6 @@
                 <w:b/>
                 <w:sz w:val="16"/>
               </w:rPr>
-              <w:t>Probabilitas Sadap (%)</w:t>
             </w:r>
           </w:p>
         </w:tc>
@@ -2716,7 +2505,7 @@
                 <w:rFonts w:ascii="Arial" w:hAnsi="Arial" w:cs="Arial"/>
                 <w:sz w:val="16"/>
               </w:rPr>
-              <w:t>A: MQTT plain</w:t>
+              <w:t>P</w:t>
             </w:r>
           </w:p>
         </w:tc>
@@ -2734,7 +2523,7 @@
                 <w:rFonts w:ascii="Arial" w:hAnsi="Arial" w:cs="Arial"/>
                 <w:sz w:val="16"/>
               </w:rPr>
-              <w:t>Z1</w:t>
+              <w:t>0.5 Ku</w:t>
             </w:r>
           </w:p>
         </w:tc>
@@ -2752,7 +2541,7 @@
                 <w:rFonts w:ascii="Arial" w:hAnsi="Arial" w:cs="Arial"/>
                 <w:sz w:val="16"/>
               </w:rPr>
-              <w:t>U1</w:t>
+              <w:t>∞</w:t>
             </w:r>
           </w:p>
         </w:tc>
@@ -2770,7 +2559,7 @@
                 <w:rFonts w:ascii="Arial" w:hAnsi="Arial" w:cs="Arial"/>
                 <w:sz w:val="16"/>
               </w:rPr>
-              <w:t>V1</w:t>
+              <w:t>0</w:t>
             </w:r>
           </w:p>
         </w:tc>
@@ -2790,7 +2579,7 @@
                 <w:rFonts w:ascii="Arial" w:hAnsi="Arial" w:cs="Arial"/>
                 <w:sz w:val="16"/>
               </w:rPr>
-              <w:t>B: MQTT+TLS</w:t>
+              <w:t>PI</w:t>
             </w:r>
           </w:p>
         </w:tc>
@@ -2808,7 +2597,7 @@
                 <w:rFonts w:ascii="Arial" w:hAnsi="Arial" w:cs="Arial"/>
                 <w:sz w:val="16"/>
               </w:rPr>
-              <w:t>Z2</w:t>
+              <w:t>0.45 Ku</w:t>
             </w:r>
           </w:p>
         </w:tc>
@@ -2826,7 +2615,7 @@
                 <w:rFonts w:ascii="Arial" w:hAnsi="Arial" w:cs="Arial"/>
                 <w:sz w:val="16"/>
               </w:rPr>
-              <w:t>U2</w:t>
+              <w:t>0.83 Tu</w:t>
             </w:r>
           </w:p>
         </w:tc>
@@ -2844,7 +2633,7 @@
                 <w:rFonts w:ascii="Arial" w:hAnsi="Arial" w:cs="Arial"/>
                 <w:sz w:val="16"/>
               </w:rPr>
-              <w:t>V2</w:t>
+              <w:t>0</w:t>
             </w:r>
           </w:p>
         </w:tc>
@@ -2864,7 +2653,7 @@
                 <w:rFonts w:ascii="Arial" w:hAnsi="Arial" w:cs="Arial"/>
                 <w:sz w:val="16"/>
               </w:rPr>
-              <w:t>C: End-to-end (usulan)</w:t>
+              <w:t>PID</w:t>
             </w:r>
           </w:p>
         </w:tc>
@@ -2882,7 +2671,7 @@
                 <w:rFonts w:ascii="Arial" w:hAnsi="Arial" w:cs="Arial"/>
                 <w:sz w:val="16"/>
               </w:rPr>
-              <w:t>Z3</w:t>
+              <w:t>0.6 Ku</w:t>
             </w:r>
           </w:p>
         </w:tc>
@@ -2900,7 +2689,7 @@
                 <w:rFonts w:ascii="Arial" w:hAnsi="Arial" w:cs="Arial"/>
                 <w:sz w:val="16"/>
               </w:rPr>
-              <w:t>U3</w:t>
+              <w:t>0.5 Tu</w:t>
             </w:r>
           </w:p>
         </w:tc>
@@ -2918,7 +2707,7 @@
                 <w:rFonts w:ascii="Arial" w:hAnsi="Arial" w:cs="Arial"/>
                 <w:sz w:val="16"/>
               </w:rPr>
-              <w:t>V3</w:t>
+              <w:t>0.125 Tu</w:t>
             </w:r>
           </w:p>
         </w:tc>
@@ -2931,151 +2720,50 @@
       </w:pPr>
       <w:r>
         <w:rPr>
-          <w:b w:val="0"/>
-          <w:i w:val="0"/>
-          <w:u w:val="none"/>
-        </w:rPr>
-        <w:t xml:space="preserve">Berdasarkan Tabel III, arsitektur usulan berhasil menekan probabilitas penyadapan hingga </w:t>
-      </w:r>
-      <m:oMath xmlns:mml="http://www.w3.org/1998/Math/MathML">
-        <m:sSub>
-          <m:e>
-            <m:r>
-              <m:t>V</m:t>
-            </m:r>
-          </m:e>
-          <m:sub>
-            <m:r>
-              <m:t>3</m:t>
-            </m:r>
-          </m:sub>
-        </m:sSub>
-      </m:oMath>
-      <w:r>
-        <w:t>​</w:t>
-      </w:r>
-      <w:r>
-        <w:rPr>
-          <w:b w:val="0"/>
-          <w:i w:val="0"/>
-          <w:u w:val="none"/>
-        </w:rPr>
-        <w:t xml:space="preserve"> persen, jauh lebih baik dibanding </w:t>
-      </w:r>
-      <m:oMath xmlns:mml="http://www.w3.org/1998/Math/MathML">
-        <m:sSub>
-          <m:e>
-            <m:r>
-              <m:t>V</m:t>
-            </m:r>
-          </m:e>
-          <m:sub>
-            <m:r>
-              <m:t>1</m:t>
-            </m:r>
-          </m:sub>
-        </m:sSub>
-      </m:oMath>
-      <w:r>
-        <w:t>​</w:t>
-      </w:r>
-      <w:r>
-        <w:rPr>
-          <w:b w:val="0"/>
-          <w:i w:val="0"/>
-          <w:u w:val="none"/>
-        </w:rPr>
-        <w:t xml:space="preserve"> pada skenario A. Skenario B memang sudah menurunkan risiko, tetapi masih menyisakan </w:t>
-      </w:r>
-      <m:oMath xmlns:mml="http://www.w3.org/1998/Math/MathML">
-        <m:sSub>
-          <m:e>
-            <m:r>
-              <m:t>V</m:t>
-            </m:r>
-          </m:e>
-          <m:sub>
-            <m:r>
-              <m:t>2</m:t>
-            </m:r>
-          </m:sub>
-        </m:sSub>
-      </m:oMath>
-      <w:r>
-        <w:t>​</w:t>
-      </w:r>
-      <w:r>
-        <w:rPr>
-          <w:b w:val="0"/>
-          <w:i w:val="0"/>
-          <w:u w:val="none"/>
-        </w:rPr>
-        <w:t xml:space="preserve"> persen karena payload tidak terenkripsi di atas TLS. Throughput </w:t>
-      </w:r>
-      <m:oMath xmlns:mml="http://www.w3.org/1998/Math/MathML">
-        <m:sSub>
-          <m:e>
-            <m:r>
-              <m:t>U</m:t>
-            </m:r>
-          </m:e>
-          <m:sub>
-            <m:r>
-              <m:t>3</m:t>
-            </m:r>
-          </m:sub>
-        </m:sSub>
-      </m:oMath>
-      <w:r>
-        <w:t>​</w:t>
-      </w:r>
-      <w:r>
-        <w:rPr>
-          <w:b w:val="0"/>
-          <w:i w:val="0"/>
-          <w:u w:val="none"/>
-        </w:rPr>
-        <w:t xml:space="preserve"> sedikit lebih rendah karena operasi HMAC, tetapi penurunannya kurang dari 2% relatif terhadap </w:t>
-      </w:r>
-      <m:oMath xmlns:mml="http://www.w3.org/1998/Math/MathML">
-        <m:sSub>
-          <m:e>
-            <m:r>
-              <m:t>U</m:t>
-            </m:r>
-          </m:e>
-          <m:sub>
-            <m:r>
-              <m:t>2</m:t>
-            </m:r>
-          </m:sub>
-        </m:sSub>
-      </m:oMath>
-      <w:r>
-        <w:t>​</w:t>
-      </w:r>
-      <w:r>
-        <w:rPr>
-          <w:b w:val="0"/>
-          <w:i w:val="0"/>
-          <w:u w:val="none"/>
-        </w:rPr>
-        <w:t>.</w:t>
-      </w:r>
-    </w:p>
-    <w:p>
-      <w:pPr>
-        <w:spacing w:before="60" w:after="60"/>
+          <w:rFonts w:ascii="Arial" w:hAnsi="Arial" w:cs="Arial"/>
+          <w:sz w:val="20"/>
+        </w:rPr>
+        <w:t>Setelah parameter PID diperoleh (Kp = a4, Ki = a5, Kd = a6), simulasi dijalankan dengan sinyal referensi berupa step unit dan sinyal ramp yang merepresentasikan lintasan gerak kontinyu selama pengelasan. Skenario pengujian meliputi: (a) respons tanpa beban, (b) respons dengan beban elektroda (massa m = a7 kg), (c) respons dengan gangguan sinusoidal (amplitude A = a8, frekuensi f = a9 Hz) mensimulasikan getaran konveyor.</w:t>
+      </w:r>
+    </w:p>
+    <w:p>
+      <w:pPr>
+        <w:spacing w:before="240" w:after="160"/>
         <w:jc w:val="center"/>
       </w:pPr>
       <w:r>
-        <w:rPr>
-          <w:rFonts w:ascii="Arial" w:hAnsi="Arial" w:cs="Arial"/>
-          <w:i/>
-          <w:color w:val="FF0000"/>
-          <w:sz w:val="16"/>
-        </w:rPr>
-        <w:t>[PROMPT UNTUK AI GAMBAR: Perbandingan latensi dan probabilitas penyadapan antar skenario. Grouped bar chart comparing latency (ms) and probability of eavesdropping (%) for three scenarios A, B, C. First group (Latency) shows three bars: Z1, Z2, Z3 ms. Second group (Prob. Sadap) shows three bars: V1%, V2%, V3%. Use blue for latency bars and red for eavesdropping bars. X-axis categories: 'Scenario A', 'Scenario B', 'Scenario C'. Y-axis dual: left for latency, right for probability. Title: 'Security vs. Performance Trade-off'. Include legend, grid lines. Academic style, white background.]</w:t>
+        <w:drawing>
+          <wp:inline xmlns:a="http://schemas.openxmlformats.org/drawingml/2006/main" xmlns:pic="http://schemas.openxmlformats.org/drawingml/2006/picture">
+            <wp:extent cx="2988000" cy="2988000"/>
+            <wp:docPr id="3" name="Picture 3"/>
+            <wp:cNvGraphicFramePr>
+              <a:graphicFrameLocks noChangeAspect="1"/>
+            </wp:cNvGraphicFramePr>
+            <a:graphic>
+              <a:graphicData uri="http://schemas.openxmlformats.org/drawingml/2006/picture">
+                <pic:pic>
+                  <pic:nvPicPr>
+                    <pic:cNvPr id="0" name="system_architecture.jpg"/>
+                    <pic:cNvPicPr/>
+                  </pic:nvPicPr>
+                  <pic:blipFill>
+                    <a:blip r:embed="rId22"/>
+                    <a:stretch>
+                      <a:fillRect/>
+                    </a:stretch>
+                  </pic:blipFill>
+                  <pic:spPr>
+                    <a:xfrm>
+                      <a:off x="0" y="0"/>
+                      <a:ext cx="2988000" cy="2988000"/>
+                    </a:xfrm>
+                    <a:prstGeom prst="rect"/>
+                  </pic:spPr>
+                </pic:pic>
+              </a:graphicData>
+            </a:graphic>
+          </wp:inline>
+        </w:drawing>
       </w:r>
     </w:p>
     <w:p>
@@ -3089,14 +2777,14 @@
           <w:b/>
           <w:sz w:val="16"/>
         </w:rPr>
-        <w:t xml:space="preserve">Fig. 8. </w:t>
+        <w:t xml:space="preserve">Fig. 3. </w:t>
       </w:r>
       <w:r>
         <w:rPr>
           <w:rFonts w:ascii="Arial" w:hAnsi="Arial" w:cs="Arial"/>
           <w:sz w:val="16"/>
         </w:rPr>
-        <w:t>Perbandingan latensi dan probabilitas penyadapan antar skenario</w:t>
+        <w:t>Diagram alir prosedur penalaan PID dan simulasi</w:t>
       </w:r>
     </w:p>
     <w:p>
@@ -3106,11 +2794,10 @@
       </w:pPr>
       <w:r>
         <w:rPr>
-          <w:b w:val="0"/>
-          <w:i w:val="0"/>
-          <w:u w:val="none"/>
-        </w:rPr>
-        <w:t>Fig. 8 mengilustrasikan trade-off tipikal keamanan terhadap kinerja: peningkatan keamanan menghasilkan kenaikan latensi yang masih dalam batas wajar.</w:t>
+          <w:rFonts w:ascii="Arial" w:hAnsi="Arial" w:cs="Arial"/>
+          <w:sz w:val="20"/>
+        </w:rPr>
+        <w:t>Gambar 3 menunjukkan alur penalaan PID yang digunakan. Jika setelah penerapan parameter Ziegler-Nichols overshoot melebihi 5\%, dilakukan fine-tuning manual dengan mengurangi Kp dan menambah Kd untuk meredam osilasi.</w:t>
       </w:r>
     </w:p>
     <w:p>
@@ -3119,7 +2806,12 @@
         <w:jc w:val="left"/>
       </w:pPr>
       <w:r>
-        <w:t>Analisis Kerentanan Residual</w:t>
+        <w:rPr>
+          <w:rFonts w:ascii="Arial" w:hAnsi="Arial" w:cs="Arial"/>
+          <w:b/>
+          <w:sz w:val="20"/>
+        </w:rPr>
+        <w:t>Algoritma Kendali dan Simulasi</w:t>
       </w:r>
     </w:p>
     <w:p>
@@ -3129,26 +2821,847 @@
       </w:pPr>
       <w:r>
         <w:rPr>
-          <w:b w:val="0"/>
-          <w:i w:val="0"/>
-          <w:u w:val="none"/>
-        </w:rPr>
-        <w:t>Walau skor keandalan tinggi, bukan berarti sistem bebas cacat. Kami mengidentifikasi tiga kerentanan residual yang perlu dicermati. Pertama, key escrow di AWS KMS: jika kredensial administrator cloud bocor, seluruh kunci master dapat diakses. Kedua, serangan timing pada implementasi AES hardware ESP32 bisa membocorkan informasi kunci jika pengukuran konsumsi daya dilakukan secara presisi. Ketiga, GUI berbasis browser masih rentan terhadap XSS jika library React.js tidak dikonfigurasi dengan Content Security Policy ketat. Temuan ini selaras dengan analisis oleh [18] dan [19].</w:t>
+          <w:rFonts w:ascii="Arial" w:hAnsi="Arial" w:cs="Arial"/>
+          <w:sz w:val="20"/>
+        </w:rPr>
+        <w:t>Implementasi algoritma kendali PID diskrit menggunakan metode backward difference untuk aproksimasi integral dan derivatif. Persamaan rekursif PID digital diberikan oleh</w:t>
+      </w:r>
+    </w:p>
+    <w:p>
+      <w:pPr>
+        <w:jc w:val="center"/>
+        <w:spacing w:before="80" w:after="80" w:line="240" w:lineRule="auto"/>
+      </w:pPr>
+      <m:oMathPara>
+        <m:oMath>
+          <m:box>
+            <m:e>
+              <m:sSub>
+                <m:e>
+                  <m:r>
+                    <m:rPr>
+                      <m:sty m:val="i"/>
+                    </m:rPr>
+                    <m:t>u</m:t>
+                  </m:r>
+                </m:e>
+                <m:sub>
+                  <m:r>
+                    <m:rPr>
+                      <m:sty m:val="i"/>
+                    </m:rPr>
+                    <m:t>k</m:t>
+                  </m:r>
+                </m:sub>
+              </m:sSub>
+              <m:r>
+                <m:rPr>
+                  <m:sty m:val="p"/>
+                </m:rPr>
+                <m:t>=</m:t>
+              </m:r>
+              <m:sSub>
+                <m:e>
+                  <m:r>
+                    <m:rPr>
+                      <m:sty m:val="i"/>
+                    </m:rPr>
+                    <m:t>K</m:t>
+                  </m:r>
+                </m:e>
+                <m:sub>
+                  <m:r>
+                    <m:rPr>
+                      <m:sty m:val="i"/>
+                    </m:rPr>
+                    <m:t>p</m:t>
+                  </m:r>
+                </m:sub>
+              </m:sSub>
+              <m:sSub>
+                <m:e>
+                  <m:r>
+                    <m:rPr>
+                      <m:sty m:val="i"/>
+                    </m:rPr>
+                    <m:t>e</m:t>
+                  </m:r>
+                </m:e>
+                <m:sub>
+                  <m:r>
+                    <m:rPr>
+                      <m:sty m:val="i"/>
+                    </m:rPr>
+                    <m:t>k</m:t>
+                  </m:r>
+                </m:sub>
+              </m:sSub>
+              <m:r>
+                <m:rPr>
+                  <m:sty m:val="p"/>
+                </m:rPr>
+                <m:t>+</m:t>
+              </m:r>
+              <m:sSub>
+                <m:e>
+                  <m:r>
+                    <m:rPr>
+                      <m:sty m:val="i"/>
+                    </m:rPr>
+                    <m:t>K</m:t>
+                  </m:r>
+                </m:e>
+                <m:sub>
+                  <m:r>
+                    <m:rPr>
+                      <m:sty m:val="i"/>
+                    </m:rPr>
+                    <m:t>i</m:t>
+                  </m:r>
+                </m:sub>
+              </m:sSub>
+              <m:sSub>
+                <m:e>
+                  <m:r>
+                    <m:rPr>
+                      <m:sty m:val="i"/>
+                    </m:rPr>
+                    <m:t>T</m:t>
+                  </m:r>
+                </m:e>
+                <m:sub>
+                  <m:r>
+                    <m:rPr>
+                      <m:sty m:val="i"/>
+                    </m:rPr>
+                    <m:t>s</m:t>
+                  </m:r>
+                </m:sub>
+              </m:sSub>
+              <m:r>
+                <m:rPr>
+                  <m:sty m:val="p"/>
+                </m:rPr>
+                <m:t>\sumj</m:t>
+              </m:r>
+              <m:r>
+                <m:rPr>
+                  <m:sty m:val="p"/>
+                </m:rPr>
+                <m:t>=</m:t>
+              </m:r>
+              <m:sSup>
+                <m:e>
+                  <m:r>
+                    <m:rPr>
+                      <m:sty m:val="p"/>
+                    </m:rPr>
+                    <m:t>0</m:t>
+                  </m:r>
+                </m:e>
+                <m:sup>
+                  <m:r>
+                    <m:rPr>
+                      <m:sty m:val="i"/>
+                    </m:rPr>
+                    <m:t>k</m:t>
+                  </m:r>
+                </m:sup>
+              </m:sSup>
+              <m:sSub>
+                <m:e>
+                  <m:r>
+                    <m:rPr>
+                      <m:sty m:val="i"/>
+                    </m:rPr>
+                    <m:t>e</m:t>
+                  </m:r>
+                </m:e>
+                <m:sub>
+                  <m:r>
+                    <m:rPr>
+                      <m:sty m:val="i"/>
+                    </m:rPr>
+                    <m:t>j</m:t>
+                  </m:r>
+                </m:sub>
+              </m:sSub>
+              <m:r>
+                <m:rPr>
+                  <m:sty m:val="p"/>
+                </m:rPr>
+                <m:t>+</m:t>
+              </m:r>
+              <m:f>
+                <m:num>
+                  <m:box>
+                    <m:e>
+                      <m:sSub>
+                        <m:e>
+                          <m:r>
+                            <m:rPr>
+                              <m:sty m:val="i"/>
+                            </m:rPr>
+                            <m:t>K</m:t>
+                          </m:r>
+                        </m:e>
+                        <m:sub>
+                          <m:r>
+                            <m:rPr>
+                              <m:sty m:val="i"/>
+                            </m:rPr>
+                            <m:t>d</m:t>
+                          </m:r>
+                        </m:sub>
+                      </m:sSub>
+                    </m:e>
+                  </m:box>
+                </m:num>
+                <m:den>
+                  <m:box>
+                    <m:e>
+                      <m:sSub>
+                        <m:e>
+                          <m:r>
+                            <m:rPr>
+                              <m:sty m:val="i"/>
+                            </m:rPr>
+                            <m:t>T</m:t>
+                          </m:r>
+                        </m:e>
+                        <m:sub>
+                          <m:r>
+                            <m:rPr>
+                              <m:sty m:val="i"/>
+                            </m:rPr>
+                            <m:t>s</m:t>
+                          </m:r>
+                        </m:sub>
+                      </m:sSub>
+                    </m:e>
+                  </m:box>
+                </m:den>
+              </m:f>
+              <m:r>
+                <m:rPr>
+                  <m:sty m:val="p"/>
+                </m:rPr>
+                <m:t>(</m:t>
+              </m:r>
+              <m:sSub>
+                <m:e>
+                  <m:r>
+                    <m:rPr>
+                      <m:sty m:val="i"/>
+                    </m:rPr>
+                    <m:t>e</m:t>
+                  </m:r>
+                </m:e>
+                <m:sub>
+                  <m:r>
+                    <m:rPr>
+                      <m:sty m:val="i"/>
+                    </m:rPr>
+                    <m:t>k</m:t>
+                  </m:r>
+                </m:sub>
+              </m:sSub>
+              <m:r>
+                <m:rPr>
+                  <m:sty m:val="p"/>
+                </m:rPr>
+                <m:t>−</m:t>
+              </m:r>
+              <m:r>
+                <m:rPr>
+                  <m:sty m:val="i"/>
+                </m:rPr>
+                <m:t>e</m:t>
+              </m:r>
+              <m:r>
+                <m:rPr>
+                  <m:sty m:val="i"/>
+                </m:rPr>
+                <m:t>k</m:t>
+              </m:r>
+              <m:r>
+                <m:rPr>
+                  <m:sty m:val="p"/>
+                </m:rPr>
+                <m:t>−</m:t>
+              </m:r>
+              <m:r>
+                <m:rPr>
+                  <m:sty m:val="p"/>
+                </m:rPr>
+                <m:t>1</m:t>
+              </m:r>
+              <m:r>
+                <m:rPr>
+                  <m:sty m:val="p"/>
+                </m:rPr>
+                <m:t>)</m:t>
+              </m:r>
+            </m:e>
+          </m:box>
+        </m:oMath>
+      </m:oMathPara>
+      <w:r>
+        <w:rPr>
+          <w:rFonts w:ascii="Arial" w:hAnsi="Arial"/>
+          <w:sz w:val="20"/>
+          <w:szCs w:val="20"/>
+        </w:rPr>
+        <w:t xml:space="preserve">    (5)</w:t>
+      </w:r>
+    </w:p>
+    <w:p>
+      <w:pPr>
+        <w:spacing w:before="0" w:after="0"/>
+        <w:jc w:val="both"/>
+      </w:pPr>
+      <w:r>
+        <w:rPr>
+          <w:rFonts w:ascii="Arial" w:hAnsi="Arial" w:cs="Arial"/>
+          <w:sz w:val="20"/>
+        </w:rPr>
+        <w:t>dengan uk adalah keluaran kontrol pada langkah ke-k, Ts adalah waktu cuplik (sampling time), ek error pada langkah ke-k, dan ek-1 error sebelumnya. Parameter Kp, Ki, Kd diperoleh dari Tabel II. Waktu cuplik ditetapkan Ts = a10 ms, cukup cepat dibandingkan dinamika plant.</w:t>
+      </w:r>
+    </w:p>
+    <w:p>
+      <w:pPr>
+        <w:spacing w:before="0" w:after="0"/>
+        <w:jc w:val="both"/>
+      </w:pPr>
+      <w:r>
+        <w:rPr>
+          <w:rFonts w:ascii="Arial" w:hAnsi="Arial" w:cs="Arial"/>
+          <w:sz w:val="20"/>
+        </w:rPr>
+        <w:t>Simulasi dilakukan untuk tiga konfigurasi kendali: PID, proporsional (P) murni dengan Kp=Ku/2, dan kendali on-off (bang-bang) dengan histeresis 0.1 mm. Skenario beban dan gangguan diterapkan secara terpisah. Metrik kinerja yang dicatat adalah overshoot (Mp), waktu naik (tr), waktu penetapan (ts) dengan kriteria 2%, dan kesalahan keadaan tunak (ess). Pengukuran dilakukan untuk respons step dan respons ramp (kecepatan konstan 0.1 m/s).</w:t>
+      </w:r>
+    </w:p>
+    <w:p>
+      <w:pPr>
+        <w:spacing w:before="120" w:after="60"/>
+        <w:jc w:val="left"/>
+      </w:pPr>
+      <w:r>
+        <w:rPr>
+          <w:rFonts w:ascii="Arial" w:hAnsi="Arial" w:cs="Arial"/>
+          <w:b/>
+          <w:sz w:val="20"/>
+        </w:rPr>
+        <w:t>HASIL DAN PEMBAHASAN</w:t>
+      </w:r>
+    </w:p>
+    <w:p>
+      <w:pPr>
+        <w:spacing w:before="0" w:after="0"/>
+        <w:jc w:val="both"/>
+      </w:pPr>
+      <w:r>
+        <w:rPr>
+          <w:rFonts w:ascii="Arial" w:hAnsi="Arial" w:cs="Arial"/>
+          <w:sz w:val="20"/>
+        </w:rPr>
+        <w:t>Bab ini menyajikan hasil simulasi sistem kendali PID pada lengan robot serta analisis perbandingan dengan metode kendali lainnya.</w:t>
       </w:r>
     </w:p>
     <w:p>
       <w:pPr>
         <w:spacing w:before="60" w:after="60"/>
+        <w:jc w:val="left"/>
+      </w:pPr>
+      <w:r>
+        <w:rPr>
+          <w:rFonts w:ascii="Arial" w:hAnsi="Arial" w:cs="Arial"/>
+          <w:b/>
+          <w:sz w:val="20"/>
+        </w:rPr>
+        <w:t>Hasil Simulasi Respons Step</w:t>
+      </w:r>
+    </w:p>
+    <w:p>
+      <w:pPr>
+        <w:spacing w:before="0" w:after="0"/>
+        <w:jc w:val="both"/>
+      </w:pPr>
+      <w:r>
+        <w:rPr>
+          <w:rFonts w:ascii="Arial" w:hAnsi="Arial" w:cs="Arial"/>
+          <w:sz w:val="20"/>
+        </w:rPr>
+        <w:t>Hasil simulasi respons step untuk ketiga konfigurasi kendali tanpa beban tambahan disajikan pada Tabel III. Parameter PID hasil penalaan Ziegler-Nichols adalah Kp = a4, Ki = a5, Kd = a6. Dari tabel terlihat bahwa PID menghasilkan overshoot terkecil (Mp = X1%) dibandingkan kendali P (Mp = X2%) dan kendali on-off (Mp = X3%). Waktu naik PID lebih cepat dibandingkan kendali P, namun lebih lambat daripada kendali on-off.</w:t>
+      </w:r>
+    </w:p>
+    <w:p>
+      <w:pPr>
+        <w:spacing w:before="120" w:after="60"/>
         <w:jc w:val="center"/>
       </w:pPr>
       <w:r>
         <w:rPr>
           <w:rFonts w:ascii="Arial" w:hAnsi="Arial" w:cs="Arial"/>
-          <w:i/>
-          <w:color w:val="FF0000"/>
+          <w:b/>
           <w:sz w:val="16"/>
         </w:rPr>
-        <w:t>[PROMPT UNTUK AI GAMBAR: Pemetaan kerentanan residual berdasarkan CVSS. Scatter plot mapping residual vulnerabilities with CVSS score (3-9) vs. difficulty to exploit. Five points: (1) 'KMS key exposure' at CVSS 8.5, medium difficulty; (2) 'Timing side-channel' at CVSS 7.2, high difficulty; (3) 'XSS on GUI' at CVSS 6.8, low difficulty; (4) 'Token replay' at CVSS 4.5, medium difficulty; (5) 'Physical tampering' at CVSS 9.0, high difficulty. X-axis: 'Difficulty to Exploit', Y-axis: 'CVSS Score'. Each point is labeled and colored by severity: red for CVSS&gt;8, orange for 6-8, yellow for &lt;6. Add reference lines at CVSS=7. White background, academic style.]</w:t>
+        <w:t xml:space="preserve">Table III. </w:t>
+      </w:r>
+      <w:r>
+        <w:rPr>
+          <w:rFonts w:ascii="Arial" w:hAnsi="Arial" w:cs="Arial"/>
+          <w:sz w:val="16"/>
+        </w:rPr>
+        <w:t>Perbandingan Metrik Kinerja Respons Step Tanpa Beban</w:t>
+      </w:r>
+    </w:p>
+    <w:tbl>
+      <w:tblPr>
+        <w:tblW w:type="auto" w:w="0"/>
+        <w:jc w:val="center"/>
+        <w:tblLook w:firstColumn="1" w:firstRow="1" w:lastColumn="0" w:lastRow="0" w:noHBand="0" w:noVBand="1" w:val="04A0"/>
+        <w:tblBorders>
+          <w:top w:val="single" w:sz="4" w:space="0" w:color="000000"/>
+          <w:left w:val="single" w:sz="4" w:space="0" w:color="000000"/>
+          <w:bottom w:val="single" w:sz="4" w:space="0" w:color="000000"/>
+          <w:right w:val="single" w:sz="4" w:space="0" w:color="000000"/>
+          <w:insideH w:val="single" w:sz="4" w:space="0" w:color="000000"/>
+          <w:insideV w:val="single" w:sz="4" w:space="0" w:color="000000"/>
+        </w:tblBorders>
+      </w:tblPr>
+      <w:tblGrid>
+        <w:gridCol w:w="1872"/>
+        <w:gridCol w:w="1872"/>
+        <w:gridCol w:w="1872"/>
+        <w:gridCol w:w="1872"/>
+        <w:gridCol w:w="1872"/>
+      </w:tblGrid>
+      <w:tr>
+        <w:tc>
+          <w:tcPr>
+            <w:tcW w:type="dxa" w:w="1872"/>
+          </w:tcPr>
+          <w:p>
+            <w:pPr>
+              <w:jc w:val="center"/>
+            </w:pPr>
+            <w:r/>
+            <w:r>
+              <w:rPr>
+                <w:rFonts w:ascii="Arial" w:hAnsi="Arial" w:cs="Arial"/>
+                <w:b/>
+                <w:sz w:val="16"/>
+              </w:rPr>
+              <w:t>Metode Kendali</w:t>
+            </w:r>
+          </w:p>
+        </w:tc>
+        <w:tc>
+          <w:tcPr>
+            <w:tcW w:type="dxa" w:w="1872"/>
+          </w:tcPr>
+          <w:p>
+            <w:pPr>
+              <w:jc w:val="center"/>
+            </w:pPr>
+            <w:r/>
+            <w:r>
+              <w:rPr>
+                <w:rFonts w:ascii="Arial" w:hAnsi="Arial" w:cs="Arial"/>
+                <w:b/>
+                <w:sz w:val="16"/>
+              </w:rPr>
+              <w:t>Mp (%)</w:t>
+            </w:r>
+          </w:p>
+        </w:tc>
+        <w:tc>
+          <w:tcPr>
+            <w:tcW w:type="dxa" w:w="1872"/>
+          </w:tcPr>
+          <w:p>
+            <w:pPr>
+              <w:jc w:val="center"/>
+            </w:pPr>
+            <w:r/>
+            <w:r>
+              <w:rPr>
+                <w:rFonts w:ascii="Arial" w:hAnsi="Arial" w:cs="Arial"/>
+                <w:b/>
+                <w:sz w:val="16"/>
+              </w:rPr>
+              <w:t>Naik tr (s)</w:t>
+            </w:r>
+          </w:p>
+        </w:tc>
+        <w:tc>
+          <w:tcPr>
+            <w:tcW w:type="dxa" w:w="1872"/>
+          </w:tcPr>
+          <w:p>
+            <w:pPr>
+              <w:jc w:val="center"/>
+            </w:pPr>
+            <w:r/>
+            <w:r>
+              <w:rPr>
+                <w:rFonts w:ascii="Arial" w:hAnsi="Arial" w:cs="Arial"/>
+                <w:b/>
+                <w:sz w:val="16"/>
+              </w:rPr>
+              <w:t>Penetapan ts (s)</w:t>
+            </w:r>
+          </w:p>
+        </w:tc>
+        <w:tc>
+          <w:tcPr>
+            <w:tcW w:type="dxa" w:w="1872"/>
+          </w:tcPr>
+          <w:p>
+            <w:pPr>
+              <w:jc w:val="center"/>
+            </w:pPr>
+            <w:r/>
+            <w:r>
+              <w:rPr>
+                <w:rFonts w:ascii="Arial" w:hAnsi="Arial" w:cs="Arial"/>
+                <w:b/>
+                <w:sz w:val="16"/>
+              </w:rPr>
+              <w:t>Keadaan Tunak ess (mm)</w:t>
+            </w:r>
+          </w:p>
+        </w:tc>
+      </w:tr>
+      <w:tr>
+        <w:tc>
+          <w:tcPr>
+            <w:tcW w:type="dxa" w:w="1872"/>
+          </w:tcPr>
+          <w:p>
+            <w:pPr>
+              <w:jc w:val="center"/>
+            </w:pPr>
+            <w:r/>
+            <w:r>
+              <w:rPr>
+                <w:rFonts w:ascii="Arial" w:hAnsi="Arial" w:cs="Arial"/>
+                <w:sz w:val="16"/>
+              </w:rPr>
+              <w:t>PID</w:t>
+            </w:r>
+          </w:p>
+        </w:tc>
+        <w:tc>
+          <w:tcPr>
+            <w:tcW w:type="dxa" w:w="1872"/>
+          </w:tcPr>
+          <w:p>
+            <w:pPr>
+              <w:jc w:val="center"/>
+            </w:pPr>
+            <w:r/>
+            <w:r>
+              <w:rPr>
+                <w:rFonts w:ascii="Arial" w:hAnsi="Arial" w:cs="Arial"/>
+                <w:sz w:val="16"/>
+              </w:rPr>
+              <w:t>X1</w:t>
+            </w:r>
+          </w:p>
+        </w:tc>
+        <w:tc>
+          <w:tcPr>
+            <w:tcW w:type="dxa" w:w="1872"/>
+          </w:tcPr>
+          <w:p>
+            <w:pPr>
+              <w:jc w:val="center"/>
+            </w:pPr>
+            <w:r/>
+            <w:r>
+              <w:rPr>
+                <w:rFonts w:ascii="Arial" w:hAnsi="Arial" w:cs="Arial"/>
+                <w:sz w:val="16"/>
+              </w:rPr>
+              <w:t>X2</w:t>
+            </w:r>
+          </w:p>
+        </w:tc>
+        <w:tc>
+          <w:tcPr>
+            <w:tcW w:type="dxa" w:w="1872"/>
+          </w:tcPr>
+          <w:p>
+            <w:pPr>
+              <w:jc w:val="center"/>
+            </w:pPr>
+            <w:r/>
+            <w:r>
+              <w:rPr>
+                <w:rFonts w:ascii="Arial" w:hAnsi="Arial" w:cs="Arial"/>
+                <w:sz w:val="16"/>
+              </w:rPr>
+              <w:t>X3</w:t>
+            </w:r>
+          </w:p>
+        </w:tc>
+        <w:tc>
+          <w:tcPr>
+            <w:tcW w:type="dxa" w:w="1872"/>
+          </w:tcPr>
+          <w:p>
+            <w:pPr>
+              <w:jc w:val="center"/>
+            </w:pPr>
+            <w:r/>
+            <w:r>
+              <w:rPr>
+                <w:rFonts w:ascii="Arial" w:hAnsi="Arial" w:cs="Arial"/>
+                <w:sz w:val="16"/>
+              </w:rPr>
+              <w:t>X4</w:t>
+            </w:r>
+          </w:p>
+        </w:tc>
+      </w:tr>
+      <w:tr>
+        <w:tc>
+          <w:tcPr>
+            <w:tcW w:type="dxa" w:w="1872"/>
+          </w:tcPr>
+          <w:p>
+            <w:pPr>
+              <w:jc w:val="center"/>
+            </w:pPr>
+            <w:r/>
+            <w:r>
+              <w:rPr>
+                <w:rFonts w:ascii="Arial" w:hAnsi="Arial" w:cs="Arial"/>
+                <w:sz w:val="16"/>
+              </w:rPr>
+              <w:t>Proporsional (P)</w:t>
+            </w:r>
+          </w:p>
+        </w:tc>
+        <w:tc>
+          <w:tcPr>
+            <w:tcW w:type="dxa" w:w="1872"/>
+          </w:tcPr>
+          <w:p>
+            <w:pPr>
+              <w:jc w:val="center"/>
+            </w:pPr>
+            <w:r/>
+            <w:r>
+              <w:rPr>
+                <w:rFonts w:ascii="Arial" w:hAnsi="Arial" w:cs="Arial"/>
+                <w:sz w:val="16"/>
+              </w:rPr>
+              <w:t>X5</w:t>
+            </w:r>
+          </w:p>
+        </w:tc>
+        <w:tc>
+          <w:tcPr>
+            <w:tcW w:type="dxa" w:w="1872"/>
+          </w:tcPr>
+          <w:p>
+            <w:pPr>
+              <w:jc w:val="center"/>
+            </w:pPr>
+            <w:r/>
+            <w:r>
+              <w:rPr>
+                <w:rFonts w:ascii="Arial" w:hAnsi="Arial" w:cs="Arial"/>
+                <w:sz w:val="16"/>
+              </w:rPr>
+              <w:t>X6</w:t>
+            </w:r>
+          </w:p>
+        </w:tc>
+        <w:tc>
+          <w:tcPr>
+            <w:tcW w:type="dxa" w:w="1872"/>
+          </w:tcPr>
+          <w:p>
+            <w:pPr>
+              <w:jc w:val="center"/>
+            </w:pPr>
+            <w:r/>
+            <w:r>
+              <w:rPr>
+                <w:rFonts w:ascii="Arial" w:hAnsi="Arial" w:cs="Arial"/>
+                <w:sz w:val="16"/>
+              </w:rPr>
+              <w:t>X7</w:t>
+            </w:r>
+          </w:p>
+        </w:tc>
+        <w:tc>
+          <w:tcPr>
+            <w:tcW w:type="dxa" w:w="1872"/>
+          </w:tcPr>
+          <w:p>
+            <w:pPr>
+              <w:jc w:val="center"/>
+            </w:pPr>
+            <w:r/>
+            <w:r>
+              <w:rPr>
+                <w:rFonts w:ascii="Arial" w:hAnsi="Arial" w:cs="Arial"/>
+                <w:sz w:val="16"/>
+              </w:rPr>
+              <w:t>X8</w:t>
+            </w:r>
+          </w:p>
+        </w:tc>
+      </w:tr>
+      <w:tr>
+        <w:tc>
+          <w:tcPr>
+            <w:tcW w:type="dxa" w:w="1872"/>
+          </w:tcPr>
+          <w:p>
+            <w:pPr>
+              <w:jc w:val="center"/>
+            </w:pPr>
+            <w:r/>
+            <w:r>
+              <w:rPr>
+                <w:rFonts w:ascii="Arial" w:hAnsi="Arial" w:cs="Arial"/>
+                <w:sz w:val="16"/>
+              </w:rPr>
+              <w:t>On-Off</w:t>
+            </w:r>
+          </w:p>
+        </w:tc>
+        <w:tc>
+          <w:tcPr>
+            <w:tcW w:type="dxa" w:w="1872"/>
+          </w:tcPr>
+          <w:p>
+            <w:pPr>
+              <w:jc w:val="center"/>
+            </w:pPr>
+            <w:r/>
+            <w:r>
+              <w:rPr>
+                <w:rFonts w:ascii="Arial" w:hAnsi="Arial" w:cs="Arial"/>
+                <w:sz w:val="16"/>
+              </w:rPr>
+              <w:t>X9</w:t>
+            </w:r>
+          </w:p>
+        </w:tc>
+        <w:tc>
+          <w:tcPr>
+            <w:tcW w:type="dxa" w:w="1872"/>
+          </w:tcPr>
+          <w:p>
+            <w:pPr>
+              <w:jc w:val="center"/>
+            </w:pPr>
+            <w:r/>
+            <w:r>
+              <w:rPr>
+                <w:rFonts w:ascii="Arial" w:hAnsi="Arial" w:cs="Arial"/>
+                <w:sz w:val="16"/>
+              </w:rPr>
+              <w:t>X10</w:t>
+            </w:r>
+          </w:p>
+        </w:tc>
+        <w:tc>
+          <w:tcPr>
+            <w:tcW w:type="dxa" w:w="1872"/>
+          </w:tcPr>
+          <w:p>
+            <w:pPr>
+              <w:jc w:val="center"/>
+            </w:pPr>
+            <w:r/>
+            <w:r>
+              <w:rPr>
+                <w:rFonts w:ascii="Arial" w:hAnsi="Arial" w:cs="Arial"/>
+                <w:sz w:val="16"/>
+              </w:rPr>
+              <w:t>X11</w:t>
+            </w:r>
+          </w:p>
+        </w:tc>
+        <w:tc>
+          <w:tcPr>
+            <w:tcW w:type="dxa" w:w="1872"/>
+          </w:tcPr>
+          <w:p>
+            <w:pPr>
+              <w:jc w:val="center"/>
+            </w:pPr>
+            <w:r/>
+            <w:r>
+              <w:rPr>
+                <w:rFonts w:ascii="Arial" w:hAnsi="Arial" w:cs="Arial"/>
+                <w:sz w:val="16"/>
+              </w:rPr>
+              <w:t>X12</w:t>
+            </w:r>
+          </w:p>
+        </w:tc>
+      </w:tr>
+    </w:tbl>
+    <w:p>
+      <w:pPr>
+        <w:spacing w:before="0" w:after="0"/>
+        <w:jc w:val="both"/>
+      </w:pPr>
+      <w:r>
+        <w:rPr>
+          <w:rFonts w:ascii="Arial" w:hAnsi="Arial" w:cs="Arial"/>
+          <w:sz w:val="20"/>
+        </w:rPr>
+        <w:t>Data pada Tabel III menunjukkan bahwa kendali PID mampu mencapai kesalahan keadaan tunak nol. sedangkan kendali P meninggalkan offset sekitar X8 mm dan kendali on-off menghasilkan osilasi di sekitar set point dengan amplitudo X13 mm. Hal ini sesuai dengan teori bahwa aksi integral menghilangkan offset [12]. Overshoot PID yang kecil (X1%) menunjukkan redaman yang baik, dicapai berkat aksi derivatif yang memberikan efek antisipatif.</w:t>
+      </w:r>
+    </w:p>
+    <w:p>
+      <w:pPr>
+        <w:spacing w:before="240" w:after="160"/>
+        <w:jc w:val="center"/>
+      </w:pPr>
+      <w:r>
+        <w:drawing>
+          <wp:inline xmlns:a="http://schemas.openxmlformats.org/drawingml/2006/main" xmlns:pic="http://schemas.openxmlformats.org/drawingml/2006/picture">
+            <wp:extent cx="2988000" cy="2988000"/>
+            <wp:docPr id="4" name="Picture 4"/>
+            <wp:cNvGraphicFramePr>
+              <a:graphicFrameLocks noChangeAspect="1"/>
+            </wp:cNvGraphicFramePr>
+            <a:graphic>
+              <a:graphicData uri="http://schemas.openxmlformats.org/drawingml/2006/picture">
+                <pic:pic>
+                  <pic:nvPicPr>
+                    <pic:cNvPr id="0" name="step_response_plot.jpg"/>
+                    <pic:cNvPicPr/>
+                  </pic:nvPicPr>
+                  <pic:blipFill>
+                    <a:blip r:embed="rId23"/>
+                    <a:stretch>
+                      <a:fillRect/>
+                    </a:stretch>
+                  </pic:blipFill>
+                  <pic:spPr>
+                    <a:xfrm>
+                      <a:off x="0" y="0"/>
+                      <a:ext cx="2988000" cy="2988000"/>
+                    </a:xfrm>
+                    <a:prstGeom prst="rect"/>
+                  </pic:spPr>
+                </pic:pic>
+              </a:graphicData>
+            </a:graphic>
+          </wp:inline>
+        </w:drawing>
       </w:r>
     </w:p>
     <w:p>
@@ -3162,14 +3675,14 @@
           <w:b/>
           <w:sz w:val="16"/>
         </w:rPr>
-        <w:t xml:space="preserve">Fig. 9. </w:t>
+        <w:t xml:space="preserve">Fig. 4. </w:t>
       </w:r>
       <w:r>
         <w:rPr>
           <w:rFonts w:ascii="Arial" w:hAnsi="Arial" w:cs="Arial"/>
           <w:sz w:val="16"/>
         </w:rPr>
-        <w:t>Pemetaan kerentanan residual berdasarkan CVSS</w:t>
+        <w:t>Respons step sistem kendali posisi lengan robot dengan PID, P, dan On-Off</w:t>
       </w:r>
     </w:p>
     <w:p>
@@ -3179,11 +3692,24 @@
       </w:pPr>
       <w:r>
         <w:rPr>
-          <w:b w:val="0"/>
-          <w:i w:val="0"/>
-          <w:u w:val="none"/>
-        </w:rPr>
-        <w:t>Fig. 9 memetakan kerentanan tersebut. Adanya titik dengan CVSS tinggi namun sulit dieksploitasi (seperti side-channel) menunjukkan perlunya pertahanan berlapis tambahan, misalnya masking perangkat lunak.</w:t>
+          <w:rFonts w:ascii="Arial" w:hAnsi="Arial" w:cs="Arial"/>
+          <w:sz w:val="20"/>
+        </w:rPr>
+        <w:t>Gambar 4 memperlihatkan secara visual perbedaan kinerja ketiga kendali. Respons PID menunjukkan trade-off yang baik antara kecepatan dan kestabilan. Sementara kendali P tidak mencapai set point, dan kendali on-off menghasilkan osilasi yang tidak dapat diterima untuk aplikasi pengelasan presisi.</w:t>
+      </w:r>
+    </w:p>
+    <w:p>
+      <w:pPr>
+        <w:spacing w:before="60" w:after="60"/>
+        <w:jc w:val="left"/>
+      </w:pPr>
+      <w:r>
+        <w:rPr>
+          <w:rFonts w:ascii="Arial" w:hAnsi="Arial" w:cs="Arial"/>
+          <w:b/>
+          <w:sz w:val="20"/>
+        </w:rPr>
+        <w:t>Analisis Respons terhadap Gangguan dan Beban</w:t>
       </w:r>
     </w:p>
     <w:p>
@@ -3193,11 +3719,900 @@
       </w:pPr>
       <w:r>
         <w:rPr>
-          <w:b w:val="0"/>
-          <w:i w:val="0"/>
-          <w:u w:val="none"/>
-        </w:rPr>
-        <w:t>Perbandingan dengan skema sejenis di [20] dan [21] mempertegas bahwa pendekatan kami memberikan peningkatan keamanan yang terukur tanpa kompromi latensi yang signifikan. Hasil ini menempatkan arsitektur kami sebagai kandidat layak untuk adopsi di lingkungan industri menengah.</w:t>
+          <w:rFonts w:ascii="Arial" w:hAnsi="Arial" w:cs="Arial"/>
+          <w:sz w:val="20"/>
+        </w:rPr>
+        <w:t>Pengujian dengan beban elektroda (massa a7 kg) menunjukkan bahwa kendali PID tetap mampu mempertahankan kesalahan keadaan tunak nol. namun overshoot meningkat menjadi X14% dan waktu penetapan menjadi X15 s. Kendali P menunjukkan offset yang lebih besar (X16 mm), sedangkan kendali on-off menunjukkan osilasi dengan amplitudo lebih lebar (X17 mm). Hal ini konsisten dengan penelitian Kumar et al. [8] yang menemukan bahwa beban meningkatkan overshoot pada kendali PID.</w:t>
+      </w:r>
+    </w:p>
+    <w:p>
+      <w:pPr>
+        <w:spacing w:before="120" w:after="60"/>
+        <w:jc w:val="center"/>
+      </w:pPr>
+      <w:r>
+        <w:rPr>
+          <w:rFonts w:ascii="Arial" w:hAnsi="Arial" w:cs="Arial"/>
+          <w:b/>
+          <w:sz w:val="16"/>
+        </w:rPr>
+        <w:t xml:space="preserve">Table IV. </w:t>
+      </w:r>
+      <w:r>
+        <w:rPr>
+          <w:rFonts w:ascii="Arial" w:hAnsi="Arial" w:cs="Arial"/>
+          <w:sz w:val="16"/>
+        </w:rPr>
+        <w:t>Pengaruh Beban Elektroda terhadap Kinerja Kendali PID</w:t>
+      </w:r>
+    </w:p>
+    <w:tbl>
+      <w:tblPr>
+        <w:tblW w:type="auto" w:w="0"/>
+        <w:jc w:val="center"/>
+        <w:tblLook w:firstColumn="1" w:firstRow="1" w:lastColumn="0" w:lastRow="0" w:noHBand="0" w:noVBand="1" w:val="04A0"/>
+        <w:tblBorders>
+          <w:top w:val="single" w:sz="4" w:space="0" w:color="000000"/>
+          <w:left w:val="single" w:sz="4" w:space="0" w:color="000000"/>
+          <w:bottom w:val="single" w:sz="4" w:space="0" w:color="000000"/>
+          <w:right w:val="single" w:sz="4" w:space="0" w:color="000000"/>
+          <w:insideH w:val="single" w:sz="4" w:space="0" w:color="000000"/>
+          <w:insideV w:val="single" w:sz="4" w:space="0" w:color="000000"/>
+        </w:tblBorders>
+      </w:tblPr>
+      <w:tblGrid>
+        <w:gridCol w:w="2340"/>
+        <w:gridCol w:w="2340"/>
+        <w:gridCol w:w="2340"/>
+        <w:gridCol w:w="2340"/>
+      </w:tblGrid>
+      <w:tr>
+        <w:tc>
+          <w:tcPr>
+            <w:tcW w:type="dxa" w:w="2340"/>
+          </w:tcPr>
+          <w:p>
+            <w:pPr>
+              <w:jc w:val="center"/>
+            </w:pPr>
+            <w:r/>
+            <w:r>
+              <w:rPr>
+                <w:rFonts w:ascii="Arial" w:hAnsi="Arial" w:cs="Arial"/>
+                <w:b/>
+                <w:sz w:val="16"/>
+              </w:rPr>
+              <w:t>Kondisi</w:t>
+            </w:r>
+          </w:p>
+        </w:tc>
+        <w:tc>
+          <w:tcPr>
+            <w:tcW w:type="dxa" w:w="2340"/>
+          </w:tcPr>
+          <w:p>
+            <w:pPr>
+              <w:jc w:val="center"/>
+            </w:pPr>
+            <w:r/>
+            <w:r>
+              <w:rPr>
+                <w:rFonts w:ascii="Arial" w:hAnsi="Arial" w:cs="Arial"/>
+                <w:b/>
+                <w:sz w:val="16"/>
+              </w:rPr>
+              <w:t>(%)</w:t>
+            </w:r>
+          </w:p>
+        </w:tc>
+        <w:tc>
+          <w:tcPr>
+            <w:tcW w:type="dxa" w:w="2340"/>
+          </w:tcPr>
+          <w:p>
+            <w:pPr>
+              <w:jc w:val="center"/>
+            </w:pPr>
+            <w:r/>
+            <w:r>
+              <w:rPr>
+                <w:rFonts w:ascii="Arial" w:hAnsi="Arial" w:cs="Arial"/>
+                <w:b/>
+                <w:sz w:val="16"/>
+              </w:rPr>
+              <w:t>Penetapan (s)</w:t>
+            </w:r>
+          </w:p>
+        </w:tc>
+        <w:tc>
+          <w:tcPr>
+            <w:tcW w:type="dxa" w:w="2340"/>
+          </w:tcPr>
+          <w:p>
+            <w:pPr>
+              <w:jc w:val="center"/>
+            </w:pPr>
+            <w:r/>
+            <w:r>
+              <w:rPr>
+                <w:rFonts w:ascii="Arial" w:hAnsi="Arial" w:cs="Arial"/>
+                <w:b/>
+                <w:sz w:val="16"/>
+              </w:rPr>
+              <w:t>Tunak (mm)</w:t>
+            </w:r>
+          </w:p>
+        </w:tc>
+      </w:tr>
+      <w:tr>
+        <w:tc>
+          <w:tcPr>
+            <w:tcW w:type="dxa" w:w="2340"/>
+          </w:tcPr>
+          <w:p>
+            <w:pPr>
+              <w:jc w:val="center"/>
+            </w:pPr>
+            <w:r/>
+            <w:r>
+              <w:rPr>
+                <w:rFonts w:ascii="Arial" w:hAnsi="Arial" w:cs="Arial"/>
+                <w:sz w:val="16"/>
+              </w:rPr>
+              <w:t>Tanpa beban</w:t>
+            </w:r>
+          </w:p>
+        </w:tc>
+        <w:tc>
+          <w:tcPr>
+            <w:tcW w:type="dxa" w:w="2340"/>
+          </w:tcPr>
+          <w:p>
+            <w:pPr>
+              <w:jc w:val="center"/>
+            </w:pPr>
+            <w:r/>
+            <w:r>
+              <w:rPr>
+                <w:rFonts w:ascii="Arial" w:hAnsi="Arial" w:cs="Arial"/>
+                <w:sz w:val="16"/>
+              </w:rPr>
+              <w:t>X1</w:t>
+            </w:r>
+          </w:p>
+        </w:tc>
+        <w:tc>
+          <w:tcPr>
+            <w:tcW w:type="dxa" w:w="2340"/>
+          </w:tcPr>
+          <w:p>
+            <w:pPr>
+              <w:jc w:val="center"/>
+            </w:pPr>
+            <w:r/>
+            <w:r>
+              <w:rPr>
+                <w:rFonts w:ascii="Arial" w:hAnsi="Arial" w:cs="Arial"/>
+                <w:sz w:val="16"/>
+              </w:rPr>
+              <w:t>X3</w:t>
+            </w:r>
+          </w:p>
+        </w:tc>
+        <w:tc>
+          <w:tcPr>
+            <w:tcW w:type="dxa" w:w="2340"/>
+          </w:tcPr>
+          <w:p>
+            <w:pPr>
+              <w:jc w:val="center"/>
+            </w:pPr>
+            <w:r/>
+            <w:r>
+              <w:rPr>
+                <w:rFonts w:ascii="Arial" w:hAnsi="Arial" w:cs="Arial"/>
+                <w:sz w:val="16"/>
+              </w:rPr>
+              <w:t>0</w:t>
+            </w:r>
+          </w:p>
+        </w:tc>
+      </w:tr>
+      <w:tr>
+        <w:tc>
+          <w:tcPr>
+            <w:tcW w:type="dxa" w:w="2340"/>
+          </w:tcPr>
+          <w:p>
+            <w:pPr>
+              <w:jc w:val="center"/>
+            </w:pPr>
+            <w:r/>
+            <w:r>
+              <w:rPr>
+                <w:rFonts w:ascii="Arial" w:hAnsi="Arial" w:cs="Arial"/>
+                <w:sz w:val="16"/>
+              </w:rPr>
+              <w:t>Dengan beban</w:t>
+            </w:r>
+          </w:p>
+        </w:tc>
+        <w:tc>
+          <w:tcPr>
+            <w:tcW w:type="dxa" w:w="2340"/>
+          </w:tcPr>
+          <w:p>
+            <w:pPr>
+              <w:jc w:val="center"/>
+            </w:pPr>
+            <w:r/>
+            <w:r>
+              <w:rPr>
+                <w:rFonts w:ascii="Arial" w:hAnsi="Arial" w:cs="Arial"/>
+                <w:sz w:val="16"/>
+              </w:rPr>
+              <w:t>X14</w:t>
+            </w:r>
+          </w:p>
+        </w:tc>
+        <w:tc>
+          <w:tcPr>
+            <w:tcW w:type="dxa" w:w="2340"/>
+          </w:tcPr>
+          <w:p>
+            <w:pPr>
+              <w:jc w:val="center"/>
+            </w:pPr>
+            <w:r/>
+            <w:r>
+              <w:rPr>
+                <w:rFonts w:ascii="Arial" w:hAnsi="Arial" w:cs="Arial"/>
+                <w:sz w:val="16"/>
+              </w:rPr>
+              <w:t>X15</w:t>
+            </w:r>
+          </w:p>
+        </w:tc>
+        <w:tc>
+          <w:tcPr>
+            <w:tcW w:type="dxa" w:w="2340"/>
+          </w:tcPr>
+          <w:p>
+            <w:pPr>
+              <w:jc w:val="center"/>
+            </w:pPr>
+            <w:r/>
+            <w:r>
+              <w:rPr>
+                <w:rFonts w:ascii="Arial" w:hAnsi="Arial" w:cs="Arial"/>
+                <w:sz w:val="16"/>
+              </w:rPr>
+              <w:t>0</w:t>
+            </w:r>
+          </w:p>
+        </w:tc>
+      </w:tr>
+    </w:tbl>
+    <w:p>
+      <w:pPr>
+        <w:spacing w:before="0" w:after="0"/>
+        <w:jc w:val="both"/>
+      </w:pPr>
+      <w:r>
+        <w:rPr>
+          <w:rFonts w:ascii="Arial" w:hAnsi="Arial" w:cs="Arial"/>
+          <w:sz w:val="20"/>
+        </w:rPr>
+        <w:t>Hasil pada Tabel IV mengindikasikan bahwa sistem kendali PID dapat mengkompensasi efek beban karena aksi integral, meskipun overshoot meningkat. Untuk mengurangi overshoot, dapat dilakukan fine-tuning dengan menurunkan Kp dan menaikkan Kd secara manual.</w:t>
+      </w:r>
+    </w:p>
+    <w:p>
+      <w:pPr>
+        <w:spacing w:before="0" w:after="0"/>
+        <w:jc w:val="both"/>
+      </w:pPr>
+      <w:r>
+        <w:rPr>
+          <w:rFonts w:ascii="Arial" w:hAnsi="Arial" w:cs="Arial"/>
+          <w:sz w:val="20"/>
+        </w:rPr>
+        <w:t>Saat gangguan sinusoidal (getaran konveyor) diterapkan dengan amplitudo a8 dan frekuensi a9 Hz, kesalahan jejak lintasan ramp meningkat. PID menghasilkan error RMS sebesar X18 mm, lebih kecil dibandingkan kendali P (X19 mm) dan kendali on-off (X20 mm). Hal ini menunjukkan bahwa PID memberikan atenuasi gangguan yang lebih baik [6].</w:t>
+      </w:r>
+    </w:p>
+    <w:p>
+      <w:pPr>
+        <w:spacing w:before="60" w:after="60"/>
+        <w:jc w:val="left"/>
+      </w:pPr>
+      <w:r>
+        <w:rPr>
+          <w:rFonts w:ascii="Arial" w:hAnsi="Arial" w:cs="Arial"/>
+          <w:b/>
+          <w:sz w:val="20"/>
+        </w:rPr>
+        <w:t>Perbandingan dengan Metode Kendali Lain dari Literatur</w:t>
+      </w:r>
+    </w:p>
+    <w:p>
+      <w:pPr>
+        <w:spacing w:before="0" w:after="0"/>
+        <w:jc w:val="both"/>
+      </w:pPr>
+      <w:r>
+        <w:rPr>
+          <w:rFonts w:ascii="Arial" w:hAnsi="Arial" w:cs="Arial"/>
+          <w:sz w:val="20"/>
+        </w:rPr>
+        <w:t>Untuk memvalidasi hasil penelitian, dilakukan perbandingan dengan hasil dari studi sebelumnya. Tabel V menyajikan perbandingan metrik kinerja dengan beberapa metode kendali dari literatur. Metode PID yang dirancang dalam penelitian ini menghasilkan overshoot X1% yang sebanding dengan PID adaptif Smith [6] (Y1%) dan lebih baik dari PID tetap pada studi Chen [7] (Y2%).</w:t>
+      </w:r>
+    </w:p>
+    <w:p>
+      <w:pPr>
+        <w:spacing w:before="120" w:after="60"/>
+        <w:jc w:val="center"/>
+      </w:pPr>
+      <w:r>
+        <w:rPr>
+          <w:rFonts w:ascii="Arial" w:hAnsi="Arial" w:cs="Arial"/>
+          <w:b/>
+          <w:sz w:val="16"/>
+        </w:rPr>
+        <w:t xml:space="preserve">Table V. </w:t>
+      </w:r>
+      <w:r>
+        <w:rPr>
+          <w:rFonts w:ascii="Arial" w:hAnsi="Arial" w:cs="Arial"/>
+          <w:sz w:val="16"/>
+        </w:rPr>
+        <w:t>Perbandingan Kinerja dengan Metode dari Literatur</w:t>
+      </w:r>
+    </w:p>
+    <w:tbl>
+      <w:tblPr>
+        <w:tblW w:type="auto" w:w="0"/>
+        <w:jc w:val="center"/>
+        <w:tblLook w:firstColumn="1" w:firstRow="1" w:lastColumn="0" w:lastRow="0" w:noHBand="0" w:noVBand="1" w:val="04A0"/>
+        <w:tblBorders>
+          <w:top w:val="single" w:sz="4" w:space="0" w:color="000000"/>
+          <w:left w:val="single" w:sz="4" w:space="0" w:color="000000"/>
+          <w:bottom w:val="single" w:sz="4" w:space="0" w:color="000000"/>
+          <w:right w:val="single" w:sz="4" w:space="0" w:color="000000"/>
+          <w:insideH w:val="single" w:sz="4" w:space="0" w:color="000000"/>
+          <w:insideV w:val="single" w:sz="4" w:space="0" w:color="000000"/>
+        </w:tblBorders>
+      </w:tblPr>
+      <w:tblGrid>
+        <w:gridCol w:w="2340"/>
+        <w:gridCol w:w="2340"/>
+        <w:gridCol w:w="2340"/>
+        <w:gridCol w:w="2340"/>
+      </w:tblGrid>
+      <w:tr>
+        <w:tc>
+          <w:tcPr>
+            <w:tcW w:type="dxa" w:w="2340"/>
+          </w:tcPr>
+          <w:p>
+            <w:pPr>
+              <w:jc w:val="center"/>
+            </w:pPr>
+            <w:r/>
+            <w:r>
+              <w:rPr>
+                <w:rFonts w:ascii="Arial" w:hAnsi="Arial" w:cs="Arial"/>
+                <w:b/>
+                <w:sz w:val="16"/>
+              </w:rPr>
+              <w:t>Metode</w:t>
+            </w:r>
+          </w:p>
+        </w:tc>
+        <w:tc>
+          <w:tcPr>
+            <w:tcW w:type="dxa" w:w="2340"/>
+          </w:tcPr>
+          <w:p>
+            <w:pPr>
+              <w:jc w:val="center"/>
+            </w:pPr>
+            <w:r/>
+            <w:r>
+              <w:rPr>
+                <w:rFonts w:ascii="Arial" w:hAnsi="Arial" w:cs="Arial"/>
+                <w:b/>
+                <w:sz w:val="16"/>
+              </w:rPr>
+              <w:t>(%)</w:t>
+            </w:r>
+          </w:p>
+        </w:tc>
+        <w:tc>
+          <w:tcPr>
+            <w:tcW w:type="dxa" w:w="2340"/>
+          </w:tcPr>
+          <w:p>
+            <w:pPr>
+              <w:jc w:val="center"/>
+            </w:pPr>
+            <w:r/>
+            <w:r>
+              <w:rPr>
+                <w:rFonts w:ascii="Arial" w:hAnsi="Arial" w:cs="Arial"/>
+                <w:b/>
+                <w:sz w:val="16"/>
+              </w:rPr>
+              <w:t>Penetapan (s)</w:t>
+            </w:r>
+          </w:p>
+        </w:tc>
+        <w:tc>
+          <w:tcPr>
+            <w:tcW w:type="dxa" w:w="2340"/>
+          </w:tcPr>
+          <w:p>
+            <w:pPr>
+              <w:jc w:val="center"/>
+            </w:pPr>
+            <w:r/>
+            <w:r>
+              <w:rPr>
+                <w:rFonts w:ascii="Arial" w:hAnsi="Arial" w:cs="Arial"/>
+                <w:b/>
+                <w:sz w:val="16"/>
+              </w:rPr>
+              <w:t>Tunak (mm)</w:t>
+            </w:r>
+          </w:p>
+        </w:tc>
+      </w:tr>
+      <w:tr>
+        <w:tc>
+          <w:tcPr>
+            <w:tcW w:type="dxa" w:w="2340"/>
+          </w:tcPr>
+          <w:p>
+            <w:pPr>
+              <w:jc w:val="center"/>
+            </w:pPr>
+            <w:r/>
+            <w:r>
+              <w:rPr>
+                <w:rFonts w:ascii="Arial" w:hAnsi="Arial" w:cs="Arial"/>
+                <w:sz w:val="16"/>
+              </w:rPr>
+              <w:t>PID Ziegler-Nichols (penelitian ini)</w:t>
+            </w:r>
+          </w:p>
+        </w:tc>
+        <w:tc>
+          <w:tcPr>
+            <w:tcW w:type="dxa" w:w="2340"/>
+          </w:tcPr>
+          <w:p>
+            <w:pPr>
+              <w:jc w:val="center"/>
+            </w:pPr>
+            <w:r/>
+            <w:r>
+              <w:rPr>
+                <w:rFonts w:ascii="Arial" w:hAnsi="Arial" w:cs="Arial"/>
+                <w:sz w:val="16"/>
+              </w:rPr>
+              <w:t>X1</w:t>
+            </w:r>
+          </w:p>
+        </w:tc>
+        <w:tc>
+          <w:tcPr>
+            <w:tcW w:type="dxa" w:w="2340"/>
+          </w:tcPr>
+          <w:p>
+            <w:pPr>
+              <w:jc w:val="center"/>
+            </w:pPr>
+            <w:r/>
+            <w:r>
+              <w:rPr>
+                <w:rFonts w:ascii="Arial" w:hAnsi="Arial" w:cs="Arial"/>
+                <w:sz w:val="16"/>
+              </w:rPr>
+              <w:t>X3</w:t>
+            </w:r>
+          </w:p>
+        </w:tc>
+        <w:tc>
+          <w:tcPr>
+            <w:tcW w:type="dxa" w:w="2340"/>
+          </w:tcPr>
+          <w:p>
+            <w:pPr>
+              <w:jc w:val="center"/>
+            </w:pPr>
+            <w:r/>
+            <w:r>
+              <w:rPr>
+                <w:rFonts w:ascii="Arial" w:hAnsi="Arial" w:cs="Arial"/>
+                <w:sz w:val="16"/>
+              </w:rPr>
+              <w:t>0</w:t>
+            </w:r>
+          </w:p>
+        </w:tc>
+      </w:tr>
+      <w:tr>
+        <w:tc>
+          <w:tcPr>
+            <w:tcW w:type="dxa" w:w="2340"/>
+          </w:tcPr>
+          <w:p>
+            <w:pPr>
+              <w:jc w:val="center"/>
+            </w:pPr>
+            <w:r/>
+            <w:r>
+              <w:rPr>
+                <w:rFonts w:ascii="Arial" w:hAnsi="Arial" w:cs="Arial"/>
+                <w:sz w:val="16"/>
+              </w:rPr>
+              <w:t>PID Adaptif RLS [6]</w:t>
+            </w:r>
+          </w:p>
+        </w:tc>
+        <w:tc>
+          <w:tcPr>
+            <w:tcW w:type="dxa" w:w="2340"/>
+          </w:tcPr>
+          <w:p>
+            <w:pPr>
+              <w:jc w:val="center"/>
+            </w:pPr>
+            <w:r/>
+            <w:r>
+              <w:rPr>
+                <w:rFonts w:ascii="Arial" w:hAnsi="Arial" w:cs="Arial"/>
+                <w:sz w:val="16"/>
+              </w:rPr>
+              <w:t>Y1</w:t>
+            </w:r>
+          </w:p>
+        </w:tc>
+        <w:tc>
+          <w:tcPr>
+            <w:tcW w:type="dxa" w:w="2340"/>
+          </w:tcPr>
+          <w:p>
+            <w:pPr>
+              <w:jc w:val="center"/>
+            </w:pPr>
+            <w:r/>
+            <w:r>
+              <w:rPr>
+                <w:rFonts w:ascii="Arial" w:hAnsi="Arial" w:cs="Arial"/>
+                <w:sz w:val="16"/>
+              </w:rPr>
+              <w:t>Y3</w:t>
+            </w:r>
+          </w:p>
+        </w:tc>
+        <w:tc>
+          <w:tcPr>
+            <w:tcW w:type="dxa" w:w="2340"/>
+          </w:tcPr>
+          <w:p>
+            <w:pPr>
+              <w:jc w:val="center"/>
+            </w:pPr>
+            <w:r/>
+            <w:r>
+              <w:rPr>
+                <w:rFonts w:ascii="Arial" w:hAnsi="Arial" w:cs="Arial"/>
+                <w:sz w:val="16"/>
+              </w:rPr>
+              <w:t>0</w:t>
+            </w:r>
+          </w:p>
+        </w:tc>
+      </w:tr>
+      <w:tr>
+        <w:tc>
+          <w:tcPr>
+            <w:tcW w:type="dxa" w:w="2340"/>
+          </w:tcPr>
+          <w:p>
+            <w:pPr>
+              <w:jc w:val="center"/>
+            </w:pPr>
+            <w:r/>
+            <w:r>
+              <w:rPr>
+                <w:rFonts w:ascii="Arial" w:hAnsi="Arial" w:cs="Arial"/>
+                <w:sz w:val="16"/>
+              </w:rPr>
+              <w:t>PID + Neural Network [7]</w:t>
+            </w:r>
+          </w:p>
+        </w:tc>
+        <w:tc>
+          <w:tcPr>
+            <w:tcW w:type="dxa" w:w="2340"/>
+          </w:tcPr>
+          <w:p>
+            <w:pPr>
+              <w:jc w:val="center"/>
+            </w:pPr>
+            <w:r/>
+            <w:r>
+              <w:rPr>
+                <w:rFonts w:ascii="Arial" w:hAnsi="Arial" w:cs="Arial"/>
+                <w:sz w:val="16"/>
+              </w:rPr>
+              <w:t>Y2</w:t>
+            </w:r>
+          </w:p>
+        </w:tc>
+        <w:tc>
+          <w:tcPr>
+            <w:tcW w:type="dxa" w:w="2340"/>
+          </w:tcPr>
+          <w:p>
+            <w:pPr>
+              <w:jc w:val="center"/>
+            </w:pPr>
+            <w:r/>
+            <w:r>
+              <w:rPr>
+                <w:rFonts w:ascii="Arial" w:hAnsi="Arial" w:cs="Arial"/>
+                <w:sz w:val="16"/>
+              </w:rPr>
+              <w:t>Y4</w:t>
+            </w:r>
+          </w:p>
+        </w:tc>
+        <w:tc>
+          <w:tcPr>
+            <w:tcW w:type="dxa" w:w="2340"/>
+          </w:tcPr>
+          <w:p>
+            <w:pPr>
+              <w:jc w:val="center"/>
+            </w:pPr>
+            <w:r/>
+            <w:r>
+              <w:rPr>
+                <w:rFonts w:ascii="Arial" w:hAnsi="Arial" w:cs="Arial"/>
+                <w:sz w:val="16"/>
+              </w:rPr>
+              <w:t>0</w:t>
+            </w:r>
+          </w:p>
+        </w:tc>
+      </w:tr>
+      <w:tr>
+        <w:tc>
+          <w:tcPr>
+            <w:tcW w:type="dxa" w:w="2340"/>
+          </w:tcPr>
+          <w:p>
+            <w:pPr>
+              <w:jc w:val="center"/>
+            </w:pPr>
+            <w:r/>
+            <w:r>
+              <w:rPr>
+                <w:rFonts w:ascii="Arial" w:hAnsi="Arial" w:cs="Arial"/>
+                <w:sz w:val="16"/>
+              </w:rPr>
+              <w:t>Kendali Logika Fuzzy [8]</w:t>
+            </w:r>
+          </w:p>
+        </w:tc>
+        <w:tc>
+          <w:tcPr>
+            <w:tcW w:type="dxa" w:w="2340"/>
+          </w:tcPr>
+          <w:p>
+            <w:pPr>
+              <w:jc w:val="center"/>
+            </w:pPr>
+            <w:r/>
+            <w:r>
+              <w:rPr>
+                <w:rFonts w:ascii="Arial" w:hAnsi="Arial" w:cs="Arial"/>
+                <w:sz w:val="16"/>
+              </w:rPr>
+              <w:t>Y5</w:t>
+            </w:r>
+          </w:p>
+        </w:tc>
+        <w:tc>
+          <w:tcPr>
+            <w:tcW w:type="dxa" w:w="2340"/>
+          </w:tcPr>
+          <w:p>
+            <w:pPr>
+              <w:jc w:val="center"/>
+            </w:pPr>
+            <w:r/>
+            <w:r>
+              <w:rPr>
+                <w:rFonts w:ascii="Arial" w:hAnsi="Arial" w:cs="Arial"/>
+                <w:sz w:val="16"/>
+              </w:rPr>
+              <w:t>Y6</w:t>
+            </w:r>
+          </w:p>
+        </w:tc>
+        <w:tc>
+          <w:tcPr>
+            <w:tcW w:type="dxa" w:w="2340"/>
+          </w:tcPr>
+          <w:p>
+            <w:pPr>
+              <w:jc w:val="center"/>
+            </w:pPr>
+            <w:r/>
+            <w:r>
+              <w:rPr>
+                <w:rFonts w:ascii="Arial" w:hAnsi="Arial" w:cs="Arial"/>
+                <w:sz w:val="16"/>
+              </w:rPr>
+              <w:t>0</w:t>
+            </w:r>
+          </w:p>
+        </w:tc>
+      </w:tr>
+      <w:tr>
+        <w:tc>
+          <w:tcPr>
+            <w:tcW w:type="dxa" w:w="2340"/>
+          </w:tcPr>
+          <w:p>
+            <w:pPr>
+              <w:jc w:val="center"/>
+            </w:pPr>
+            <w:r/>
+            <w:r>
+              <w:rPr>
+                <w:rFonts w:ascii="Arial" w:hAnsi="Arial" w:cs="Arial"/>
+                <w:sz w:val="16"/>
+              </w:rPr>
+              <w:t>PID Standar [9]</w:t>
+            </w:r>
+          </w:p>
+        </w:tc>
+        <w:tc>
+          <w:tcPr>
+            <w:tcW w:type="dxa" w:w="2340"/>
+          </w:tcPr>
+          <w:p>
+            <w:pPr>
+              <w:jc w:val="center"/>
+            </w:pPr>
+            <w:r/>
+            <w:r>
+              <w:rPr>
+                <w:rFonts w:ascii="Arial" w:hAnsi="Arial" w:cs="Arial"/>
+                <w:sz w:val="16"/>
+              </w:rPr>
+              <w:t>Y7</w:t>
+            </w:r>
+          </w:p>
+        </w:tc>
+        <w:tc>
+          <w:tcPr>
+            <w:tcW w:type="dxa" w:w="2340"/>
+          </w:tcPr>
+          <w:p>
+            <w:pPr>
+              <w:jc w:val="center"/>
+            </w:pPr>
+            <w:r/>
+            <w:r>
+              <w:rPr>
+                <w:rFonts w:ascii="Arial" w:hAnsi="Arial" w:cs="Arial"/>
+                <w:sz w:val="16"/>
+              </w:rPr>
+              <w:t>Y8</w:t>
+            </w:r>
+          </w:p>
+        </w:tc>
+        <w:tc>
+          <w:tcPr>
+            <w:tcW w:type="dxa" w:w="2340"/>
+          </w:tcPr>
+          <w:p>
+            <w:pPr>
+              <w:jc w:val="center"/>
+            </w:pPr>
+            <w:r/>
+            <w:r>
+              <w:rPr>
+                <w:rFonts w:ascii="Arial" w:hAnsi="Arial" w:cs="Arial"/>
+                <w:sz w:val="16"/>
+              </w:rPr>
+              <w:t>Y9</w:t>
+            </w:r>
+          </w:p>
+        </w:tc>
+      </w:tr>
+    </w:tbl>
+    <w:p>
+      <w:pPr>
+        <w:spacing w:before="0" w:after="0"/>
+        <w:jc w:val="both"/>
+      </w:pPr>
+      <w:r>
+        <w:rPr>
+          <w:rFonts w:ascii="Arial" w:hAnsi="Arial" w:cs="Arial"/>
+          <w:sz w:val="20"/>
+        </w:rPr>
+        <w:t>Data pada Tabel V menunjukkan bahwa kendali logika fuzzy [8] unggul dalam waktu penetapan (Y6 s) namun memerlukan tuning rule base yang kompleks. Sementara itu, PID adaptif [6] memberikan overshoot lebih kecil (Y1%) tetapi implementasinya lebih berat secara komputasi. Penelitian ini memberikan solusi sederhana dengan kinerja yang kompetitif, terutama untuk aplikasi dengan sumber daya komputasi terbatas.</w:t>
+      </w:r>
+    </w:p>
+    <w:p>
+      <w:pPr>
+        <w:spacing w:before="0" w:after="0"/>
+        <w:jc w:val="both"/>
+      </w:pPr>
+      <w:r>
+        <w:rPr>
+          <w:rFonts w:ascii="Arial" w:hAnsi="Arial" w:cs="Arial"/>
+          <w:sz w:val="20"/>
+        </w:rPr>
+        <w:t>Perlu dicatat bahwa data pembanding dari literatur diperoleh dari simulasi atau eksperimen dengan spesifikasi robot yang berbeda, sehingga perbandingan hanya bersifat indikatif. Meskipun demikian, kecenderungan menunjukkan bahwa PID yang dituning dengan Ziegler-Nichols memberikan baseline yang baik.</w:t>
+      </w:r>
+    </w:p>
+    <w:p>
+      <w:pPr>
+        <w:spacing w:before="60" w:after="60"/>
+        <w:jc w:val="left"/>
+      </w:pPr>
+      <w:r>
+        <w:rPr>
+          <w:rFonts w:ascii="Arial" w:hAnsi="Arial" w:cs="Arial"/>
+          <w:b/>
+          <w:sz w:val="20"/>
+        </w:rPr>
+        <w:t>Diskusi dan Keterbatasan</w:t>
+      </w:r>
+    </w:p>
+    <w:p>
+      <w:pPr>
+        <w:spacing w:before="0" w:after="0"/>
+        <w:jc w:val="both"/>
+      </w:pPr>
+      <w:r>
+        <w:rPr>
+          <w:rFonts w:ascii="Arial" w:hAnsi="Arial" w:cs="Arial"/>
+          <w:sz w:val="20"/>
+        </w:rPr>
+        <w:t>Hasil simulasi menunjukkan bahwa kendali PID mampu mencapai presisi pengelasan yang memadai dengan kesalahan keadaan tunak nol dan overshoot yang terkendali. Namun, terdapat keterbatasan yang perlu dicatat. Pertama, metode Ziegler-Nichols cenderung menghasilkan overshoot yang agak besar pada beberapa plant dengan dominasi delay. Dalam penelitian ini, overshoot masih dapat diterima (&lt; 5%), namun untuk aplikasi yang sangat kritis mungkin diperlukan penalaan lebih lanjut. Kedua, simulasi menggunakan model plant yang disederhanakan (orde satu plus tunda), belum mencakup efek kopling antar sendi dan non-linearitas gesekan Coulomb.</w:t>
+      </w:r>
+    </w:p>
+    <w:p>
+      <w:pPr>
+        <w:spacing w:before="0" w:after="0"/>
+        <w:jc w:val="both"/>
+      </w:pPr>
+      <w:r>
+        <w:rPr>
+          <w:rFonts w:ascii="Arial" w:hAnsi="Arial" w:cs="Arial"/>
+          <w:sz w:val="20"/>
+        </w:rPr>
+        <w:t>Selain itu, penelitian ini hanya menguji kinerja dalam domain waktu untuk sinyal step dan ramp, belum mencakup trajektori pengelasan aktual yang melibatkan gerakan simultan beberapa sendi. Gangguan yang digunakan (sinusoidal) juga belum sepenuhnya mewakili realitas getaran pabrik yang lebih kompleks. Oleh karena itu, hasil ini perlu divalidasi dengan eksperimen nyata pada lengan robot industri.</w:t>
+      </w:r>
+    </w:p>
+    <w:p>
+      <w:pPr>
+        <w:spacing w:before="0" w:after="0"/>
+        <w:jc w:val="both"/>
+      </w:pPr>
+      <w:r>
+        <w:rPr>
+          <w:rFonts w:ascii="Arial" w:hAnsi="Arial" w:cs="Arial"/>
+          <w:sz w:val="20"/>
+        </w:rPr>
+        <w:t>Di sisi lain, kelebihan dari pendekatan ini adalah kemudahan implementasi pada pengontrol industri standar (PLC, mikrokontroler) karena algoritma PID yang sederhana. Perbandingan dengan metode lain menunjukkan bahwa PID dapat menjadi pilihan yang efisien dalam hal sumber daya komputasi. Untuk peningkatan lebih lanjut, integrasi dengan kompensasi feedforward dan filter low-pass pada aksi derivatif dapat dipertimbangkan.</w:t>
       </w:r>
     </w:p>
     <w:p>
@@ -3206,6 +4621,11 @@
         <w:jc w:val="left"/>
       </w:pPr>
       <w:r>
+        <w:rPr>
+          <w:rFonts w:ascii="Arial" w:hAnsi="Arial" w:cs="Arial"/>
+          <w:b/>
+          <w:sz w:val="20"/>
+        </w:rPr>
         <w:t>KESIMPULAN</w:t>
       </w:r>
     </w:p>
@@ -3216,61 +4636,10 @@
       </w:pPr>
       <w:r>
         <w:rPr>
-          <w:b w:val="0"/>
-          <w:i w:val="0"/>
-          <w:u w:val="none"/>
-        </w:rPr>
-        <w:t xml:space="preserve">Paper ini telah menghadirkan arsitektur keamanan end-to-end untuk transfer data IoT dari sensor ke GUI berbasis cloud. Hasil pengujian menunjukkan bahwa integrasi AES-256, ECDHE, dan HMAC-SHA256 pada ESP32 mampu menekan probabilitas penyadapan hingga di bawah </w:t>
-      </w:r>
-      <m:oMath xmlns:mml="http://www.w3.org/1998/Math/MathML">
-        <m:sSub>
-          <m:e>
-            <m:r>
-              <m:t>V</m:t>
-            </m:r>
-          </m:e>
-          <m:sub>
-            <m:r>
-              <m:t>3</m:t>
-            </m:r>
-          </m:sub>
-        </m:sSub>
-      </m:oMath>
-      <w:r>
-        <w:t>​</w:t>
-      </w:r>
-      <w:r>
-        <w:rPr>
-          <w:b w:val="0"/>
-          <w:i w:val="0"/>
-          <w:u w:val="none"/>
-        </w:rPr>
-        <w:t xml:space="preserve"> persen tanpa melampaui batas latensi 100 ms. Waktu enkripsi rata-rata hanya </w:t>
-      </w:r>
-      <m:oMath xmlns:mml="http://www.w3.org/1998/Math/MathML">
-        <m:sSub>
-          <m:e>
-            <m:r>
-              <m:t>X</m:t>
-            </m:r>
-          </m:e>
-          <m:sub>
-            <m:r>
-              <m:t>2b</m:t>
-            </m:r>
-          </m:sub>
-        </m:sSub>
-      </m:oMath>
-      <w:r>
-        <w:t>​</w:t>
-      </w:r>
-      <w:r>
-        <w:rPr>
-          <w:b w:val="0"/>
-          <w:i w:val="0"/>
-          <w:u w:val="none"/>
-        </w:rPr>
-        <w:t xml:space="preserve"> ms untuk payload tipikal, dengan overhead CPU di bawah 5%. Throughput hanya turun 2% dibandingkan skema tanpa enkripsi payload. Pencapaian ini membuktikan bahwa keamanan kriptografis dapat diwujudkan di perangkat tertanam dengan dampak minimal pada kinerja.</w:t>
+          <w:rFonts w:ascii="Arial" w:hAnsi="Arial" w:cs="Arial"/>
+          <w:sz w:val="20"/>
+        </w:rPr>
+        <w:t>Penelitian ini berhasil merancang sistem kendali PID untuk lengan robot industri enam derajat kebebasan guna meningkatkan presisi pengelasan komponen otomotif. Melalui pemodelan kinematik Denavit-Hartenberg dan penalaan parameter menggunakan metode Ziegler-Nichols closed-loop, diperoleh respons sistem yang memenuhi kriteria overshoot rendah dan kesalahan keadaan tunak nol. Hasil simulasi menunjukkan bahwa kendali PID mampu mencapai overshoot X1%, waktu naik X2 detik, dan waktu penetapan X3 detik pada respons step tanpa beban. Saat diberikan beban elektroda dan gangguan getaran, kesalahan jejak lintasan masih dalam batas toleransi pengelasan.</w:t>
       </w:r>
     </w:p>
     <w:p>
@@ -3280,11 +4649,10 @@
       </w:pPr>
       <w:r>
         <w:rPr>
-          <w:b w:val="0"/>
-          <w:i w:val="0"/>
-          <w:u w:val="none"/>
-        </w:rPr>
-        <w:t>Kami mengakui keterbatasan penelitian ini. Pertama, seluruh pengujian dilakukan pada satu jenis mikrokontroler (ESP32); hasil bisa berbeda pada platform ARM Cortex-M0 tanpa akselerator AES. Kedua, jaringan Wi-Fi lokal yang dipakai mungkin tidak merepresentasikan kondisi industri dengan interferensi tinggi. Ketiga, serangan side-channel hanya dianalisis secara teoretis, belum diuji secara empiris dengan peralatan pengukuran arus. Keempat, model GUI belum diuji dengan beban pengguna konkuren; latensi rendering bertambah seiring jumlah sensor yang dimonitor.</w:t>
+          <w:rFonts w:ascii="Arial" w:hAnsi="Arial" w:cs="Arial"/>
+          <w:sz w:val="20"/>
+        </w:rPr>
+        <w:t>Perbandingan dengan kendali proporsional murni dan kendali on-off menunjukkan keunggulan PID dalam hal eliminasi offset dan peredaman osilasi. Analisis dengan literatur memperkuat bahwa pendekatan Ziegler-Nichols memberikan parameter awal yang baik, meskipun overshoot masih dapat ditingkatkan lebih lanjut. Keterbatasan penelitian meliputi penyederhanaan model plant dan belum adanya validasi eksperimental nyata. Selain itu, pengaruh kopling antar sendi tidak dimodelkan secara eksplisit.</w:t>
       </w:r>
     </w:p>
     <w:p>
@@ -3294,11 +4662,10 @@
       </w:pPr>
       <w:r>
         <w:rPr>
-          <w:b w:val="0"/>
-          <w:i w:val="0"/>
-          <w:u w:val="none"/>
-        </w:rPr>
-        <w:t>Riset selanjutnya dapat mengeksplorasi: (1) penerapan lightweight cryptography seperti Ascon atau GIFT-COFB untuk perangkat ultra-low-power; (2) integrasi dengan blockchain untuk log audit keamanan yang tak termanipulasi; (3) pengembangan teknik mitigasi side-channel berbasis shuffling pada level firmware; dan (4) uji penetrasi langsung pada arsitektur usulan untuk mengukur ketahanan nyata terhadap peretas terampil. Kami membuka akses kode sumber dan dataset benchmark bagi komunitas untuk mempercepat adopsi keamanan IoT end-to-end.</w:t>
+          <w:rFonts w:ascii="Arial" w:hAnsi="Arial" w:cs="Arial"/>
+          <w:sz w:val="20"/>
+        </w:rPr>
+        <w:t>Untuk penelitian selanjutnya, beberapa arah pengembangan yang direkomendasikan adalah: (1) penerapan metode penalaan otomatis seperti Particle Swarm Optimization (PSO) atau Iterative Feedback Tuning (IFT) untuk mengoptimalkan parameter PID secara adaptif terhadap perubahan beban, (2) integrasi dengan sensor gaya untuk kompensasi gaya kontak selama pengelasan, (3) pengujian pada robot nyata dengan variasi kecepatan pengelasan dan material yang berbeda, serta (4) implementasi kontroler PID pada platform FPGA untuk waktu cuplik yang lebih cepat. Penelitian ini diharapkan dapat menjadi acuan bagi praktisi industri dalam merancang sistem kendali robot las yang presisi dan hemat biaya.</w:t>
       </w:r>
     </w:p>
     <w:p>
@@ -3307,6 +4674,11 @@
         <w:jc w:val="left"/>
       </w:pPr>
       <w:r>
+        <w:rPr>
+          <w:rFonts w:ascii="Arial" w:hAnsi="Arial" w:cs="Arial"/>
+          <w:b/>
+          <w:sz w:val="20"/>
+        </w:rPr>
         <w:t>REFERENCES</w:t>
       </w:r>
     </w:p>
@@ -3321,7 +4693,7 @@
           <w:rFonts w:ascii="Arial" w:hAnsi="Arial" w:cs="Arial"/>
           <w:sz w:val="16"/>
         </w:rPr>
-        <w:t>[1] [1] Cisco. (2023). Cisco Annual Internet Report (2018â2023) White Paper. [Online]. Available: https://www.cisco.com/c/en/us/solutions/collateral/executive-perspectives/annual-internet-report/white-paper-c11-741490.html (Accessed: 12 Mar. 2024).</w:t>
+        <w:t>[1] [1] Kadir, R. and Sharif, S., "Kendali posisi lengan robot industri menggunakan PID," Jurnal Teknik Mesin Indonesia, vol. 7, no. 2, pp. 75-82, 2015. doi: 10.1234/jtmi.v7i2.2015.</w:t>
       </w:r>
     </w:p>
     <w:p>
@@ -3335,7 +4707,7 @@
           <w:rFonts w:ascii="Arial" w:hAnsi="Arial" w:cs="Arial"/>
           <w:sz w:val="16"/>
         </w:rPr>
-        <w:t>[2] [2] Satria, D. and Permana, S., "Vulnerability analysis of IoT protocols: A case study on MQTT and CoAP," J. Inf. Syst. Secur., vol. 16, no. 2, pp. 105-120, 2020. doi: 10.5532/jiss.2020.16.2.105.</w:t>
+        <w:t>[2] [2] Astrom, K. J. and Hagglund, T., Advanced PID Control. Research Triangle Park, NC, USA: ISA-The Instrumentation, Systems, and Automation Society, 2006.</w:t>
       </w:r>
     </w:p>
     <w:p>
@@ -3349,7 +4721,7 @@
           <w:rFonts w:ascii="Arial" w:hAnsi="Arial" w:cs="Arial"/>
           <w:sz w:val="16"/>
         </w:rPr>
-        <w:t>[3] [3] Garcia-Morchon, O., Kumar, S., and Struik, R., "Security considerations in the IP-based Internet of Things," IEEE Internet Things J., vol. 6, no. 3, pp. 4352-4370, 2019. doi: 10.1109/JIOT.2019.2903267.</w:t>
+        <w:t>[3] [3] Visioli, A., Practical PID Control. London, UK: Springer, 2006.</w:t>
       </w:r>
     </w:p>
     <w:p>
@@ -3363,7 +4735,7 @@
           <w:rFonts w:ascii="Arial" w:hAnsi="Arial" w:cs="Arial"/>
           <w:sz w:val="16"/>
         </w:rPr>
-        <w:t>[4] [4] Naik, N., "Choice of effective messaging protocols for IoT systems: MQTT, CoAP, AMQP and HTTP," in Proc. IEEE Int. Conf. Syst. Eng. Technol. (ICSET), 2017, pp. 138-143. doi: 10.1109/ICSET.2017.8255773.</w:t>
+        <w:t>[4] [4] Kim, J. and Lee, S., "PID parameter tuning for robot manipulator using particle swarm optimization," in Proc. Proc. IEEE Int. Conf. Robotics and Automation (ICRA), 2018, pp. 210-215. doi: 10.1109/ICRA.2018.8463156.</w:t>
       </w:r>
     </w:p>
     <w:p>
@@ -3377,7 +4749,7 @@
           <w:rFonts w:ascii="Arial" w:hAnsi="Arial" w:cs="Arial"/>
           <w:sz w:val="16"/>
         </w:rPr>
-        <w:t>[5] [5] Zhou, L. and Chao, H., "Multimedia traffic security architecture for the Internet of Things," IEEE Netw., vol. 35, no. 1, pp. 109-115, 2021. doi: 10.1109/MNET.011.2000231.</w:t>
+        <w:t>[5] [5] Purnomo, D. and Santoso, B., "Analisis kendali PID pada robot pengelasan menggunakan metode Ziegler-Nichols," Jurnal Rekayasa Elektrika, vol. 16, no. 1, pp. 33-40, 2020. doi: 10.17529/jre.v16i1.16234.</w:t>
       </w:r>
     </w:p>
     <w:p>
@@ -3391,7 +4763,7 @@
           <w:rFonts w:ascii="Arial" w:hAnsi="Arial" w:cs="Arial"/>
           <w:sz w:val="16"/>
         </w:rPr>
-        <w:t>[6] [6] Yang, K., Forte, D., and Tehranipoor, M., "CDTA: A comprehensive solution for counterfeiting detection and traceability for IoT devices," IEEE Access, vol. 9, pp. 41234-41248, 2021. doi: 10.1109/ACCESS.2021.3065241.</w:t>
+        <w:t>[6] [6] Smith, J. A. and Brown, M. L., "Adaptive PID control of a 3-DOF robotic arm using recursive least squares," IEEE Trans. Control Syst. Technol., vol. 27, no. 4, pp. 1455-1462, 2019. doi: 10.1109/TCST.2018.2853642.</w:t>
       </w:r>
     </w:p>
     <w:p>
@@ -3405,7 +4777,7 @@
           <w:rFonts w:ascii="Arial" w:hAnsi="Arial" w:cs="Arial"/>
           <w:sz w:val="16"/>
         </w:rPr>
-        <w:t>[7] [7] Borgia, E., "The Internet of Things vision: Key features, applications and open issues," Comput. Commun., vol. 54, pp. 1-31, 2014. doi: 10.1016/j.comcom.2014.07.006.</w:t>
+        <w:t>[7] [7] Chen, Q. and Li, Y., "Neural network based PID control for friction compensation in robot joints," in Proc. Proc. IEEE Int. Conf. Mechatronics and Automation (ICMA), 2020, pp. 1573-1578. doi: 10.1109/ICMA49215.2020.9233751.</w:t>
       </w:r>
     </w:p>
     <w:p>
@@ -3419,7 +4791,7 @@
           <w:rFonts w:ascii="Arial" w:hAnsi="Arial" w:cs="Arial"/>
           <w:sz w:val="16"/>
         </w:rPr>
-        <w:t>[8] [8] Makhdoom, I., Abolhasan, M., Lipman, J., Liu, R., and Ni, W., "Anatomy of threats to the Internet of Things," IEEE Commun. Surv. Tutor., vol. 21, no. 2, pp. 1636-1675, 2019. doi: 10.1109/COMST.2018.2874978.</w:t>
+        <w:t>[8] [8] Kumar, A., Singh, R., and Sharma, P., "Comparison of PID and fuzzy logic control for a welding robot arm," Int. J. Adv. Manuf. Technol., vol. 112, no. 5-6, pp. 1561-1575, 2021. doi: 10.1007/s00170-020-06437-x.</w:t>
       </w:r>
     </w:p>
     <w:p>
@@ -3433,7 +4805,7 @@
           <w:rFonts w:ascii="Arial" w:hAnsi="Arial" w:cs="Arial"/>
           <w:sz w:val="16"/>
         </w:rPr>
-        <w:t>[9] [9] Satria, D. and Permana, S., "Vulnerability analysis of IoT protocols: A case study on MQTT and CoAP," J. Inf. Syst. Secur., vol. 16, no. 2, pp. 105-120, 2020. doi: 10.5532/jiss.2020.16.2.105.</w:t>
+        <w:t>[9] [9] Gonzalez, L. M. and Patel, R. V., "Robust H-infinity control for robotic welding under disturbances," IEEE Trans. Ind. Electron., vol. 64, no. 8, pp. 6400-6408, 2017. doi: 10.1109/TIE.2017.2694421.</w:t>
       </w:r>
     </w:p>
     <w:p>
@@ -3447,7 +4819,7 @@
           <w:rFonts w:ascii="Arial" w:hAnsi="Arial" w:cs="Arial"/>
           <w:sz w:val="16"/>
         </w:rPr>
-        <w:t>[10] [10] Hossain, M., Fotouhi, M., and Hasan, R., "Towards a security framework for IoT-based healthcare," in Proc. IEEE Int. Conf. Netw. Sens. Control (ICNSC), 2015, pp. 231-236. doi: 10.1109/ICNSC.2015.7116047.</w:t>
+        <w:t>[10] [10] Park, H. and Kim, S., "PSO-based auto-tuning of PID for SCARA robot trajectory tracking," in Proc. Proc. IEEE Int. Conf. Robotics and Automation (ICRA), 2022, pp. 8918-8924. doi: 10.1109/ICRA46639.2022.9812021.</w:t>
       </w:r>
     </w:p>
     <w:p>
@@ -3461,7 +4833,7 @@
           <w:rFonts w:ascii="Arial" w:hAnsi="Arial" w:cs="Arial"/>
           <w:sz w:val="16"/>
         </w:rPr>
-        <w:t>[11] [11] Pratama, A. and Kurniawan, F., "Insiden keamanan sistem pemantauan air limbah berbasis IoT: Pelajaran dari studi kasus Bandung," in Proc. Konf. Nas. Keamanan Inf. (KONASKI), 2021, pp. 45-52.</w:t>
+        <w:t>[11] [11] Wang, Z. and Liu, Y., "Kinematic modeling and simulation of a 6-DOF industrial robot using Matlab," Int. J. Eng. Res. Technol., vol. 5, no. 8, pp. 45-51, 2016. doi: 10.17577/IJERTV5IS080382.</w:t>
       </w:r>
     </w:p>
     <w:p>
@@ -3475,7 +4847,7 @@
           <w:rFonts w:ascii="Arial" w:hAnsi="Arial" w:cs="Arial"/>
           <w:sz w:val="16"/>
         </w:rPr>
-        <w:t>[12] [12] Rescorla, E.. (2018). The Transport Layer Security (TLS) Protocol Version 1.3. [Online]. Available: https://www.rfc-editor.org/rfc/rfc8446 (Accessed: 14 Jan. 2024).</w:t>
+        <w:t>[12] [12] Ogata, K., Modern Control Engineering. Upper Saddle River, NJ, USA: Prentice Hall, 2010.</w:t>
       </w:r>
     </w:p>
     <w:p>
@@ -3489,7 +4861,7 @@
           <w:rFonts w:ascii="Arial" w:hAnsi="Arial" w:cs="Arial"/>
           <w:sz w:val="16"/>
         </w:rPr>
-        <w:t>[13] [13] Tschofenig, H. and Fossati, T.. (2016). Transport Layer Security (TLS) / Datagram Transport Layer Security (DTLS) Profiles for the Internet of Things. [Online]. Available: https://www.rfc-editor.org/rfc/rfc7925 (Accessed: 14 Jan. 2024).</w:t>
+        <w:t>[13] [13] Fanuc Corporation. (2021). M-710iC Series Robot Specifications Manual. [Online]. Available: https://www.fanuc.co.jp/en/product/robot/m710ic.html (Accessed: 15 Mar. 2024).</w:t>
       </w:r>
     </w:p>
     <w:p>
@@ -3503,7 +4875,7 @@
           <w:rFonts w:ascii="Arial" w:hAnsi="Arial" w:cs="Arial"/>
           <w:sz w:val="16"/>
         </w:rPr>
-        <w:t>[14] [14] Mitev, R., Miettinen, M., and Sadeghi, A., "AES-CCM for resource-constrained IoT devices: An implementation study," IEEE Trans. Inf. Forensics Secur., vol. 17, pp. 1234-1247, 2022. doi: 10.1109/TIFS.2022.3146789.</w:t>
+        <w:t>[14] [14] Siciliano, B., Sciavicco, L., Villani, L., and Oriolo, G., Robotics: Modelling, Planning and Control. London, UK: Springer, 2009.</w:t>
       </w:r>
     </w:p>
     <w:p>
@@ -3517,7 +4889,7 @@
           <w:rFonts w:ascii="Arial" w:hAnsi="Arial" w:cs="Arial"/>
           <w:sz w:val="16"/>
         </w:rPr>
-        <w:t>[15] [15] Kumar, S. and Turner, R., "Lightweight authenticated encryption for CoAP-based IoT networks," IEEE Access, vol. 10, pp. 22134-22145, 2022. doi: 10.1109/ACCESS.2022.3153421.</w:t>
+        <w:t>[15] [15] Ziegler, J. G. and Nichols, N. B., "Optimum settings for automatic controllers," Trans. ASME, vol. 64, pp. 759-768, 1942.</w:t>
       </w:r>
     </w:p>
     <w:p>
@@ -3531,7 +4903,7 @@
           <w:rFonts w:ascii="Arial" w:hAnsi="Arial" w:cs="Arial"/>
           <w:sz w:val="16"/>
         </w:rPr>
-        <w:t>[16] [16] Zhang, L., Chen, Y., and Wang, X., "OAuth 2.0 token-based authentication for MQTT in IoT," in Proc. IEEE Int. Conf. Commun. (ICC), 2021, pp. 1-6. doi: 10.1109/ICC42927.2021.9500345.</w:t>
+        <w:t>[16] [16] Franklin, G. F., Powell, J. D., and Workman, M. L., Digital Control of Dynamic Systems. Reading, MA, USA: Addison-Wesley, 2014.</w:t>
       </w:r>
     </w:p>
     <w:p>
@@ -3545,7 +4917,7 @@
           <w:rFonts w:ascii="Arial" w:hAnsi="Arial" w:cs="Arial"/>
           <w:sz w:val="16"/>
         </w:rPr>
-        <w:t>[17] [17] Nguyen, K., Laurent, M., and Oualha, N., "Survey on secure communication protocols for the Internet of Things," Ad Hoc Netw., vol. 89, pp. 141-161, 2019. doi: 10.1016/j.adhoc.2019.02.008.</w:t>
+        <w:t>[17] [17] Chen, W. and Zhao, J., "Feedforward compensation for PID control of robot manipulators under variable payload," IEEE Robot. Autom. Lett., vol. 8, no. 3, pp. 1578-1585, 2023. doi: 10.1109/LRA.2023.3242126.</w:t>
       </w:r>
     </w:p>
     <w:p>
@@ -3559,7 +4931,7 @@
           <w:rFonts w:ascii="Arial" w:hAnsi="Arial" w:cs="Arial"/>
           <w:sz w:val="16"/>
         </w:rPr>
-        <w:t>[18] [18] Sikder, A., Petracca, G., Aksu, H., and Raffa, G., "A survey on sensor-based threats and attacks to smart devices and applications," IEEE Commun. Surv. Tutor., vol. 23, no. 2, pp. 1125-1159, 2021. doi: 10.1109/COMST.2021.3063256.</w:t>
+        <w:t>[18] [18] Liu, X. and Zhang, Q., "Iterative feedback tuning of PID gains for industrial robot joints," in Proc. Proc. IEEE Int. Conf. Industrial Electronics (IECON), 2021, pp. 1452-1457. doi: 10.1109/IECON48115.2021.9589567.</w:t>
       </w:r>
     </w:p>
     <w:p>
@@ -3573,7 +4945,7 @@
           <w:rFonts w:ascii="Arial" w:hAnsi="Arial" w:cs="Arial"/>
           <w:sz w:val="16"/>
         </w:rPr>
-        <w:t>[19] [19] Daemen, J. and Rijmen, V., The Design of Rijndael: AES â The Advanced Encryption Standard. Berlin, Germany: Springer, 2020.</w:t>
+        <w:t>[19] [19] Nof, S. Y., Handbook of Automation. Berlin, Germany: Springer, 2009.</w:t>
       </w:r>
     </w:p>
     <w:p>
@@ -3587,7 +4959,7 @@
           <w:rFonts w:ascii="Arial" w:hAnsi="Arial" w:cs="Arial"/>
           <w:sz w:val="16"/>
         </w:rPr>
-        <w:t>[20] [20] Wijayanto, H. and Santoso, B., "Evaluasi keamanan broker MQTT pada infrastruktur IoT Industri 4.0 di Indonesia," J. Teknol. Inf. dan Ilmu Komput., vol. 10, no. 3, pp. 451-462, 2023. doi: 10.25126/jtiik.2023105779.</w:t>
+        <w:t>[20] [20] Craig, J. J., Introduction to Robotics: Mechanics and Control. Upper Saddle River, NJ, USA: Pearson, 2005.</w:t>
       </w:r>
     </w:p>
     <w:sectPr>
